--- a/014 fase 4 - report/Final report.docx
+++ b/014 fase 4 - report/Final report.docx
@@ -483,6 +483,28 @@
       </w:r>
       <w:r>
         <w:t xml:space="preserve">kostnad.</w:t>
+      </w:r>
+    </w:p>
+    <w:p>
+      <w:pPr>
+        <w:pStyle w:val="Compact"/>
+        <w:numPr>
+          <w:ilvl w:val="0"/>
+          <w:numId w:val="1001"/>
+        </w:numPr>
+      </w:pPr>
+      <w:r>
+        <w:rPr>
+          <w:b/>
+          <w:bCs/>
+        </w:rPr>
+        <w:t xml:space="preserve">§9.7</w:t>
+      </w:r>
+      <w:r>
+        <w:t xml:space="preserve"> </w:t>
+      </w:r>
+      <w:r>
+        <w:t xml:space="preserve">er ny: refleksjon over utfordringer underveis i fem klynger (data, modell, brukertest, prosess, rapportskriving) med ærlig vurdering av hvilke som ble løst, delvis løst eller forblir åpne. Tidligere §9.7 og §9.8 er flyttet til §9.8 og §9.9.</w:t>
       </w:r>
     </w:p>
     <w:p>
@@ -16914,7 +16936,7 @@
     </w:p>
     <w:bookmarkEnd w:id="77"/>
     <w:bookmarkEnd w:id="78"/>
-    <w:bookmarkStart w:id="94" w:name="diskusjon"/>
+    <w:bookmarkStart w:id="102" w:name="diskusjon"/>
     <w:p>
       <w:pPr>
         <w:pStyle w:val="Heading2"/>
@@ -20403,7 +20425,7 @@
       </w:r>
     </w:p>
     <w:bookmarkEnd w:id="91"/>
-    <w:bookmarkStart w:id="92" w:name="praktiske-implikasjoner"/>
+    <w:bookmarkStart w:id="99" w:name="refleksjon-over-utfordringer-underveis"/>
     <w:p>
       <w:pPr>
         <w:pStyle w:val="Heading3"/>
@@ -20418,7 +20440,7 @@
         <w:tab/>
       </w:r>
       <w:r>
-        <w:t xml:space="preserve">9.7 Praktiske implikasjoner</w:t>
+        <w:t xml:space="preserve">9.7 Refleksjon over utfordringer underveis</w:t>
       </w:r>
     </w:p>
     <w:p>
@@ -20426,81 +20448,1237 @@
         <w:pStyle w:val="FirstParagraph"/>
       </w:pPr>
       <w:r>
-        <w:t xml:space="preserve">For Yachting Operations betyr verktøyet at en agent</w:t>
-      </w:r>
-      <w:r>
-        <w:softHyphen/>
-      </w:r>
-      <w:r>
-        <w:t xml:space="preserve">koordinator på sekunder kan gi yachteier et estimat med tydelig kommunisert spenn i stedet for et magefølelses</w:t>
-      </w:r>
-      <w:r>
-        <w:softHyphen/>
-      </w:r>
-      <w:r>
-        <w:t xml:space="preserve">anslag. På lengre sikt kan loggføring av faktiske anløps</w:t>
-      </w:r>
-      <w:r>
-        <w:softHyphen/>
-      </w:r>
-      <w:r>
-        <w:t xml:space="preserve">kostnader mot estimater drive en automatisk re-treningsløkke, slik at modellen forbedres mot faktiske prestasjoner. På kort sikt — og spesielt før labels for</w:t>
-      </w:r>
-      <w:r>
-        <w:t xml:space="preserve"> </w:t>
-      </w:r>
-      <w:r>
-        <w:rPr>
-          <w:rStyle w:val="VerbatimChar"/>
-        </w:rPr>
-        <w:t xml:space="preserve">guest_experience</w:t>
-      </w:r>
-      <w:r>
-        <w:t xml:space="preserve"> </w:t>
-      </w:r>
-      <w:r>
-        <w:t xml:space="preserve">er innhentet (jf. § 9.5.4 og Vedlegg E) — fungerer override-mekanismene for los, bunkers og provisions som en operasjonell sikkerhets</w:t>
-      </w:r>
-      <w:r>
-        <w:softHyphen/>
-      </w:r>
-      <w:r>
-        <w:t xml:space="preserve">ventil: koordinatoren har et estimat som</w:t>
-      </w:r>
-      <w:r>
-        <w:t xml:space="preserve"> </w:t>
-      </w:r>
-      <w:r>
-        <w:rPr>
-          <w:i/>
-          <w:iCs/>
-        </w:rPr>
-        <w:t xml:space="preserve">kan</w:t>
-      </w:r>
-      <w:r>
-        <w:t xml:space="preserve"> </w:t>
-      </w:r>
-      <w:r>
-        <w:t xml:space="preserve">korrigeres for kjente begrensninger uten å vente på en re-trening.</w:t>
-      </w:r>
-    </w:p>
+        <w:t xml:space="preserve">En forskningsrapport rapporterer typisk det ferdige resultatet og skjuler den iterative prosessen som ledet dit. For en master-rapport som dette — der prosessen i seg selv er en del av læringsutbyttet — er det metodisk relevant å løfte fram utfordringene som dukket opp underveis, hvilke tiltak som ble iverksatt, og om tiltakene faktisk lukket utfordringen. Vi grupperer utfordringene i fem klynger: data, modell, brukertest, prosess og rapportskriving.</w:t>
+      </w:r>
+    </w:p>
+    <w:bookmarkStart w:id="92" w:name="data-utfordringer"/>
+    <w:p>
+      <w:pPr>
+        <w:pStyle w:val="Heading4"/>
+      </w:pPr>
+      <w:r>
+        <w:rPr>
+          <w:rStyle w:val="SectionNumber"/>
+        </w:rPr>
+        <w:t xml:space="preserve">10.7.1</w:t>
+      </w:r>
+      <w:r>
+        <w:tab/>
+      </w:r>
+      <w:r>
+        <w:t xml:space="preserve">9.7.1 Data-utfordringer</w:t>
+      </w:r>
+    </w:p>
+    <w:tbl>
+      <w:tblPr>
+        <w:tblStyle w:val="Table"/>
+        <w:tblW w:type="pct" w:w="5000"/>
+        <w:tblLayout w:type="fixed"/>
+        <w:tblLook w:firstRow="1" w:lastRow="0" w:firstColumn="0" w:lastColumn="0" w:noHBand="0" w:noVBand="0" w:val="0020"/>
+      </w:tblPr>
+      <w:tblGrid>
+        <w:gridCol w:w="2640"/>
+        <w:gridCol w:w="2640"/>
+        <w:gridCol w:w="2640"/>
+      </w:tblGrid>
+      <w:tr>
+        <w:trPr>
+          <w:tblHeader w:val="on"/>
+        </w:trPr>
+        <w:tc>
+          <w:tcPr/>
+          <w:p>
+            <w:pPr>
+              <w:pStyle w:val="Compact"/>
+            </w:pPr>
+            <w:r>
+              <w:t xml:space="preserve">Utfordring</w:t>
+            </w:r>
+          </w:p>
+        </w:tc>
+        <w:tc>
+          <w:tcPr/>
+          <w:p>
+            <w:pPr>
+              <w:pStyle w:val="Compact"/>
+            </w:pPr>
+            <w:r>
+              <w:t xml:space="preserve">Tiltak</w:t>
+            </w:r>
+          </w:p>
+        </w:tc>
+        <w:tc>
+          <w:tcPr/>
+          <w:p>
+            <w:pPr>
+              <w:pStyle w:val="Compact"/>
+            </w:pPr>
+            <w:r>
+              <w:t xml:space="preserve">Status</w:t>
+            </w:r>
+          </w:p>
+        </w:tc>
+      </w:tr>
+      <w:tr>
+        <w:tc>
+          <w:tcPr/>
+          <w:p>
+            <w:pPr>
+              <w:pStyle w:val="Compact"/>
+            </w:pPr>
+            <w:r>
+              <w:rPr>
+                <w:b/>
+                <w:bCs/>
+              </w:rPr>
+              <w:t xml:space="preserve">Tynn flåte (17 yachter)</w:t>
+            </w:r>
+            <w:r>
+              <w:t xml:space="preserve"> </w:t>
+            </w:r>
+            <w:r>
+              <w:t xml:space="preserve">gir høy varians i (havn × størrelse)-statistikk</w:t>
+            </w:r>
+          </w:p>
+        </w:tc>
+        <w:tc>
+          <w:tcPr/>
+          <w:p>
+            <w:pPr>
+              <w:pStyle w:val="Compact"/>
+            </w:pPr>
+            <w:r>
+              <w:t xml:space="preserve">Empirisk persentil-anker per (havn, størrelse); for sjeldne havner faller modellen tilbake til rent modell</w:t>
+            </w:r>
+            <w:r>
+              <w:softHyphen/>
+            </w:r>
+            <w:r>
+              <w:t xml:space="preserve">estimat</w:t>
+            </w:r>
+          </w:p>
+        </w:tc>
+        <w:tc>
+          <w:tcPr/>
+          <w:p>
+            <w:pPr>
+              <w:pStyle w:val="Compact"/>
+            </w:pPr>
+            <w:r>
+              <w:rPr>
+                <w:b/>
+                <w:bCs/>
+              </w:rPr>
+              <w:t xml:space="preserve">Delvis løst.</w:t>
+            </w:r>
+            <w:r>
+              <w:t xml:space="preserve"> </w:t>
+            </w:r>
+            <w:r>
+              <w:t xml:space="preserve">Modell</w:t>
+            </w:r>
+            <w:r>
+              <w:softHyphen/>
+            </w:r>
+            <w:r>
+              <w:t xml:space="preserve">arkitekturen kan ikke kompensere for at trenings</w:t>
+            </w:r>
+            <w:r>
+              <w:softHyphen/>
+            </w:r>
+            <w:r>
+              <w:t xml:space="preserve">utvalget er lite — videre arbeid punkt 1 (utvide flåten) er forutsetning for full lukking.</w:t>
+            </w:r>
+          </w:p>
+        </w:tc>
+      </w:tr>
+      <w:tr>
+        <w:tc>
+          <w:tcPr/>
+          <w:p>
+            <w:pPr>
+              <w:pStyle w:val="Compact"/>
+            </w:pPr>
+            <w:r>
+              <w:rPr>
+                <w:b/>
+                <w:bCs/>
+              </w:rPr>
+              <w:t xml:space="preserve">Sjeldne havner</w:t>
+            </w:r>
+            <w:r>
+              <w:t xml:space="preserve"> </w:t>
+            </w:r>
+            <w:r>
+              <w:t xml:space="preserve">(Stavanger n = 3, Kristiansand n = 8) mangler statistisk grunnlag</w:t>
+            </w:r>
+          </w:p>
+        </w:tc>
+        <w:tc>
+          <w:tcPr/>
+          <w:p>
+            <w:pPr>
+              <w:pStyle w:val="Compact"/>
+            </w:pPr>
+            <w:r>
+              <w:t xml:space="preserve">Dokumentert i § 9.4 og i</w:t>
+            </w:r>
+            <w:r>
+              <w:t xml:space="preserve"> </w:t>
+            </w:r>
+            <w:r>
+              <w:rPr>
+                <w:rStyle w:val="VerbatimChar"/>
+              </w:rPr>
+              <w:t xml:space="preserve">HISTORICAL_RANGES</w:t>
+            </w:r>
+            <w:r>
+              <w:t xml:space="preserve">; modellen rapporterer ikke usikkerhets</w:t>
+            </w:r>
+            <w:r>
+              <w:softHyphen/>
+            </w:r>
+            <w:r>
+              <w:t xml:space="preserve">bånd for disse havnene</w:t>
+            </w:r>
+          </w:p>
+        </w:tc>
+        <w:tc>
+          <w:tcPr/>
+          <w:p>
+            <w:pPr>
+              <w:pStyle w:val="Compact"/>
+            </w:pPr>
+            <w:r>
+              <w:rPr>
+                <w:b/>
+                <w:bCs/>
+              </w:rPr>
+              <w:t xml:space="preserve">Dokumentert, ikke løst.</w:t>
+            </w:r>
+            <w:r>
+              <w:t xml:space="preserve"> </w:t>
+            </w:r>
+            <w:r>
+              <w:t xml:space="preserve">Krever flere historiske anløp.</w:t>
+            </w:r>
+          </w:p>
+        </w:tc>
+      </w:tr>
+      <w:tr>
+        <w:tc>
+          <w:tcPr/>
+          <w:p>
+            <w:pPr>
+              <w:pStyle w:val="Compact"/>
+            </w:pPr>
+            <w:r>
+              <w:rPr>
+                <w:b/>
+                <w:bCs/>
+              </w:rPr>
+              <w:t xml:space="preserve">Mellomstor underrepresentert</w:t>
+            </w:r>
+            <w:r>
+              <w:t xml:space="preserve"> </w:t>
+            </w:r>
+            <w:r>
+              <w:t xml:space="preserve">(n = 113 val, dekning 74,3 %)</w:t>
+            </w:r>
+          </w:p>
+        </w:tc>
+        <w:tc>
+          <w:tcPr/>
+          <w:p>
+            <w:pPr>
+              <w:pStyle w:val="Compact"/>
+            </w:pPr>
+            <w:r>
+              <w:t xml:space="preserve">Identifisert og rapportert i § 8.2 og § 9.4</w:t>
+            </w:r>
+          </w:p>
+        </w:tc>
+        <w:tc>
+          <w:tcPr/>
+          <w:p>
+            <w:pPr>
+              <w:pStyle w:val="Compact"/>
+            </w:pPr>
+            <w:r>
+              <w:rPr>
+                <w:b/>
+                <w:bCs/>
+              </w:rPr>
+              <w:t xml:space="preserve">Dokumentert, ikke løst.</w:t>
+            </w:r>
+          </w:p>
+        </w:tc>
+      </w:tr>
+      <w:tr>
+        <w:tc>
+          <w:tcPr/>
+          <w:p>
+            <w:pPr>
+              <w:pStyle w:val="Compact"/>
+            </w:pPr>
+            <w:r>
+              <w:rPr>
+                <w:b/>
+                <w:bCs/>
+              </w:rPr>
+              <w:t xml:space="preserve">Manglende</w:t>
+            </w:r>
+            <w:r>
+              <w:rPr>
+                <w:b/>
+                <w:bCs/>
+              </w:rPr>
+              <w:t xml:space="preserve"> </w:t>
+            </w:r>
+            <w:r>
+              <w:rPr>
+                <w:rStyle w:val="VerbatimChar"/>
+                <w:b/>
+                <w:bCs/>
+              </w:rPr>
+              <w:t xml:space="preserve">guest_experience</w:t>
+            </w:r>
+            <w:r>
+              <w:t xml:space="preserve"> </w:t>
+            </w:r>
+            <w:r>
+              <w:t xml:space="preserve">— hovedfaktor for Provisions og Hospitality finnes ikke i datasettet</w:t>
+            </w:r>
+          </w:p>
+        </w:tc>
+        <w:tc>
+          <w:tcPr/>
+          <w:p>
+            <w:pPr>
+              <w:pStyle w:val="Compact"/>
+            </w:pPr>
+            <w:r>
+              <w:t xml:space="preserve">(a) Lagt til som valgfritt API-felt og UI-velger; (b) lagret med registry-oppføringer; (c) foreslått operasjonell rubrikk i Vedlegg E; (d)</w:t>
+            </w:r>
+            <w:r>
+              <w:t xml:space="preserve"> </w:t>
+            </w:r>
+            <w:r>
+              <w:rPr>
+                <w:rStyle w:val="VerbatimChar"/>
+              </w:rPr>
+              <w:t xml:space="preserve">provisioning_override</w:t>
+            </w:r>
+            <w:r>
+              <w:t xml:space="preserve"> </w:t>
+            </w:r>
+            <w:r>
+              <w:t xml:space="preserve">introdusert og senere fjernet (jf. § 9.5.7)</w:t>
+            </w:r>
+          </w:p>
+        </w:tc>
+        <w:tc>
+          <w:tcPr/>
+          <w:p>
+            <w:pPr>
+              <w:pStyle w:val="Compact"/>
+            </w:pPr>
+            <w:r>
+              <w:rPr>
+                <w:b/>
+                <w:bCs/>
+              </w:rPr>
+              <w:t xml:space="preserve">Delvis håndtert.</w:t>
+            </w:r>
+            <w:r>
+              <w:t xml:space="preserve"> </w:t>
+            </w:r>
+            <w:r>
+              <w:t xml:space="preserve">Datainnsamlings</w:t>
+            </w:r>
+            <w:r>
+              <w:softHyphen/>
+            </w:r>
+            <w:r>
+              <w:t xml:space="preserve">mekanisme er på plass, men feature er ikke i bruk i modellen før labels foreligger. Bevisst avgrenset for å unngå syntetiske data.</w:t>
+            </w:r>
+          </w:p>
+        </w:tc>
+      </w:tr>
+      <w:tr>
+        <w:tc>
+          <w:tcPr/>
+          <w:p>
+            <w:pPr>
+              <w:pStyle w:val="Compact"/>
+            </w:pPr>
+            <w:r>
+              <w:rPr>
+                <w:b/>
+                <w:bCs/>
+              </w:rPr>
+              <w:t xml:space="preserve">Ingen inflasjonsjustering</w:t>
+            </w:r>
+          </w:p>
+        </w:tc>
+        <w:tc>
+          <w:tcPr/>
+          <w:p>
+            <w:pPr>
+              <w:pStyle w:val="Compact"/>
+            </w:pPr>
+            <w:r>
+              <w:t xml:space="preserve">Identifisert i § 9.4, flagget som videre arbeid</w:t>
+            </w:r>
+          </w:p>
+        </w:tc>
+        <w:tc>
+          <w:tcPr/>
+          <w:p>
+            <w:pPr>
+              <w:pStyle w:val="Compact"/>
+            </w:pPr>
+            <w:r>
+              <w:rPr>
+                <w:b/>
+                <w:bCs/>
+              </w:rPr>
+              <w:t xml:space="preserve">Ikke løst.</w:t>
+            </w:r>
+            <w:r>
+              <w:t xml:space="preserve"> </w:t>
+            </w:r>
+            <w:r>
+              <w:t xml:space="preserve">Krever rullerende re-trening på inflasjons</w:t>
+            </w:r>
+            <w:r>
+              <w:softHyphen/>
+            </w:r>
+            <w:r>
+              <w:t xml:space="preserve">justert grunnlag.</w:t>
+            </w:r>
+          </w:p>
+        </w:tc>
+      </w:tr>
+      <w:tr>
+        <w:tc>
+          <w:tcPr/>
+          <w:p>
+            <w:pPr>
+              <w:pStyle w:val="Compact"/>
+            </w:pPr>
+            <w:r>
+              <w:rPr>
+                <w:b/>
+                <w:bCs/>
+              </w:rPr>
+              <w:t xml:space="preserve">Statiske yacht-spesifikasjoner</w:t>
+            </w:r>
+          </w:p>
+        </w:tc>
+        <w:tc>
+          <w:tcPr/>
+          <w:p>
+            <w:pPr>
+              <w:pStyle w:val="Compact"/>
+            </w:pPr>
+            <w:r>
+              <w:t xml:space="preserve">Antakelse A3 dokumentert i § 1.4</w:t>
+            </w:r>
+          </w:p>
+        </w:tc>
+        <w:tc>
+          <w:tcPr/>
+          <w:p>
+            <w:pPr>
+              <w:pStyle w:val="Compact"/>
+            </w:pPr>
+            <w:r>
+              <w:rPr>
+                <w:b/>
+                <w:bCs/>
+              </w:rPr>
+              <w:t xml:space="preserve">Ikke løst.</w:t>
+            </w:r>
+            <w:r>
+              <w:t xml:space="preserve"> </w:t>
+            </w:r>
+            <w:r>
+              <w:t xml:space="preserve">Akseptert som begrensning.</w:t>
+            </w:r>
+          </w:p>
+        </w:tc>
+      </w:tr>
+      <w:tr>
+        <w:tc>
+          <w:tcPr/>
+          <w:p>
+            <w:pPr>
+              <w:pStyle w:val="Compact"/>
+            </w:pPr>
+            <w:r>
+              <w:rPr>
+                <w:b/>
+                <w:bCs/>
+              </w:rPr>
+              <w:t xml:space="preserve">21 rader faller bort i feature engineering</w:t>
+            </w:r>
+            <w:r>
+              <w:t xml:space="preserve"> </w:t>
+            </w:r>
+            <w:r>
+              <w:t xml:space="preserve">(1 647 → 1 626)</w:t>
+            </w:r>
+          </w:p>
+        </w:tc>
+        <w:tc>
+          <w:tcPr/>
+          <w:p>
+            <w:pPr>
+              <w:pStyle w:val="Compact"/>
+            </w:pPr>
+            <w:r>
+              <w:t xml:space="preserve">Identifisert i § 5.4, flagget som videre arbeid</w:t>
+            </w:r>
+          </w:p>
+        </w:tc>
+        <w:tc>
+          <w:tcPr/>
+          <w:p>
+            <w:pPr>
+              <w:pStyle w:val="Compact"/>
+            </w:pPr>
+            <w:r>
+              <w:rPr>
+                <w:b/>
+                <w:bCs/>
+              </w:rPr>
+              <w:t xml:space="preserve">Delvis dokumentert.</w:t>
+            </w:r>
+            <w:r>
+              <w:t xml:space="preserve"> </w:t>
+            </w:r>
+            <w:r>
+              <w:t xml:space="preserve">Eksakt årsak (manglende</w:t>
+            </w:r>
+            <w:r>
+              <w:t xml:space="preserve"> </w:t>
+            </w:r>
+            <w:r>
+              <w:rPr>
+                <w:rStyle w:val="VerbatimChar"/>
+              </w:rPr>
+              <w:t xml:space="preserve">service_category</w:t>
+            </w:r>
+            <w:r>
+              <w:t xml:space="preserve"> </w:t>
+            </w:r>
+            <w:r>
+              <w:t xml:space="preserve">eller</w:t>
+            </w:r>
+            <w:r>
+              <w:t xml:space="preserve"> </w:t>
+            </w:r>
+            <w:r>
+              <w:rPr>
+                <w:rStyle w:val="VerbatimChar"/>
+              </w:rPr>
+              <w:t xml:space="preserve">size_category</w:t>
+            </w:r>
+            <w:r>
+              <w:t xml:space="preserve"> </w:t>
+            </w:r>
+            <w:r>
+              <w:t xml:space="preserve">på et lite knippe rader) er ikke kvantifisert per kolonne.</w:t>
+            </w:r>
+          </w:p>
+        </w:tc>
+      </w:tr>
+    </w:tbl>
     <w:bookmarkEnd w:id="92"/>
-    <w:bookmarkStart w:id="93" w:name="etiske-og-personvernmessige-hensyn"/>
-    <w:p>
-      <w:pPr>
-        <w:pStyle w:val="Heading3"/>
+    <w:bookmarkStart w:id="93" w:name="modell-utfordringer"/>
+    <w:p>
+      <w:pPr>
+        <w:pStyle w:val="Heading4"/>
       </w:pPr>
       <w:r>
         <w:rPr>
           <w:rStyle w:val="SectionNumber"/>
         </w:rPr>
-        <w:t xml:space="preserve">10.8</w:t>
+        <w:t xml:space="preserve">10.7.2</w:t>
       </w:r>
       <w:r>
         <w:tab/>
       </w:r>
       <w:r>
-        <w:t xml:space="preserve">9.8 Etiske og personvernmessige hensyn</w:t>
+        <w:t xml:space="preserve">9.7.2 Modell-utfordringer</w:t>
+      </w:r>
+    </w:p>
+    <w:tbl>
+      <w:tblPr>
+        <w:tblStyle w:val="Table"/>
+        <w:tblW w:type="pct" w:w="5000"/>
+        <w:tblLayout w:type="fixed"/>
+        <w:tblLook w:firstRow="1" w:lastRow="0" w:firstColumn="0" w:lastColumn="0" w:noHBand="0" w:noVBand="0" w:val="0020"/>
+      </w:tblPr>
+      <w:tblGrid>
+        <w:gridCol w:w="2640"/>
+        <w:gridCol w:w="2640"/>
+        <w:gridCol w:w="2640"/>
+      </w:tblGrid>
+      <w:tr>
+        <w:trPr>
+          <w:tblHeader w:val="on"/>
+        </w:trPr>
+        <w:tc>
+          <w:tcPr/>
+          <w:p>
+            <w:pPr>
+              <w:pStyle w:val="Compact"/>
+            </w:pPr>
+            <w:r>
+              <w:t xml:space="preserve">Utfordring</w:t>
+            </w:r>
+          </w:p>
+        </w:tc>
+        <w:tc>
+          <w:tcPr/>
+          <w:p>
+            <w:pPr>
+              <w:pStyle w:val="Compact"/>
+            </w:pPr>
+            <w:r>
+              <w:t xml:space="preserve">Tiltak</w:t>
+            </w:r>
+          </w:p>
+        </w:tc>
+        <w:tc>
+          <w:tcPr/>
+          <w:p>
+            <w:pPr>
+              <w:pStyle w:val="Compact"/>
+            </w:pPr>
+            <w:r>
+              <w:t xml:space="preserve">Status</w:t>
+            </w:r>
+          </w:p>
+        </w:tc>
+      </w:tr>
+      <w:tr>
+        <w:tc>
+          <w:tcPr/>
+          <w:p>
+            <w:pPr>
+              <w:pStyle w:val="Compact"/>
+            </w:pPr>
+            <w:r>
+              <w:rPr>
+                <w:b/>
+                <w:bCs/>
+              </w:rPr>
+              <w:t xml:space="preserve">Optuna-tunet LightGBM ble dårligere</w:t>
+            </w:r>
+            <w:r>
+              <w:t xml:space="preserve"> </w:t>
+            </w:r>
+            <w:r>
+              <w:t xml:space="preserve">enn base-modellen på både val og test</w:t>
+            </w:r>
+          </w:p>
+        </w:tc>
+        <w:tc>
+          <w:tcPr/>
+          <w:p>
+            <w:pPr>
+              <w:pStyle w:val="Compact"/>
+            </w:pPr>
+            <w:r>
+              <w:t xml:space="preserve">Identifisert med bootstrap-KI i § 8.1; beholdt ensemble som produksjons</w:t>
+            </w:r>
+            <w:r>
+              <w:softHyphen/>
+            </w:r>
+            <w:r>
+              <w:t xml:space="preserve">modell på varians</w:t>
+            </w:r>
+            <w:r>
+              <w:softHyphen/>
+            </w:r>
+            <w:r>
+              <w:t xml:space="preserve">robusthet snarere enn MAE-gevinst</w:t>
+            </w:r>
+          </w:p>
+        </w:tc>
+        <w:tc>
+          <w:tcPr/>
+          <w:p>
+            <w:pPr>
+              <w:pStyle w:val="Compact"/>
+            </w:pPr>
+            <w:r>
+              <w:rPr>
+                <w:b/>
+                <w:bCs/>
+              </w:rPr>
+              <w:t xml:space="preserve">Løst metodisk.</w:t>
+            </w:r>
+            <w:r>
+              <w:t xml:space="preserve"> </w:t>
+            </w:r>
+            <w:r>
+              <w:t xml:space="preserve">Empirisk dokumentert i § 9.4 som tegn på overtilpasning ved Bayes</w:t>
+            </w:r>
+            <w:r>
+              <w:softHyphen/>
+            </w:r>
+            <w:r>
+              <w:t xml:space="preserve">optimering på 490 valideringsrader.</w:t>
+            </w:r>
+          </w:p>
+        </w:tc>
+      </w:tr>
+      <w:tr>
+        <w:tc>
+          <w:tcPr/>
+          <w:p>
+            <w:pPr>
+              <w:pStyle w:val="Compact"/>
+            </w:pPr>
+            <w:r>
+              <w:rPr>
+                <w:b/>
+                <w:bCs/>
+              </w:rPr>
+              <w:t xml:space="preserve">Ensemble-gevinsten innenfor støy</w:t>
+            </w:r>
+          </w:p>
+        </w:tc>
+        <w:tc>
+          <w:tcPr/>
+          <w:p>
+            <w:pPr>
+              <w:pStyle w:val="Compact"/>
+            </w:pPr>
+            <w:r>
+              <w:t xml:space="preserve">Bootstrap-konfidensintervall (1 000 utvalg): Δ MAE = −33 ± 870 EUR; KI omslutter null</w:t>
+            </w:r>
+          </w:p>
+        </w:tc>
+        <w:tc>
+          <w:tcPr/>
+          <w:p>
+            <w:pPr>
+              <w:pStyle w:val="Compact"/>
+            </w:pPr>
+            <w:r>
+              <w:rPr>
+                <w:b/>
+                <w:bCs/>
+              </w:rPr>
+              <w:t xml:space="preserve">Løst metodisk.</w:t>
+            </w:r>
+            <w:r>
+              <w:t xml:space="preserve"> </w:t>
+            </w:r>
+            <w:r>
+              <w:t xml:space="preserve">Erkjent at ensemble holdes som forsikring, ikke som signifikant gevinst.</w:t>
+            </w:r>
+          </w:p>
+        </w:tc>
+      </w:tr>
+      <w:tr>
+        <w:tc>
+          <w:tcPr/>
+          <w:p>
+            <w:pPr>
+              <w:pStyle w:val="Compact"/>
+            </w:pPr>
+            <w:r>
+              <w:rPr>
+                <w:b/>
+                <w:bCs/>
+              </w:rPr>
+              <w:t xml:space="preserve">Modellen overpredikerer i log-rom</w:t>
+            </w:r>
+            <w:r>
+              <w:t xml:space="preserve"> </w:t>
+            </w:r>
+            <w:r>
+              <w:t xml:space="preserve">(mean residual = −0,20 ≈ 18 % overprediksjon)</w:t>
+            </w:r>
+          </w:p>
+        </w:tc>
+        <w:tc>
+          <w:tcPr/>
+          <w:p>
+            <w:pPr>
+              <w:pStyle w:val="Compact"/>
+            </w:pPr>
+            <w:r>
+              <w:t xml:space="preserve">Beskrevet i Figur 7.8 og § 7.4; aggregering på anløpsnivå demper effekten via hybrid kalibrering</w:t>
+            </w:r>
+          </w:p>
+        </w:tc>
+        <w:tc>
+          <w:tcPr/>
+          <w:p>
+            <w:pPr>
+              <w:pStyle w:val="Compact"/>
+            </w:pPr>
+            <w:r>
+              <w:rPr>
+                <w:b/>
+                <w:bCs/>
+              </w:rPr>
+              <w:t xml:space="preserve">Delvis løst.</w:t>
+            </w:r>
+            <w:r>
+              <w:t xml:space="preserve"> </w:t>
+            </w:r>
+            <w:r>
+              <w:t xml:space="preserve">Bias-en er konsentrert i lave faktura</w:t>
+            </w:r>
+            <w:r>
+              <w:softHyphen/>
+            </w:r>
+            <w:r>
+              <w:t xml:space="preserve">beløp og dempes på anløpsnivå, men ikke korrigert i selve modellen.</w:t>
+            </w:r>
+          </w:p>
+        </w:tc>
+      </w:tr>
+      <w:tr>
+        <w:tc>
+          <w:tcPr/>
+          <w:p>
+            <w:pPr>
+              <w:pStyle w:val="Compact"/>
+            </w:pPr>
+            <w:r>
+              <w:rPr>
+                <w:b/>
+                <w:bCs/>
+              </w:rPr>
+              <w:t xml:space="preserve">CQR gir marginal, ikke betinget dekning</w:t>
+            </w:r>
+          </w:p>
+        </w:tc>
+        <w:tc>
+          <w:tcPr/>
+          <w:p>
+            <w:pPr>
+              <w:pStyle w:val="Compact"/>
+            </w:pPr>
+            <w:r>
+              <w:t xml:space="preserve">Eksplisitt dokumentert i § 6.4, § 8.2 og § 9.2 som ett av studiens bidragspunkter (jf. § 1.5 punkt ii)</w:t>
+            </w:r>
+          </w:p>
+        </w:tc>
+        <w:tc>
+          <w:tcPr/>
+          <w:p>
+            <w:pPr>
+              <w:pStyle w:val="Compact"/>
+            </w:pPr>
+            <w:r>
+              <w:rPr>
+                <w:b/>
+                <w:bCs/>
+              </w:rPr>
+              <w:t xml:space="preserve">Akademisk håndtert.</w:t>
+            </w:r>
+            <w:r>
+              <w:t xml:space="preserve"> </w:t>
+            </w:r>
+            <w:r>
+              <w:t xml:space="preserve">Begrensningen er gjort om til et akademisk bidrag, men praktisk effekt på Mellomstor-gruppa (74 % vs 80 %) gjenstår å lukke.</w:t>
+            </w:r>
+          </w:p>
+        </w:tc>
+      </w:tr>
+      <w:tr>
+        <w:tc>
+          <w:tcPr/>
+          <w:p>
+            <w:pPr>
+              <w:pStyle w:val="Compact"/>
+            </w:pPr>
+            <w:r>
+              <w:rPr>
+                <w:b/>
+                <w:bCs/>
+              </w:rPr>
+              <w:t xml:space="preserve">Regulatoriske krav (los &gt; 70 m LOA) er sannsynlighets</w:t>
+            </w:r>
+            <w:r>
+              <w:rPr>
+                <w:b/>
+                <w:bCs/>
+              </w:rPr>
+              <w:softHyphen/>
+            </w:r>
+            <w:r>
+              <w:rPr>
+                <w:b/>
+                <w:bCs/>
+              </w:rPr>
+              <w:t xml:space="preserve">vektet</w:t>
+            </w:r>
+          </w:p>
+        </w:tc>
+        <w:tc>
+          <w:tcPr/>
+          <w:p>
+            <w:pPr>
+              <w:pStyle w:val="Compact"/>
+            </w:pPr>
+            <w:r>
+              <w:t xml:space="preserve">Innført obligatorisk</w:t>
+            </w:r>
+            <w:r>
+              <w:t xml:space="preserve"> </w:t>
+            </w:r>
+            <w:r>
+              <w:rPr>
+                <w:rStyle w:val="VerbatimChar"/>
+              </w:rPr>
+              <w:t xml:space="preserve">pilot_cost</w:t>
+            </w:r>
+            <w:r>
+              <w:t xml:space="preserve">-felt i API som override; rapportert som videre arbeid punkt 8 (lære størrelse-betinget sannsynlighet)</w:t>
+            </w:r>
+          </w:p>
+        </w:tc>
+        <w:tc>
+          <w:tcPr/>
+          <w:p>
+            <w:pPr>
+              <w:pStyle w:val="Compact"/>
+            </w:pPr>
+            <w:r>
+              <w:rPr>
+                <w:b/>
+                <w:bCs/>
+              </w:rPr>
+              <w:t xml:space="preserve">Operasjonelt løst, modellstrukturelt åpent.</w:t>
+            </w:r>
+          </w:p>
+        </w:tc>
+      </w:tr>
+      <w:tr>
+        <w:tc>
+          <w:tcPr/>
+          <w:p>
+            <w:pPr>
+              <w:pStyle w:val="Compact"/>
+            </w:pPr>
+            <w:r>
+              <w:rPr>
+                <w:b/>
+                <w:bCs/>
+              </w:rPr>
+              <w:t xml:space="preserve">Bunkers</w:t>
+            </w:r>
+            <w:r>
+              <w:rPr>
+                <w:b/>
+                <w:bCs/>
+              </w:rPr>
+              <w:softHyphen/>
+            </w:r>
+            <w:r>
+              <w:rPr>
+                <w:b/>
+                <w:bCs/>
+              </w:rPr>
+              <w:t xml:space="preserve">modellen ser ikke reise</w:t>
+            </w:r>
+            <w:r>
+              <w:rPr>
+                <w:b/>
+                <w:bCs/>
+              </w:rPr>
+              <w:softHyphen/>
+            </w:r>
+            <w:r>
+              <w:rPr>
+                <w:b/>
+                <w:bCs/>
+              </w:rPr>
+              <w:t xml:space="preserve">geometri</w:t>
+            </w:r>
+          </w:p>
+        </w:tc>
+        <w:tc>
+          <w:tcPr/>
+          <w:p>
+            <w:pPr>
+              <w:pStyle w:val="Compact"/>
+            </w:pPr>
+            <w:r>
+              <w:t xml:space="preserve">Innført deterministisk formel</w:t>
+            </w:r>
+            <w:r>
+              <w:t xml:space="preserve"> </w:t>
+            </w:r>
+            <w:r>
+              <w:rPr>
+                <w:rStyle w:val="VerbatimChar"/>
+              </w:rPr>
+              <w:t xml:space="preserve">distanse × forbruk × pris</w:t>
+            </w:r>
+            <w:r>
+              <w:t xml:space="preserve"> </w:t>
+            </w:r>
+            <w:r>
+              <w:t xml:space="preserve">som override når input er gitt; eksponert distansefelt for hvert stopp i frontend</w:t>
+            </w:r>
+          </w:p>
+        </w:tc>
+        <w:tc>
+          <w:tcPr/>
+          <w:p>
+            <w:pPr>
+              <w:pStyle w:val="Compact"/>
+            </w:pPr>
+            <w:r>
+              <w:rPr>
+                <w:b/>
+                <w:bCs/>
+              </w:rPr>
+              <w:t xml:space="preserve">Operasjonelt løst, modellstrukturelt åpent.</w:t>
+            </w:r>
+            <w:r>
+              <w:t xml:space="preserve"> </w:t>
+            </w:r>
+            <w:r>
+              <w:t xml:space="preserve">Videre arbeid punkt 6 lukker det ved å gjøre reise</w:t>
+            </w:r>
+            <w:r>
+              <w:softHyphen/>
+            </w:r>
+            <w:r>
+              <w:t xml:space="preserve">geometri til lært feature.</w:t>
+            </w:r>
+          </w:p>
+        </w:tc>
+      </w:tr>
+      <w:tr>
+        <w:tc>
+          <w:tcPr/>
+          <w:p>
+            <w:pPr>
+              <w:pStyle w:val="Compact"/>
+            </w:pPr>
+            <w:r>
+              <w:rPr>
+                <w:b/>
+                <w:bCs/>
+              </w:rPr>
+              <w:t xml:space="preserve">Land-aggregater er poolet</w:t>
+            </w:r>
+            <w:r>
+              <w:t xml:space="preserve"> </w:t>
+            </w:r>
+            <w:r>
+              <w:t xml:space="preserve">på tvers av NO/SE/DK</w:t>
+            </w:r>
+          </w:p>
+        </w:tc>
+        <w:tc>
+          <w:tcPr/>
+          <w:p>
+            <w:pPr>
+              <w:pStyle w:val="Compact"/>
+            </w:pPr>
+            <w:r>
+              <w:t xml:space="preserve">Synliggjort</w:t>
+            </w:r>
+            <w:r>
+              <w:t xml:space="preserve"> </w:t>
+            </w:r>
+            <w:r>
+              <w:rPr>
+                <w:rStyle w:val="VerbatimChar"/>
+              </w:rPr>
+              <w:t xml:space="preserve">country</w:t>
+            </w:r>
+            <w:r>
+              <w:t xml:space="preserve"> </w:t>
+            </w:r>
+            <w:r>
+              <w:t xml:space="preserve">i API-respons og frontend; rapportert som videre arbeid punkt 5</w:t>
+            </w:r>
+          </w:p>
+        </w:tc>
+        <w:tc>
+          <w:tcPr/>
+          <w:p>
+            <w:pPr>
+              <w:pStyle w:val="Compact"/>
+            </w:pPr>
+            <w:r>
+              <w:rPr>
+                <w:b/>
+                <w:bCs/>
+              </w:rPr>
+              <w:t xml:space="preserve">Dokumentert, ikke løst.</w:t>
+            </w:r>
+          </w:p>
+        </w:tc>
+      </w:tr>
+      <w:tr>
+        <w:tc>
+          <w:tcPr/>
+          <w:p>
+            <w:pPr>
+              <w:pStyle w:val="Compact"/>
+            </w:pPr>
+            <w:r>
+              <w:rPr>
+                <w:b/>
+                <w:bCs/>
+              </w:rPr>
+              <w:t xml:space="preserve">SHAP-generering feilet teknisk</w:t>
+            </w:r>
+            <w:r>
+              <w:t xml:space="preserve"> </w:t>
+            </w:r>
+            <w:r>
+              <w:t xml:space="preserve">(categorical feature mismatch ved encoding)</w:t>
+            </w:r>
+          </w:p>
+        </w:tc>
+        <w:tc>
+          <w:tcPr/>
+          <w:p>
+            <w:pPr>
+              <w:pStyle w:val="Compact"/>
+            </w:pPr>
+            <w:r>
+              <w:t xml:space="preserve">Fallback til LightGBM gain-importance for Figur 7.6</w:t>
+            </w:r>
+          </w:p>
+        </w:tc>
+        <w:tc>
+          <w:tcPr/>
+          <w:p>
+            <w:pPr>
+              <w:pStyle w:val="Compact"/>
+            </w:pPr>
+            <w:r>
+              <w:rPr>
+                <w:b/>
+                <w:bCs/>
+              </w:rPr>
+              <w:t xml:space="preserve">Pragmatisk løst.</w:t>
+            </w:r>
+            <w:r>
+              <w:t xml:space="preserve"> </w:t>
+            </w:r>
+            <w:r>
+              <w:t xml:space="preserve">Figur 7.6 i denne rapporten bruker importance som proxy snarere enn ekte SHAP-summary; opprinnelig SHAP-utdata ligger i</w:t>
+            </w:r>
+            <w:r>
+              <w:t xml:space="preserve"> </w:t>
+            </w:r>
+            <w:r>
+              <w:rPr>
+                <w:rStyle w:val="VerbatimChar"/>
+              </w:rPr>
+              <w:t xml:space="preserve">modeling_nauticost.ipynb</w:t>
+            </w:r>
+            <w:r>
+              <w:t xml:space="preserve">.</w:t>
+            </w:r>
+          </w:p>
+        </w:tc>
+      </w:tr>
+      <w:tr>
+        <w:tc>
+          <w:tcPr/>
+          <w:p>
+            <w:pPr>
+              <w:pStyle w:val="Compact"/>
+            </w:pPr>
+            <w:r>
+              <w:rPr>
+                <w:b/>
+                <w:bCs/>
+              </w:rPr>
+              <w:t xml:space="preserve">Ridge eksploderte på testsettet</w:t>
+            </w:r>
+            <w:r>
+              <w:t xml:space="preserve"> </w:t>
+            </w:r>
+            <w:r>
+              <w:t xml:space="preserve">(RMSE = 369 462 EUR)</w:t>
+            </w:r>
+          </w:p>
+        </w:tc>
+        <w:tc>
+          <w:tcPr/>
+          <w:p>
+            <w:pPr>
+              <w:pStyle w:val="Compact"/>
+            </w:pPr>
+            <w:r>
+              <w:t xml:space="preserve">Identifisert i § 8.1.1; ekstrapolasjon utenfor trenings</w:t>
+            </w:r>
+            <w:r>
+              <w:softHyphen/>
+            </w:r>
+            <w:r>
+              <w:t xml:space="preserve">range feiler</w:t>
+            </w:r>
+          </w:p>
+        </w:tc>
+        <w:tc>
+          <w:tcPr/>
+          <w:p>
+            <w:pPr>
+              <w:pStyle w:val="Compact"/>
+            </w:pPr>
+            <w:r>
+              <w:rPr>
+                <w:b/>
+                <w:bCs/>
+              </w:rPr>
+              <w:t xml:space="preserve">Empirisk bekreftet.</w:t>
+            </w:r>
+            <w:r>
+              <w:t xml:space="preserve"> </w:t>
+            </w:r>
+            <w:r>
+              <w:t xml:space="preserve">Brukt som argument for tre</w:t>
+            </w:r>
+            <w:r>
+              <w:softHyphen/>
+            </w:r>
+            <w:r>
+              <w:t xml:space="preserve">ensemble framfor lineære modeller.</w:t>
+            </w:r>
+          </w:p>
+        </w:tc>
+      </w:tr>
+    </w:tbl>
+    <w:bookmarkEnd w:id="93"/>
+    <w:bookmarkStart w:id="94" w:name="funn-fra-brukertest-mai-2026-1"/>
+    <w:p>
+      <w:pPr>
+        <w:pStyle w:val="Heading4"/>
+      </w:pPr>
+      <w:r>
+        <w:rPr>
+          <w:rStyle w:val="SectionNumber"/>
+        </w:rPr>
+        <w:t xml:space="preserve">10.7.3</w:t>
+      </w:r>
+      <w:r>
+        <w:tab/>
+      </w:r>
+      <w:r>
+        <w:t xml:space="preserve">9.7.3 Funn fra brukertest mai 2026</w:t>
       </w:r>
     </w:p>
     <w:p>
@@ -20508,67 +21686,1442 @@
         <w:pStyle w:val="FirstParagraph"/>
       </w:pPr>
       <w:r>
-        <w:t xml:space="preserve">Faktura</w:t>
-      </w:r>
-      <w:r>
-        <w:softHyphen/>
-      </w:r>
-      <w:r>
-        <w:t xml:space="preserve">data inneholder yacht</w:t>
-      </w:r>
-      <w:r>
-        <w:softHyphen/>
-      </w:r>
-      <w:r>
-        <w:t xml:space="preserve">identifikatorer, men ingen direkte person</w:t>
-      </w:r>
-      <w:r>
-        <w:softHyphen/>
-      </w:r>
-      <w:r>
-        <w:t xml:space="preserve">data. Yacht-ID-er er allerede anonymisert i datasettet (</w:t>
-      </w:r>
-      <w:r>
-        <w:rPr>
-          <w:rStyle w:val="VerbatimChar"/>
-        </w:rPr>
-        <w:t xml:space="preserve">yacht_1, yacht_2, …, yacht_19</w:t>
-      </w:r>
-      <w:r>
-        <w:t xml:space="preserve">). Kontornavn (Bergen Office, Stockholm Office, Copenhagen Office) er beholdt fordi de identifiserer offentlig kjente lokasjoner og ikke representerer sensitive personopplysninger i seg selv. Fakturabeløp i rapporten er aggregert per persentil eller havn slik at enkelt</w:t>
-      </w:r>
-      <w:r>
-        <w:softHyphen/>
-      </w:r>
-      <w:r>
-        <w:t xml:space="preserve">transaksjoner ikke kan rekonstrueres.</w:t>
-      </w:r>
-    </w:p>
-    <w:p>
-      <w:r>
-        <w:pict>
-          <v:rect style="width:0;height:1.5pt" o:hralign="center" o:hrstd="t" o:hr="t"/>
-        </w:pict>
-      </w:r>
-    </w:p>
-    <w:bookmarkEnd w:id="93"/>
+        <w:t xml:space="preserve">Disse er detaljert dokumentert i § 9.5.1–§ 9.5.7. Sammendrag:</w:t>
+      </w:r>
+    </w:p>
+    <w:tbl>
+      <w:tblPr>
+        <w:tblStyle w:val="Table"/>
+        <w:tblW w:type="pct" w:w="5000"/>
+        <w:tblLayout w:type="fixed"/>
+        <w:tblLook w:firstRow="1" w:lastRow="0" w:firstColumn="0" w:lastColumn="0" w:noHBand="0" w:noVBand="0" w:val="0020"/>
+      </w:tblPr>
+      <w:tblGrid>
+        <w:gridCol w:w="2640"/>
+        <w:gridCol w:w="2640"/>
+        <w:gridCol w:w="2640"/>
+      </w:tblGrid>
+      <w:tr>
+        <w:trPr>
+          <w:tblHeader w:val="on"/>
+        </w:trPr>
+        <w:tc>
+          <w:tcPr/>
+          <w:p>
+            <w:pPr>
+              <w:pStyle w:val="Compact"/>
+            </w:pPr>
+            <w:r>
+              <w:t xml:space="preserve">Utfordring</w:t>
+            </w:r>
+          </w:p>
+        </w:tc>
+        <w:tc>
+          <w:tcPr/>
+          <w:p>
+            <w:pPr>
+              <w:pStyle w:val="Compact"/>
+            </w:pPr>
+            <w:r>
+              <w:t xml:space="preserve">Tiltak</w:t>
+            </w:r>
+          </w:p>
+        </w:tc>
+        <w:tc>
+          <w:tcPr/>
+          <w:p>
+            <w:pPr>
+              <w:pStyle w:val="Compact"/>
+            </w:pPr>
+            <w:r>
+              <w:t xml:space="preserve">Status</w:t>
+            </w:r>
+          </w:p>
+        </w:tc>
+      </w:tr>
+      <w:tr>
+        <w:tc>
+          <w:tcPr/>
+          <w:p>
+            <w:pPr>
+              <w:pStyle w:val="Compact"/>
+            </w:pPr>
+            <w:r>
+              <w:t xml:space="preserve">§ 9.5.1 Enhetsfeil NOK vs. EUR</w:t>
+            </w:r>
+          </w:p>
+        </w:tc>
+        <w:tc>
+          <w:tcPr/>
+          <w:p>
+            <w:pPr>
+              <w:pStyle w:val="Compact"/>
+            </w:pPr>
+            <w:r>
+              <w:t xml:space="preserve">Valuta</w:t>
+            </w:r>
+            <w:r>
+              <w:softHyphen/>
+            </w:r>
+            <w:r>
+              <w:t xml:space="preserve">felt på API + frontend-velger via</w:t>
+            </w:r>
+            <w:r>
+              <w:t xml:space="preserve"> </w:t>
+            </w:r>
+            <w:r>
+              <w:rPr>
+                <w:rStyle w:val="VerbatimChar"/>
+              </w:rPr>
+              <w:t xml:space="preserve">EXCHANGE_RATES_FROM_EUR</w:t>
+            </w:r>
+          </w:p>
+        </w:tc>
+        <w:tc>
+          <w:tcPr/>
+          <w:p>
+            <w:pPr>
+              <w:pStyle w:val="Compact"/>
+            </w:pPr>
+            <w:r>
+              <w:rPr>
+                <w:b/>
+                <w:bCs/>
+              </w:rPr>
+              <w:t xml:space="preserve">Løst.</w:t>
+            </w:r>
+          </w:p>
+        </w:tc>
+      </w:tr>
+      <w:tr>
+        <w:tc>
+          <w:tcPr/>
+          <w:p>
+            <w:pPr>
+              <w:pStyle w:val="Compact"/>
+            </w:pPr>
+            <w:r>
+              <w:t xml:space="preserve">§ 9.5.2 Mandatory pilotage</w:t>
+            </w:r>
+          </w:p>
+        </w:tc>
+        <w:tc>
+          <w:tcPr/>
+          <w:p>
+            <w:pPr>
+              <w:pStyle w:val="Compact"/>
+            </w:pPr>
+            <w:r>
+              <w:t xml:space="preserve">Obligatorisk</w:t>
+            </w:r>
+            <w:r>
+              <w:t xml:space="preserve"> </w:t>
+            </w:r>
+            <w:r>
+              <w:rPr>
+                <w:rStyle w:val="VerbatimChar"/>
+              </w:rPr>
+              <w:t xml:space="preserve">pilot_cost</w:t>
+            </w:r>
+            <w:r>
+              <w:t xml:space="preserve">-input når</w:t>
+            </w:r>
+            <w:r>
+              <w:t xml:space="preserve"> </w:t>
+            </w:r>
+            <w:r>
+              <w:rPr>
+                <w:rStyle w:val="VerbatimChar"/>
+              </w:rPr>
+              <w:t xml:space="preserve">loskrav = "Ja"</w:t>
+            </w:r>
+          </w:p>
+        </w:tc>
+        <w:tc>
+          <w:tcPr/>
+          <w:p>
+            <w:pPr>
+              <w:pStyle w:val="Compact"/>
+            </w:pPr>
+            <w:r>
+              <w:rPr>
+                <w:b/>
+                <w:bCs/>
+              </w:rPr>
+              <w:t xml:space="preserve">Operasjonelt løst.</w:t>
+            </w:r>
+          </w:p>
+        </w:tc>
+      </w:tr>
+      <w:tr>
+        <w:tc>
+          <w:tcPr/>
+          <w:p>
+            <w:pPr>
+              <w:pStyle w:val="Compact"/>
+            </w:pPr>
+            <w:r>
+              <w:t xml:space="preserve">§ 9.5.3 Bunkers uten reise</w:t>
+            </w:r>
+            <w:r>
+              <w:softHyphen/>
+            </w:r>
+            <w:r>
+              <w:t xml:space="preserve">geometri</w:t>
+            </w:r>
+          </w:p>
+        </w:tc>
+        <w:tc>
+          <w:tcPr/>
+          <w:p>
+            <w:pPr>
+              <w:pStyle w:val="Compact"/>
+            </w:pPr>
+            <w:r>
+              <w:t xml:space="preserve">Deterministisk override</w:t>
+            </w:r>
+            <w:r>
+              <w:softHyphen/>
+            </w:r>
+            <w:r>
+              <w:t xml:space="preserve">formel; distansefelt for hvert stopp</w:t>
+            </w:r>
+          </w:p>
+        </w:tc>
+        <w:tc>
+          <w:tcPr/>
+          <w:p>
+            <w:pPr>
+              <w:pStyle w:val="Compact"/>
+            </w:pPr>
+            <w:r>
+              <w:rPr>
+                <w:b/>
+                <w:bCs/>
+              </w:rPr>
+              <w:t xml:space="preserve">Operasjonelt løst.</w:t>
+            </w:r>
+          </w:p>
+        </w:tc>
+      </w:tr>
+      <w:tr>
+        <w:tc>
+          <w:tcPr/>
+          <w:p>
+            <w:pPr>
+              <w:pStyle w:val="Compact"/>
+            </w:pPr>
+            <w:r>
+              <w:t xml:space="preserve">§ 9.5.4 Manglende</w:t>
+            </w:r>
+            <w:r>
+              <w:t xml:space="preserve"> </w:t>
+            </w:r>
+            <w:r>
+              <w:rPr>
+                <w:rStyle w:val="VerbatimChar"/>
+              </w:rPr>
+              <w:t xml:space="preserve">guest_experience</w:t>
+            </w:r>
+          </w:p>
+        </w:tc>
+        <w:tc>
+          <w:tcPr/>
+          <w:p>
+            <w:pPr>
+              <w:pStyle w:val="Compact"/>
+            </w:pPr>
+            <w:r>
+              <w:t xml:space="preserve">API-felt + Vedlegg E rubrikk-forslag</w:t>
+            </w:r>
+          </w:p>
+        </w:tc>
+        <w:tc>
+          <w:tcPr/>
+          <w:p>
+            <w:pPr>
+              <w:pStyle w:val="Compact"/>
+            </w:pPr>
+            <w:r>
+              <w:rPr>
+                <w:b/>
+                <w:bCs/>
+              </w:rPr>
+              <w:t xml:space="preserve">Datainnsamling forberedt.</w:t>
+            </w:r>
+          </w:p>
+        </w:tc>
+      </w:tr>
+      <w:tr>
+        <w:tc>
+          <w:tcPr/>
+          <w:p>
+            <w:pPr>
+              <w:pStyle w:val="Compact"/>
+            </w:pPr>
+            <w:r>
+              <w:t xml:space="preserve">§ 9.5.5 Land-aggregater poolet</w:t>
+            </w:r>
+          </w:p>
+        </w:tc>
+        <w:tc>
+          <w:tcPr/>
+          <w:p>
+            <w:pPr>
+              <w:pStyle w:val="Compact"/>
+            </w:pPr>
+            <w:r>
+              <w:rPr>
+                <w:rStyle w:val="VerbatimChar"/>
+              </w:rPr>
+              <w:t xml:space="preserve">country</w:t>
+            </w:r>
+            <w:r>
+              <w:t xml:space="preserve"> </w:t>
+            </w:r>
+            <w:r>
+              <w:t xml:space="preserve">synliggjort i API/UI</w:t>
+            </w:r>
+          </w:p>
+        </w:tc>
+        <w:tc>
+          <w:tcPr/>
+          <w:p>
+            <w:pPr>
+              <w:pStyle w:val="Compact"/>
+            </w:pPr>
+            <w:r>
+              <w:rPr>
+                <w:b/>
+                <w:bCs/>
+              </w:rPr>
+              <w:t xml:space="preserve">Synliggjort, ikke modellfikset.</w:t>
+            </w:r>
+          </w:p>
+        </w:tc>
+      </w:tr>
+      <w:tr>
+        <w:tc>
+          <w:tcPr/>
+          <w:p>
+            <w:pPr>
+              <w:pStyle w:val="Compact"/>
+            </w:pPr>
+            <w:r>
+              <w:t xml:space="preserve">§ 9.5.6 Per-yacht aggregering</w:t>
+            </w:r>
+          </w:p>
+        </w:tc>
+        <w:tc>
+          <w:tcPr/>
+          <w:p>
+            <w:pPr>
+              <w:pStyle w:val="Compact"/>
+            </w:pPr>
+            <w:r>
+              <w:t xml:space="preserve">Implementert i</w:t>
+            </w:r>
+            <w:r>
+              <w:t xml:space="preserve"> </w:t>
+            </w:r>
+            <w:r>
+              <w:rPr>
+                <w:rStyle w:val="VerbatimChar"/>
+              </w:rPr>
+              <w:t xml:space="preserve">/forecast</w:t>
+            </w:r>
+            <w:r>
+              <w:t xml:space="preserve"> </w:t>
+            </w:r>
+            <w:r>
+              <w:t xml:space="preserve">med naiv skaleringsprojeksjon</w:t>
+            </w:r>
+          </w:p>
+        </w:tc>
+        <w:tc>
+          <w:tcPr/>
+          <w:p>
+            <w:pPr>
+              <w:pStyle w:val="Compact"/>
+            </w:pPr>
+            <w:r>
+              <w:rPr>
+                <w:b/>
+                <w:bCs/>
+              </w:rPr>
+              <w:t xml:space="preserve">Løst.</w:t>
+            </w:r>
+          </w:p>
+        </w:tc>
+      </w:tr>
+      <w:tr>
+        <w:tc>
+          <w:tcPr/>
+          <w:p>
+            <w:pPr>
+              <w:pStyle w:val="Compact"/>
+            </w:pPr>
+            <w:r>
+              <w:t xml:space="preserve">§ 9.5.7 Provisions-override vurdert og avvist</w:t>
+            </w:r>
+          </w:p>
+        </w:tc>
+        <w:tc>
+          <w:tcPr/>
+          <w:p>
+            <w:pPr>
+              <w:pStyle w:val="Compact"/>
+            </w:pPr>
+            <w:r>
+              <w:t xml:space="preserve">Override fjernet i v0.4 (commit</w:t>
+            </w:r>
+            <w:r>
+              <w:t xml:space="preserve"> </w:t>
+            </w:r>
+            <w:r>
+              <w:rPr>
+                <w:rStyle w:val="VerbatimChar"/>
+              </w:rPr>
+              <w:t xml:space="preserve">e24655a</w:t>
+            </w:r>
+            <w:r>
+              <w:t xml:space="preserve">)</w:t>
+            </w:r>
+          </w:p>
+        </w:tc>
+        <w:tc>
+          <w:tcPr/>
+          <w:p>
+            <w:pPr>
+              <w:pStyle w:val="Compact"/>
+            </w:pPr>
+            <w:r>
+              <w:rPr>
+                <w:b/>
+                <w:bCs/>
+              </w:rPr>
+              <w:t xml:space="preserve">Metodisk konkludert.</w:t>
+            </w:r>
+          </w:p>
+        </w:tc>
+      </w:tr>
+    </w:tbl>
     <w:bookmarkEnd w:id="94"/>
-    <w:bookmarkStart w:id="95" w:name="konklusjon"/>
-    <w:p>
-      <w:pPr>
-        <w:pStyle w:val="Heading2"/>
+    <w:bookmarkStart w:id="95" w:name="verktøy--og-prosess-utfordringer"/>
+    <w:p>
+      <w:pPr>
+        <w:pStyle w:val="Heading4"/>
       </w:pPr>
       <w:r>
         <w:rPr>
           <w:rStyle w:val="SectionNumber"/>
         </w:rPr>
-        <w:t xml:space="preserve">11</w:t>
+        <w:t xml:space="preserve">10.7.4</w:t>
       </w:r>
       <w:r>
         <w:tab/>
       </w:r>
       <w:r>
-        <w:t xml:space="preserve">10. Konklusjon</w:t>
+        <w:t xml:space="preserve">9.7.4 Verktøy- og prosess-utfordringer</w:t>
+      </w:r>
+    </w:p>
+    <w:tbl>
+      <w:tblPr>
+        <w:tblStyle w:val="Table"/>
+        <w:tblW w:type="pct" w:w="5000"/>
+        <w:tblLayout w:type="fixed"/>
+        <w:tblLook w:firstRow="1" w:lastRow="0" w:firstColumn="0" w:lastColumn="0" w:noHBand="0" w:noVBand="0" w:val="0020"/>
+      </w:tblPr>
+      <w:tblGrid>
+        <w:gridCol w:w="2640"/>
+        <w:gridCol w:w="2640"/>
+        <w:gridCol w:w="2640"/>
+      </w:tblGrid>
+      <w:tr>
+        <w:trPr>
+          <w:tblHeader w:val="on"/>
+        </w:trPr>
+        <w:tc>
+          <w:tcPr/>
+          <w:p>
+            <w:pPr>
+              <w:pStyle w:val="Compact"/>
+            </w:pPr>
+            <w:r>
+              <w:t xml:space="preserve">Utfordring</w:t>
+            </w:r>
+          </w:p>
+        </w:tc>
+        <w:tc>
+          <w:tcPr/>
+          <w:p>
+            <w:pPr>
+              <w:pStyle w:val="Compact"/>
+            </w:pPr>
+            <w:r>
+              <w:t xml:space="preserve">Tiltak</w:t>
+            </w:r>
+          </w:p>
+        </w:tc>
+        <w:tc>
+          <w:tcPr/>
+          <w:p>
+            <w:pPr>
+              <w:pStyle w:val="Compact"/>
+            </w:pPr>
+            <w:r>
+              <w:t xml:space="preserve">Status</w:t>
+            </w:r>
+          </w:p>
+        </w:tc>
+      </w:tr>
+      <w:tr>
+        <w:tc>
+          <w:tcPr/>
+          <w:p>
+            <w:pPr>
+              <w:pStyle w:val="Compact"/>
+            </w:pPr>
+            <w:r>
+              <w:rPr>
+                <w:b/>
+                <w:bCs/>
+              </w:rPr>
+              <w:t xml:space="preserve">Token-forbruk er stort</w:t>
+            </w:r>
+            <w:r>
+              <w:t xml:space="preserve"> </w:t>
+            </w:r>
+            <w:r>
+              <w:t xml:space="preserve">ved komplekse rapport-oppgaver</w:t>
+            </w:r>
+          </w:p>
+        </w:tc>
+        <w:tc>
+          <w:tcPr/>
+          <w:p>
+            <w:pPr>
+              <w:pStyle w:val="Compact"/>
+            </w:pPr>
+            <w:r>
+              <w:t xml:space="preserve">Bevisst delt arbeid mellom Claude-sesjoner; brukt Claude Code-worktrees for parallelt arbeid på teori og diskusjon</w:t>
+            </w:r>
+          </w:p>
+        </w:tc>
+        <w:tc>
+          <w:tcPr/>
+          <w:p>
+            <w:pPr>
+              <w:pStyle w:val="Compact"/>
+            </w:pPr>
+            <w:r>
+              <w:rPr>
+                <w:b/>
+                <w:bCs/>
+              </w:rPr>
+              <w:t xml:space="preserve">Håndtert.</w:t>
+            </w:r>
+          </w:p>
+        </w:tc>
+      </w:tr>
+      <w:tr>
+        <w:tc>
+          <w:tcPr/>
+          <w:p>
+            <w:pPr>
+              <w:pStyle w:val="Compact"/>
+            </w:pPr>
+            <w:r>
+              <w:rPr>
+                <w:b/>
+                <w:bCs/>
+              </w:rPr>
+              <w:t xml:space="preserve">AI hallusinerer referanser</w:t>
+            </w:r>
+          </w:p>
+        </w:tc>
+        <w:tc>
+          <w:tcPr/>
+          <w:p>
+            <w:pPr>
+              <w:pStyle w:val="Compact"/>
+            </w:pPr>
+            <w:r>
+              <w:t xml:space="preserve">Hver referanse manuelt verifisert mot Google Scholar; PDF-er anbefalt lastet ned til</w:t>
+            </w:r>
+            <w:r>
+              <w:t xml:space="preserve"> </w:t>
+            </w:r>
+            <w:r>
+              <w:rPr>
+                <w:rStyle w:val="VerbatimChar"/>
+              </w:rPr>
+              <w:t xml:space="preserve">003 references/</w:t>
+            </w:r>
+          </w:p>
+        </w:tc>
+        <w:tc>
+          <w:tcPr/>
+          <w:p>
+            <w:pPr>
+              <w:pStyle w:val="Compact"/>
+            </w:pPr>
+            <w:r>
+              <w:rPr>
+                <w:b/>
+                <w:bCs/>
+              </w:rPr>
+              <w:t xml:space="preserve">Delvis håndtert.</w:t>
+            </w:r>
+            <w:r>
+              <w:t xml:space="preserve"> </w:t>
+            </w:r>
+            <w:r>
+              <w:t xml:space="preserve">Manuell verifikasjon gjenstår som siste kvalitets</w:t>
+            </w:r>
+            <w:r>
+              <w:softHyphen/>
+            </w:r>
+            <w:r>
+              <w:t xml:space="preserve">sjekk før innlevering.</w:t>
+            </w:r>
+          </w:p>
+        </w:tc>
+      </w:tr>
+      <w:tr>
+        <w:tc>
+          <w:tcPr/>
+          <w:p>
+            <w:pPr>
+              <w:pStyle w:val="Compact"/>
+            </w:pPr>
+            <w:r>
+              <w:rPr>
+                <w:b/>
+                <w:bCs/>
+              </w:rPr>
+              <w:t xml:space="preserve">Markdown → Word-konvertering</w:t>
+            </w:r>
+            <w:r>
+              <w:t xml:space="preserve"> </w:t>
+            </w:r>
+            <w:r>
+              <w:t xml:space="preserve">krevde verktøy som ikke var pre-installert</w:t>
+            </w:r>
+          </w:p>
+        </w:tc>
+        <w:tc>
+          <w:tcPr/>
+          <w:p>
+            <w:pPr>
+              <w:pStyle w:val="Compact"/>
+            </w:pPr>
+            <w:r>
+              <w:t xml:space="preserve">Installert</w:t>
+            </w:r>
+            <w:r>
+              <w:t xml:space="preserve"> </w:t>
+            </w:r>
+            <w:r>
+              <w:rPr>
+                <w:rStyle w:val="VerbatimChar"/>
+              </w:rPr>
+              <w:t xml:space="preserve">pypandoc-binary</w:t>
+            </w:r>
+            <w:r>
+              <w:t xml:space="preserve">; skrevet</w:t>
+            </w:r>
+            <w:r>
+              <w:t xml:space="preserve"> </w:t>
+            </w:r>
+            <w:r>
+              <w:rPr>
+                <w:rStyle w:val="VerbatimChar"/>
+              </w:rPr>
+              <w:t xml:space="preserve">convert_to_word.py</w:t>
+            </w:r>
+            <w:r>
+              <w:t xml:space="preserve"> </w:t>
+            </w:r>
+            <w:r>
+              <w:t xml:space="preserve">med metadata-skille slik at tittel ikke dupliseres</w:t>
+            </w:r>
+          </w:p>
+        </w:tc>
+        <w:tc>
+          <w:tcPr/>
+          <w:p>
+            <w:pPr>
+              <w:pStyle w:val="Compact"/>
+            </w:pPr>
+            <w:r>
+              <w:rPr>
+                <w:b/>
+                <w:bCs/>
+              </w:rPr>
+              <w:t xml:space="preserve">Løst.</w:t>
+            </w:r>
+          </w:p>
+        </w:tc>
+      </w:tr>
+      <w:tr>
+        <w:tc>
+          <w:tcPr/>
+          <w:p>
+            <w:pPr>
+              <w:pStyle w:val="Compact"/>
+            </w:pPr>
+            <w:r>
+              <w:rPr>
+                <w:b/>
+                <w:bCs/>
+              </w:rPr>
+              <w:t xml:space="preserve">VS Code må åpnes i riktig mappe</w:t>
+            </w:r>
+            <w:r>
+              <w:t xml:space="preserve"> </w:t>
+            </w:r>
+            <w:r>
+              <w:t xml:space="preserve">for at Claude Code-kontekst skal være korrekt</w:t>
+            </w:r>
+          </w:p>
+        </w:tc>
+        <w:tc>
+          <w:tcPr/>
+          <w:p>
+            <w:pPr>
+              <w:pStyle w:val="Compact"/>
+            </w:pPr>
+            <w:r>
+              <w:t xml:space="preserve">Eksplisitt sjekklist</w:t>
+            </w:r>
+            <w:r>
+              <w:softHyphen/>
+            </w:r>
+            <w:r>
+              <w:t xml:space="preserve">punkt — fra transkripsjonene en kjent felle</w:t>
+            </w:r>
+          </w:p>
+        </w:tc>
+        <w:tc>
+          <w:tcPr/>
+          <w:p>
+            <w:pPr>
+              <w:pStyle w:val="Compact"/>
+            </w:pPr>
+            <w:r>
+              <w:rPr>
+                <w:b/>
+                <w:bCs/>
+              </w:rPr>
+              <w:t xml:space="preserve">Lært bevisst.</w:t>
+            </w:r>
+          </w:p>
+        </w:tc>
+      </w:tr>
+      <w:tr>
+        <w:tc>
+          <w:tcPr/>
+          <w:p>
+            <w:pPr>
+              <w:pStyle w:val="Compact"/>
+            </w:pPr>
+            <w:r>
+              <w:rPr>
+                <w:b/>
+                <w:bCs/>
+              </w:rPr>
+              <w:t xml:space="preserve">Pre-commit hooks og merge-konflikter</w:t>
+            </w:r>
+            <w:r>
+              <w:t xml:space="preserve"> </w:t>
+            </w:r>
+            <w:r>
+              <w:t xml:space="preserve">ved parallelle worktrees</w:t>
+            </w:r>
+          </w:p>
+        </w:tc>
+        <w:tc>
+          <w:tcPr/>
+          <w:p>
+            <w:pPr>
+              <w:pStyle w:val="Compact"/>
+            </w:pPr>
+            <w:r>
+              <w:t xml:space="preserve">Manuell merge med</w:t>
+            </w:r>
+            <w:r>
+              <w:t xml:space="preserve"> </w:t>
+            </w:r>
+            <w:r>
+              <w:t xml:space="preserve">“force replace”</w:t>
+            </w:r>
+            <w:r>
+              <w:t xml:space="preserve"> </w:t>
+            </w:r>
+            <w:r>
+              <w:t xml:space="preserve">der konflikter var bevisste overskrivelser</w:t>
+            </w:r>
+          </w:p>
+        </w:tc>
+        <w:tc>
+          <w:tcPr/>
+          <w:p>
+            <w:pPr>
+              <w:pStyle w:val="Compact"/>
+            </w:pPr>
+            <w:r>
+              <w:rPr>
+                <w:b/>
+                <w:bCs/>
+              </w:rPr>
+              <w:t xml:space="preserve">Håndtert per case.</w:t>
+            </w:r>
+          </w:p>
+        </w:tc>
+      </w:tr>
+    </w:tbl>
+    <w:bookmarkEnd w:id="95"/>
+    <w:bookmarkStart w:id="96" w:name="rapport-skriving-og-peer-review"/>
+    <w:p>
+      <w:pPr>
+        <w:pStyle w:val="Heading4"/>
+      </w:pPr>
+      <w:r>
+        <w:rPr>
+          <w:rStyle w:val="SectionNumber"/>
+        </w:rPr>
+        <w:t xml:space="preserve">10.7.5</w:t>
+      </w:r>
+      <w:r>
+        <w:tab/>
+      </w:r>
+      <w:r>
+        <w:t xml:space="preserve">9.7.5 Rapport-skriving og peer review</w:t>
+      </w:r>
+    </w:p>
+    <w:tbl>
+      <w:tblPr>
+        <w:tblStyle w:val="Table"/>
+        <w:tblW w:type="pct" w:w="5000"/>
+        <w:tblLayout w:type="fixed"/>
+        <w:tblLook w:firstRow="1" w:lastRow="0" w:firstColumn="0" w:lastColumn="0" w:noHBand="0" w:noVBand="0" w:val="0020"/>
+      </w:tblPr>
+      <w:tblGrid>
+        <w:gridCol w:w="2640"/>
+        <w:gridCol w:w="2640"/>
+        <w:gridCol w:w="2640"/>
+      </w:tblGrid>
+      <w:tr>
+        <w:trPr>
+          <w:tblHeader w:val="on"/>
+        </w:trPr>
+        <w:tc>
+          <w:tcPr/>
+          <w:p>
+            <w:pPr>
+              <w:pStyle w:val="Compact"/>
+            </w:pPr>
+            <w:r>
+              <w:t xml:space="preserve">Utfordring</w:t>
+            </w:r>
+          </w:p>
+        </w:tc>
+        <w:tc>
+          <w:tcPr/>
+          <w:p>
+            <w:pPr>
+              <w:pStyle w:val="Compact"/>
+            </w:pPr>
+            <w:r>
+              <w:t xml:space="preserve">Tiltak</w:t>
+            </w:r>
+          </w:p>
+        </w:tc>
+        <w:tc>
+          <w:tcPr/>
+          <w:p>
+            <w:pPr>
+              <w:pStyle w:val="Compact"/>
+            </w:pPr>
+            <w:r>
+              <w:t xml:space="preserve">Status</w:t>
+            </w:r>
+          </w:p>
+        </w:tc>
+      </w:tr>
+      <w:tr>
+        <w:tc>
+          <w:tcPr/>
+          <w:p>
+            <w:pPr>
+              <w:pStyle w:val="Compact"/>
+            </w:pPr>
+            <w:r>
+              <w:rPr>
+                <w:b/>
+                <w:bCs/>
+              </w:rPr>
+              <w:t xml:space="preserve">Peer review (G10/Julie, 2026-05-07) punkt 1</w:t>
+            </w:r>
+            <w:r>
+              <w:t xml:space="preserve">: Akademisk bidrag uklart i innledning</w:t>
+            </w:r>
+          </w:p>
+        </w:tc>
+        <w:tc>
+          <w:tcPr/>
+          <w:p>
+            <w:pPr>
+              <w:pStyle w:val="Compact"/>
+            </w:pPr>
+            <w:r>
+              <w:t xml:space="preserve">§ 1.5 omskrevet med tre eksplisitte hull i litteraturen</w:t>
+            </w:r>
+          </w:p>
+        </w:tc>
+        <w:tc>
+          <w:tcPr/>
+          <w:p>
+            <w:pPr>
+              <w:pStyle w:val="Compact"/>
+            </w:pPr>
+            <w:r>
+              <w:rPr>
+                <w:b/>
+                <w:bCs/>
+              </w:rPr>
+              <w:t xml:space="preserve">Løst.</w:t>
+            </w:r>
+          </w:p>
+        </w:tc>
+      </w:tr>
+      <w:tr>
+        <w:tc>
+          <w:tcPr/>
+          <w:p>
+            <w:pPr>
+              <w:pStyle w:val="Compact"/>
+            </w:pPr>
+            <w:r>
+              <w:rPr>
+                <w:b/>
+                <w:bCs/>
+              </w:rPr>
+              <w:t xml:space="preserve">Peer review punkt 2</w:t>
+            </w:r>
+            <w:r>
+              <w:t xml:space="preserve">: Litteratur blandet med egne resultater</w:t>
+            </w:r>
+          </w:p>
+        </w:tc>
+        <w:tc>
+          <w:tcPr/>
+          <w:p>
+            <w:pPr>
+              <w:pStyle w:val="Compact"/>
+            </w:pPr>
+            <w:r>
+              <w:t xml:space="preserve">Alle</w:t>
+            </w:r>
+            <w:r>
+              <w:t xml:space="preserve"> </w:t>
+            </w:r>
+            <w:r>
+              <w:t xml:space="preserve">“ligner vårt”</w:t>
+            </w:r>
+            <w:r>
+              <w:t xml:space="preserve">-formuleringer flyttet til § 9; § 2 strippet</w:t>
+            </w:r>
+          </w:p>
+        </w:tc>
+        <w:tc>
+          <w:tcPr/>
+          <w:p>
+            <w:pPr>
+              <w:pStyle w:val="Compact"/>
+            </w:pPr>
+            <w:r>
+              <w:rPr>
+                <w:b/>
+                <w:bCs/>
+              </w:rPr>
+              <w:t xml:space="preserve">Løst.</w:t>
+            </w:r>
+          </w:p>
+        </w:tc>
+      </w:tr>
+      <w:tr>
+        <w:tc>
+          <w:tcPr/>
+          <w:p>
+            <w:pPr>
+              <w:pStyle w:val="Compact"/>
+            </w:pPr>
+            <w:r>
+              <w:rPr>
+                <w:b/>
+                <w:bCs/>
+              </w:rPr>
+              <w:t xml:space="preserve">Peer review punkt 3</w:t>
+            </w:r>
+            <w:r>
+              <w:t xml:space="preserve">: Teori-kobling til delproblemer</w:t>
+            </w:r>
+          </w:p>
+        </w:tc>
+        <w:tc>
+          <w:tcPr/>
+          <w:p>
+            <w:pPr>
+              <w:pStyle w:val="Compact"/>
+            </w:pPr>
+            <w:r>
+              <w:t xml:space="preserve">“Relevans for prosjektet”</w:t>
+            </w:r>
+            <w:r>
+              <w:t xml:space="preserve">-bokser ved hvert delkapittel i § 3</w:t>
+            </w:r>
+          </w:p>
+        </w:tc>
+        <w:tc>
+          <w:tcPr/>
+          <w:p>
+            <w:pPr>
+              <w:pStyle w:val="Compact"/>
+            </w:pPr>
+            <w:r>
+              <w:rPr>
+                <w:b/>
+                <w:bCs/>
+              </w:rPr>
+              <w:t xml:space="preserve">Løst.</w:t>
+            </w:r>
+          </w:p>
+        </w:tc>
+      </w:tr>
+      <w:tr>
+        <w:tc>
+          <w:tcPr/>
+          <w:p>
+            <w:pPr>
+              <w:pStyle w:val="Compact"/>
+            </w:pPr>
+            <w:r>
+              <w:rPr>
+                <w:b/>
+                <w:bCs/>
+              </w:rPr>
+              <w:t xml:space="preserve">Peer review punkt 4</w:t>
+            </w:r>
+            <w:r>
+              <w:t xml:space="preserve">: Skille modellutvikling / seleksjon / endelig evaluering</w:t>
+            </w:r>
+          </w:p>
+        </w:tc>
+        <w:tc>
+          <w:tcPr/>
+          <w:p>
+            <w:pPr>
+              <w:pStyle w:val="Compact"/>
+            </w:pPr>
+            <w:r>
+              <w:t xml:space="preserve">§ 5.4 fikk ny tabell med roller; § 8.1.1 fylt med faktiske testsett-tall</w:t>
+            </w:r>
+          </w:p>
+        </w:tc>
+        <w:tc>
+          <w:tcPr/>
+          <w:p>
+            <w:pPr>
+              <w:pStyle w:val="Compact"/>
+            </w:pPr>
+            <w:r>
+              <w:rPr>
+                <w:b/>
+                <w:bCs/>
+              </w:rPr>
+              <w:t xml:space="preserve">Løst.</w:t>
+            </w:r>
+          </w:p>
+        </w:tc>
+      </w:tr>
+      <w:tr>
+        <w:tc>
+          <w:tcPr/>
+          <w:p>
+            <w:pPr>
+              <w:pStyle w:val="Compact"/>
+            </w:pPr>
+            <w:r>
+              <w:rPr>
+                <w:b/>
+                <w:bCs/>
+              </w:rPr>
+              <w:t xml:space="preserve">Peer review punkt 5</w:t>
+            </w:r>
+            <w:r>
+              <w:t xml:space="preserve">: Figurer henvist til notebooks i stedet for å vises</w:t>
+            </w:r>
+          </w:p>
+        </w:tc>
+        <w:tc>
+          <w:tcPr/>
+          <w:p>
+            <w:pPr>
+              <w:pStyle w:val="Compact"/>
+            </w:pPr>
+            <w:r>
+              <w:t xml:space="preserve">Eksportert som PNG og embedet i § 7</w:t>
+            </w:r>
+          </w:p>
+        </w:tc>
+        <w:tc>
+          <w:tcPr/>
+          <w:p>
+            <w:pPr>
+              <w:pStyle w:val="Compact"/>
+            </w:pPr>
+            <w:r>
+              <w:rPr>
+                <w:b/>
+                <w:bCs/>
+              </w:rPr>
+              <w:t xml:space="preserve">Løst.</w:t>
+            </w:r>
+          </w:p>
+        </w:tc>
+      </w:tr>
+      <w:tr>
+        <w:tc>
+          <w:tcPr/>
+          <w:p>
+            <w:pPr>
+              <w:pStyle w:val="Compact"/>
+            </w:pPr>
+            <w:r>
+              <w:rPr>
+                <w:b/>
+                <w:bCs/>
+              </w:rPr>
+              <w:t xml:space="preserve">Peer review punkt 6</w:t>
+            </w:r>
+            <w:r>
+              <w:t xml:space="preserve">: Diskusjon manglet teoretisk forankring</w:t>
+            </w:r>
+          </w:p>
+        </w:tc>
+        <w:tc>
+          <w:tcPr/>
+          <w:p>
+            <w:pPr>
+              <w:pStyle w:val="Compact"/>
+            </w:pPr>
+            <w:r>
+              <w:t xml:space="preserve">Lagt til litteratur</w:t>
+            </w:r>
+            <w:r>
+              <w:softHyphen/>
+            </w:r>
+            <w:r>
+              <w:t xml:space="preserve">koblinger i § 9.2, § 9.5.2 og § 9.5.3</w:t>
+            </w:r>
+          </w:p>
+        </w:tc>
+        <w:tc>
+          <w:tcPr/>
+          <w:p>
+            <w:pPr>
+              <w:pStyle w:val="Compact"/>
+            </w:pPr>
+            <w:r>
+              <w:rPr>
+                <w:b/>
+                <w:bCs/>
+              </w:rPr>
+              <w:t xml:space="preserve">Løst.</w:t>
+            </w:r>
+          </w:p>
+        </w:tc>
+      </w:tr>
+      <w:tr>
+        <w:tc>
+          <w:tcPr/>
+          <w:p>
+            <w:pPr>
+              <w:pStyle w:val="Compact"/>
+            </w:pPr>
+            <w:r>
+              <w:rPr>
+                <w:b/>
+                <w:bCs/>
+              </w:rPr>
+              <w:t xml:space="preserve">Peer review punkt 7</w:t>
+            </w:r>
+            <w:r>
+              <w:t xml:space="preserve">: APA 7-konsistens</w:t>
+            </w:r>
+          </w:p>
+        </w:tc>
+        <w:tc>
+          <w:tcPr/>
+          <w:p>
+            <w:pPr>
+              <w:pStyle w:val="Compact"/>
+            </w:pPr>
+            <w:r>
+              <w:t xml:space="preserve">Bibliografi gjennomgått; DOI lagt til der det fantes</w:t>
+            </w:r>
+          </w:p>
+        </w:tc>
+        <w:tc>
+          <w:tcPr/>
+          <w:p>
+            <w:pPr>
+              <w:pStyle w:val="Compact"/>
+            </w:pPr>
+            <w:r>
+              <w:rPr>
+                <w:b/>
+                <w:bCs/>
+              </w:rPr>
+              <w:t xml:space="preserve">Løst.</w:t>
+            </w:r>
+          </w:p>
+        </w:tc>
+      </w:tr>
+      <w:tr>
+        <w:tc>
+          <w:tcPr/>
+          <w:p>
+            <w:pPr>
+              <w:pStyle w:val="Compact"/>
+            </w:pPr>
+            <w:r>
+              <w:rPr>
+                <w:b/>
+                <w:bCs/>
+              </w:rPr>
+              <w:t xml:space="preserve">Endelig testsett-evaluering manglet</w:t>
+            </w:r>
+            <w:r>
+              <w:t xml:space="preserve"> </w:t>
+            </w:r>
+            <w:r>
+              <w:t xml:space="preserve">(v0.4-svakhet)</w:t>
+            </w:r>
+          </w:p>
+        </w:tc>
+        <w:tc>
+          <w:tcPr/>
+          <w:p>
+            <w:pPr>
+              <w:pStyle w:val="Compact"/>
+            </w:pPr>
+            <w:r>
+              <w:t xml:space="preserve">Skrevet</w:t>
+            </w:r>
+            <w:r>
+              <w:t xml:space="preserve"> </w:t>
+            </w:r>
+            <w:r>
+              <w:rPr>
+                <w:rStyle w:val="VerbatimChar"/>
+              </w:rPr>
+              <w:t xml:space="preserve">eval_test_2025.py</w:t>
+            </w:r>
+            <w:r>
+              <w:t xml:space="preserve">, publisert</w:t>
+            </w:r>
+            <w:r>
+              <w:t xml:space="preserve"> </w:t>
+            </w:r>
+            <w:r>
+              <w:rPr>
+                <w:rStyle w:val="VerbatimChar"/>
+              </w:rPr>
+              <w:t xml:space="preserve">metrics_test_2025.csv</w:t>
+            </w:r>
+            <w:r>
+              <w:t xml:space="preserve">, fylt § 8.1.1 med Tabell 8.2</w:t>
+            </w:r>
+          </w:p>
+        </w:tc>
+        <w:tc>
+          <w:tcPr/>
+          <w:p>
+            <w:pPr>
+              <w:pStyle w:val="Compact"/>
+            </w:pPr>
+            <w:r>
+              <w:rPr>
+                <w:b/>
+                <w:bCs/>
+              </w:rPr>
+              <w:t xml:space="preserve">Løst.</w:t>
+            </w:r>
+          </w:p>
+        </w:tc>
+      </w:tr>
+      <w:tr>
+        <w:tc>
+          <w:tcPr/>
+          <w:p>
+            <w:pPr>
+              <w:pStyle w:val="Compact"/>
+            </w:pPr>
+            <w:r>
+              <w:rPr>
+                <w:b/>
+                <w:bCs/>
+              </w:rPr>
+              <w:t xml:space="preserve">Figur 7.8 påsto −0,03 bias</w:t>
+            </w:r>
+            <w:r>
+              <w:t xml:space="preserve"> </w:t>
+            </w:r>
+            <w:r>
+              <w:t xml:space="preserve">(feil)</w:t>
+            </w:r>
+          </w:p>
+        </w:tc>
+        <w:tc>
+          <w:tcPr/>
+          <w:p>
+            <w:pPr>
+              <w:pStyle w:val="Compact"/>
+            </w:pPr>
+            <w:r>
+              <w:t xml:space="preserve">Reprodusert figur fra Optuna-tunet modell; faktisk bias er −0,20 og rapportert ærlig</w:t>
+            </w:r>
+          </w:p>
+        </w:tc>
+        <w:tc>
+          <w:tcPr/>
+          <w:p>
+            <w:pPr>
+              <w:pStyle w:val="Compact"/>
+            </w:pPr>
+            <w:r>
+              <w:rPr>
+                <w:b/>
+                <w:bCs/>
+              </w:rPr>
+              <w:t xml:space="preserve">Løst.</w:t>
+            </w:r>
+          </w:p>
+        </w:tc>
+      </w:tr>
+      <w:tr>
+        <w:tc>
+          <w:tcPr/>
+          <w:p>
+            <w:pPr>
+              <w:pStyle w:val="Compact"/>
+            </w:pPr>
+            <w:r>
+              <w:rPr>
+                <w:b/>
+                <w:bCs/>
+              </w:rPr>
+              <w:t xml:space="preserve">Statistisk signifikans manglet</w:t>
+            </w:r>
+          </w:p>
+        </w:tc>
+        <w:tc>
+          <w:tcPr/>
+          <w:p>
+            <w:pPr>
+              <w:pStyle w:val="Compact"/>
+            </w:pPr>
+            <w:r>
+              <w:t xml:space="preserve">Bootstrap-KI lagt til i § 8.1</w:t>
+            </w:r>
+          </w:p>
+        </w:tc>
+        <w:tc>
+          <w:tcPr/>
+          <w:p>
+            <w:pPr>
+              <w:pStyle w:val="Compact"/>
+            </w:pPr>
+            <w:r>
+              <w:rPr>
+                <w:b/>
+                <w:bCs/>
+              </w:rPr>
+              <w:t xml:space="preserve">Løst.</w:t>
+            </w:r>
+          </w:p>
+        </w:tc>
+      </w:tr>
+      <w:tr>
+        <w:tc>
+          <w:tcPr/>
+          <w:p>
+            <w:pPr>
+              <w:pStyle w:val="Compact"/>
+            </w:pPr>
+            <w:r>
+              <w:rPr>
+                <w:b/>
+                <w:bCs/>
+              </w:rPr>
+              <w:t xml:space="preserve">Pensum-kobling mot kompendiet</w:t>
+            </w:r>
+            <w:r>
+              <w:t xml:space="preserve"> </w:t>
+            </w:r>
+            <w:r>
+              <w:t xml:space="preserve">var implisitt</w:t>
+            </w:r>
+          </w:p>
+        </w:tc>
+        <w:tc>
+          <w:tcPr/>
+          <w:p>
+            <w:pPr>
+              <w:pStyle w:val="Compact"/>
+            </w:pPr>
+            <w:r>
+              <w:t xml:space="preserve">Eksplisitt referert til Pettersen &amp; Rekdal (2026) tabell 1.1 i § 2.2 og § 5.0</w:t>
+            </w:r>
+          </w:p>
+        </w:tc>
+        <w:tc>
+          <w:tcPr/>
+          <w:p>
+            <w:pPr>
+              <w:pStyle w:val="Compact"/>
+            </w:pPr>
+            <w:r>
+              <w:rPr>
+                <w:b/>
+                <w:bCs/>
+              </w:rPr>
+              <w:t xml:space="preserve">Løst.</w:t>
+            </w:r>
+          </w:p>
+        </w:tc>
+      </w:tr>
+    </w:tbl>
+    <w:bookmarkEnd w:id="96"/>
+    <w:bookmarkStart w:id="97" w:name="X054b0f7a3509c1b4540f76b3dca1c9cb0f9d6af"/>
+    <w:p>
+      <w:pPr>
+        <w:pStyle w:val="Heading4"/>
+      </w:pPr>
+      <w:r>
+        <w:rPr>
+          <w:rStyle w:val="SectionNumber"/>
+        </w:rPr>
+        <w:t xml:space="preserve">10.7.6</w:t>
+      </w:r>
+      <w:r>
+        <w:tab/>
+      </w:r>
+      <w:r>
+        <w:t xml:space="preserve">9.7.6 Strukturelle og metodologiske utfordringer som forblir åpne</w:t>
       </w:r>
     </w:p>
     <w:p>
@@ -20576,193 +23129,7 @@
         <w:pStyle w:val="FirstParagraph"/>
       </w:pPr>
       <w:r>
-        <w:t xml:space="preserve">Vi har utviklet en datadreven kostnads</w:t>
-      </w:r>
-      <w:r>
-        <w:softHyphen/>
-      </w:r>
-      <w:r>
-        <w:t xml:space="preserve">estimator for skandinaviske yacht</w:t>
-      </w:r>
-      <w:r>
-        <w:softHyphen/>
-      </w:r>
-      <w:r>
-        <w:t xml:space="preserve">anløp som kombinerer en LightGBM + CatBoost-ensemble på transaksjons</w:t>
-      </w:r>
-      <w:r>
-        <w:softHyphen/>
-      </w:r>
-      <w:r>
-        <w:t xml:space="preserve">nivå med en hybrid kalibrering mot empiriske kostnadspersentiler på anløps</w:t>
-      </w:r>
-      <w:r>
-        <w:softHyphen/>
-      </w:r>
-      <w:r>
-        <w:t xml:space="preserve">nivå. På et valideringssett med 490 transaksjoner fra 2024 oppnår modellen MAE = 17 350 EUR (wMAPE 71,4 %), en reduksjon på 20 % i forhold til en median</w:t>
-      </w:r>
-      <w:r>
-        <w:softHyphen/>
-      </w:r>
-      <w:r>
-        <w:t xml:space="preserve">baseline. På det</w:t>
-      </w:r>
-      <w:r>
-        <w:t xml:space="preserve"> </w:t>
-      </w:r>
-      <w:r>
-        <w:rPr>
-          <w:b/>
-          <w:bCs/>
-        </w:rPr>
-        <w:t xml:space="preserve">uavhengige testsettet</w:t>
-      </w:r>
-      <w:r>
-        <w:t xml:space="preserve"> </w:t>
-      </w:r>
-      <w:r>
-        <w:t xml:space="preserve">(2025, 649 transaksjoner — aldri brukt i seleksjon) er endelig generaliserings</w:t>
-      </w:r>
-      <w:r>
-        <w:softHyphen/>
-      </w:r>
-      <w:r>
-        <w:t xml:space="preserve">anslag for samme ensemble</w:t>
-      </w:r>
-      <w:r>
-        <w:softHyphen/>
-      </w:r>
-      <w:r>
-        <w:t xml:space="preserve">modell</w:t>
-      </w:r>
-      <w:r>
-        <w:t xml:space="preserve"> </w:t>
-      </w:r>
-      <w:r>
-        <w:rPr>
-          <w:b/>
-          <w:bCs/>
-        </w:rPr>
-        <w:t xml:space="preserve">MAE = 19 051 EUR, wMAPE = 74,3 %</w:t>
-      </w:r>
-      <w:r>
-        <w:t xml:space="preserve"> </w:t>
-      </w:r>
-      <w:r>
-        <w:t xml:space="preserve">(tabell 8.2) — ≈ 10 % høyere MAE enn val, hvilket er forventet etter modell</w:t>
-      </w:r>
-      <w:r>
-        <w:softHyphen/>
-      </w:r>
-      <w:r>
-        <w:t xml:space="preserve">seleksjon og bekrefter at modellen generaliserer til ny tids</w:t>
-      </w:r>
-      <w:r>
-        <w:softHyphen/>
-      </w:r>
-      <w:r>
-        <w:t xml:space="preserve">periode uten katastrofalt fall. CQR-kalibrerte kvantil</w:t>
-      </w:r>
-      <w:r>
-        <w:softHyphen/>
-      </w:r>
-      <w:r>
-        <w:t xml:space="preserve">modeller gir empirisk dekning på 80,0 % for nominelt 80 %-prediksjonsintervall på valideringssettet. Aggregerte anløps</w:t>
-      </w:r>
-      <w:r>
-        <w:softHyphen/>
-      </w:r>
-      <w:r>
-        <w:t xml:space="preserve">estimater plasserer seg innenfor empirisk P25–P75-bånd i alle fem testede konfigurasjoner (tabell 8.3a–e).</w:t>
-      </w:r>
-    </w:p>
-    <w:p>
-      <w:pPr>
-        <w:pStyle w:val="BodyText"/>
-      </w:pPr>
-      <w:r>
-        <w:t xml:space="preserve">Hvert delproblem er adressert: DP1 ved 26 features fra fakturadata (§ 5.5), DP2 ved sammen</w:t>
-      </w:r>
-      <w:r>
-        <w:softHyphen/>
-      </w:r>
-      <w:r>
-        <w:t xml:space="preserve">ligning av seks modeller på både val og test (§ 8.1, § 8.1.1), DP3 ved hybrid persentil-kalibrering (§ 6.5), DP4 ved kvantil</w:t>
-      </w:r>
-      <w:r>
-        <w:softHyphen/>
-      </w:r>
-      <w:r>
-        <w:t xml:space="preserve">modeller med CQR (§ 6.4) og forankring av estimater i empirisk P25–P75-spenn (§ 8.3), og DP5 ved en FastAPI + Next.js-tjeneste med svar</w:t>
-      </w:r>
-      <w:r>
-        <w:softHyphen/>
-      </w:r>
-      <w:r>
-        <w:t xml:space="preserve">tider under to sekunder (§ 8.4).</w:t>
-      </w:r>
-    </w:p>
-    <w:p>
-      <w:pPr>
-        <w:pStyle w:val="BodyText"/>
-      </w:pPr>
-      <w:r>
-        <w:t xml:space="preserve">Studien bidrar (jf. § 1.5) til både litteraturen og praksis ved å demonstrere at en transaksjonsnivå-ensemble</w:t>
-      </w:r>
-      <w:r>
-        <w:softHyphen/>
-      </w:r>
-      <w:r>
-        <w:t xml:space="preserve">modell med trafikkvektet aggregering kan kalibreres mot empiriske havne</w:t>
-      </w:r>
-      <w:r>
-        <w:softHyphen/>
-      </w:r>
-      <w:r>
-        <w:t xml:space="preserve">persentiler i et lite, høyt</w:t>
-      </w:r>
-      <w:r>
-        <w:softHyphen/>
-      </w:r>
-      <w:r>
-        <w:t xml:space="preserve">skjevt regime (n ≈ 1 600, 17 enheter), at modell</w:t>
-      </w:r>
-      <w:r>
-        <w:softHyphen/>
-      </w:r>
-      <w:r>
-        <w:t xml:space="preserve">valget er pensum</w:t>
-      </w:r>
-      <w:r>
-        <w:softHyphen/>
-      </w:r>
-      <w:r>
-        <w:t xml:space="preserve">forankret (Pettersen &amp; Rekdal, 2026, tabell 1.1: gradient boosting + kryssvalidering + SHAP + hyperparameter</w:t>
-      </w:r>
-      <w:r>
-        <w:softHyphen/>
-      </w:r>
-      <w:r>
-        <w:t xml:space="preserve">tuning), og ved å dokumentere konkrete gap mellom modell</w:t>
-      </w:r>
-      <w:r>
-        <w:softHyphen/>
-      </w:r>
-      <w:r>
-        <w:t xml:space="preserve">strukturen og operasjonelle krav (§ 9.5) som peker mot avgrensede, oppnåelige retraining-mål.</w:t>
-      </w:r>
-    </w:p>
-    <w:p>
-      <w:pPr>
-        <w:pStyle w:val="BodyText"/>
-      </w:pPr>
-      <w:r>
-        <w:rPr>
-          <w:b/>
-          <w:bCs/>
-        </w:rPr>
-        <w:t xml:space="preserve">Begrensninger:</w:t>
+        <w:t xml:space="preserve">Ikke alle utfordringer kan lukkes innenfor rammene av en master-rapport. De følgende er bevisst akseptert som åpne for fremtidig arbeid:</w:t>
       </w:r>
     </w:p>
     <w:p>
@@ -20774,35 +23141,46 @@
         </w:numPr>
       </w:pPr>
       <w:r>
-        <w:t xml:space="preserve">De aggregerte anløps</w:t>
-      </w:r>
-      <w:r>
-        <w:softHyphen/>
-      </w:r>
-      <w:r>
-        <w:t xml:space="preserve">estimatene i § 8.3 er demonstrert gjennom fem utvalgte konfigurasjoner.</w:t>
-      </w:r>
-      <w:r>
-        <w:t xml:space="preserve"> </w:t>
-      </w:r>
-      <w:r>
-        <w:rPr>
-          <w:b/>
-          <w:bCs/>
-        </w:rPr>
-        <w:t xml:space="preserve">Operasjonell validering</w:t>
-      </w:r>
-      <w:r>
-        <w:t xml:space="preserve"> </w:t>
-      </w:r>
-      <w:r>
-        <w:t xml:space="preserve">— der koordinatorene bruker verktøyet i live drift over en lengre periode og fakturaer sammen</w:t>
-      </w:r>
-      <w:r>
-        <w:softHyphen/>
-      </w:r>
-      <w:r>
-        <w:t xml:space="preserve">holdes med estimater per havn × størrelse — er nødvendig før verktøyet kan konkluderes som klar for full produksjon. Dette er også flagget av peer reviewer (G10/Julie, 2026-05-07).</w:t>
+        <w:rPr>
+          <w:b/>
+          <w:bCs/>
+        </w:rPr>
+        <w:t xml:space="preserve">Produksjons</w:t>
+      </w:r>
+      <w:r>
+        <w:rPr>
+          <w:b/>
+          <w:bCs/>
+        </w:rPr>
+        <w:softHyphen/>
+      </w:r>
+      <w:r>
+        <w:rPr>
+          <w:b/>
+          <w:bCs/>
+        </w:rPr>
+        <w:t xml:space="preserve">modellen har ikke uavhengig holdout</w:t>
+      </w:r>
+      <w:r>
+        <w:t xml:space="preserve"> </w:t>
+      </w:r>
+      <w:r>
+        <w:t xml:space="preserve">(§ 8.1.1).</w:t>
+      </w:r>
+      <w:r>
+        <w:t xml:space="preserve"> </w:t>
+      </w:r>
+      <w:r>
+        <w:rPr>
+          <w:rStyle w:val="VerbatimChar"/>
+        </w:rPr>
+        <w:t xml:space="preserve">model_meta_final.joblib</w:t>
+      </w:r>
+      <w:r>
+        <w:t xml:space="preserve"> </w:t>
+      </w:r>
+      <w:r>
+        <w:t xml:space="preserve">er refittet på hele 2020–2025 inkludert testsettet. Test-sett-tallene gjelder prefit-modellen som proxy. Lukkes når 2026-data er tilstrekkelig (videre arbeid punkt 10).</w:t>
       </w:r>
     </w:p>
     <w:p>
@@ -20814,62 +23192,17 @@
         </w:numPr>
       </w:pPr>
       <w:r>
-        <w:t xml:space="preserve">Test</w:t>
-      </w:r>
-      <w:r>
-        <w:softHyphen/>
-      </w:r>
-      <w:r>
-        <w:t xml:space="preserve">set-metrikkene i § 8.1.1 gjelder</w:t>
-      </w:r>
-      <w:r>
-        <w:t xml:space="preserve"> </w:t>
-      </w:r>
-      <w:r>
-        <w:rPr>
-          <w:i/>
-          <w:iCs/>
-        </w:rPr>
-        <w:t xml:space="preserve">prefit-modellen</w:t>
-      </w:r>
-      <w:r>
-        <w:t xml:space="preserve"> </w:t>
-      </w:r>
-      <w:r>
-        <w:t xml:space="preserve">(trent på ≤ 2023) som et generaliserings</w:t>
-      </w:r>
-      <w:r>
-        <w:softHyphen/>
-      </w:r>
-      <w:r>
-        <w:t xml:space="preserve">anslag for model</w:t>
-      </w:r>
-      <w:r>
-        <w:softHyphen/>
-      </w:r>
-      <w:r>
-        <w:t xml:space="preserve">klassen. Produksjons</w:t>
-      </w:r>
-      <w:r>
-        <w:softHyphen/>
-      </w:r>
-      <w:r>
-        <w:t xml:space="preserve">modellen (</w:t>
-      </w:r>
-      <w:r>
-        <w:rPr>
-          <w:rStyle w:val="VerbatimChar"/>
-        </w:rPr>
-        <w:t xml:space="preserve">model_meta_final.joblib</w:t>
-      </w:r>
-      <w:r>
-        <w:t xml:space="preserve">, refittet på 2020–2025) har ikke et uavhengig holdout før 2026-data er tilstrekkelig — dette er en strukturell begrensning ved tids</w:t>
-      </w:r>
-      <w:r>
-        <w:softHyphen/>
-      </w:r>
-      <w:r>
-        <w:t xml:space="preserve">basert split når man også vil deploye på all tilgjengelig data.</w:t>
+        <w:rPr>
+          <w:b/>
+          <w:bCs/>
+        </w:rPr>
+        <w:t xml:space="preserve">Operasjonell validering ikke gjennomført.</w:t>
+      </w:r>
+      <w:r>
+        <w:t xml:space="preserve"> </w:t>
+      </w:r>
+      <w:r>
+        <w:t xml:space="preserve">Verktøyet er ikke kjørt live over måneder. Lukkes ved videre arbeid punkt 9 — også eksplisitt etterlyst av peer reviewer.</w:t>
       </w:r>
     </w:p>
     <w:p>
@@ -20881,7 +23214,17 @@
         </w:numPr>
       </w:pPr>
       <w:r>
-        <w:t xml:space="preserve">Ekstern validitet er begrenset til Yachting Operations sine egne fremtidige anløp (jf. § 9.6). Verktøyet er ikke validert på andre operatører.</w:t>
+        <w:rPr>
+          <w:b/>
+          <w:bCs/>
+        </w:rPr>
+        <w:t xml:space="preserve">Ekstern validitet begrenset til Yachting Operations.</w:t>
+      </w:r>
+      <w:r>
+        <w:t xml:space="preserve"> </w:t>
+      </w:r>
+      <w:r>
+        <w:t xml:space="preserve">Modellen er ikke testet på andre operatører (§ 9.6). Strukturell case-avgrensning, ikke fikserbar uten ny datakilde.</w:t>
       </w:r>
     </w:p>
     <w:p>
@@ -20893,7 +23236,31 @@
         </w:numPr>
       </w:pPr>
       <w:r>
-        <w:t xml:space="preserve">Provisions er kategorien med størst systematisk avvik fra faktiske kostnader; uten labels for</w:t>
+        <w:rPr>
+          <w:b/>
+          <w:bCs/>
+        </w:rPr>
+        <w:t xml:space="preserve">Konstrukt</w:t>
+      </w:r>
+      <w:r>
+        <w:rPr>
+          <w:b/>
+          <w:bCs/>
+        </w:rPr>
+        <w:softHyphen/>
+      </w:r>
+      <w:r>
+        <w:rPr>
+          <w:b/>
+          <w:bCs/>
+        </w:rPr>
+        <w:t xml:space="preserve">validitet er delvis</w:t>
+      </w:r>
+      <w:r>
+        <w:t xml:space="preserve"> </w:t>
+      </w:r>
+      <w:r>
+        <w:t xml:space="preserve">(§ 9.6).</w:t>
       </w:r>
       <w:r>
         <w:t xml:space="preserve"> </w:t>
@@ -20902,19 +23269,322 @@
         <w:rPr>
           <w:rStyle w:val="VerbatimChar"/>
         </w:rPr>
+        <w:t xml:space="preserve">final_charge</w:t>
+      </w:r>
+      <w:r>
+        <w:t xml:space="preserve"> </w:t>
+      </w:r>
+      <w:r>
+        <w:t xml:space="preserve">fanger agentens fakturasum, ikke yachteierens totale anløpskostnad. Akseptert som dokumentert avgrensning.</w:t>
+      </w:r>
+    </w:p>
+    <w:p>
+      <w:pPr>
+        <w:pStyle w:val="Compact"/>
+        <w:numPr>
+          <w:ilvl w:val="0"/>
+          <w:numId w:val="1022"/>
+        </w:numPr>
+      </w:pPr>
+      <w:r>
+        <w:rPr>
+          <w:b/>
+          <w:bCs/>
+        </w:rPr>
+        <w:t xml:space="preserve">Diebold-Mariano-test ikke gjennomført.</w:t>
+      </w:r>
+      <w:r>
+        <w:t xml:space="preserve"> </w:t>
+      </w:r>
+      <w:r>
+        <w:t xml:space="preserve">Bootstrap-KI dekker den essensielle delen; DM kunne styrket håndteringen av tids</w:t>
+      </w:r>
+      <w:r>
+        <w:softHyphen/>
+      </w:r>
+      <w:r>
+        <w:t xml:space="preserve">korrelerte residualer. Flagget som videre arbeid punkt 11.</w:t>
+      </w:r>
+    </w:p>
+    <w:bookmarkEnd w:id="97"/>
+    <w:bookmarkStart w:id="98" w:name="sammenfattende-refleksjon"/>
+    <w:p>
+      <w:pPr>
+        <w:pStyle w:val="Heading4"/>
+      </w:pPr>
+      <w:r>
+        <w:rPr>
+          <w:rStyle w:val="SectionNumber"/>
+        </w:rPr>
+        <w:t xml:space="preserve">10.7.7</w:t>
+      </w:r>
+      <w:r>
+        <w:tab/>
+      </w:r>
+      <w:r>
+        <w:t xml:space="preserve">9.7.7 Sammenfattende refleksjon</w:t>
+      </w:r>
+    </w:p>
+    <w:p>
+      <w:pPr>
+        <w:pStyle w:val="FirstParagraph"/>
+      </w:pPr>
+      <w:r>
+        <w:t xml:space="preserve">Den røde tråden gjennom utfordringene er at</w:t>
+      </w:r>
+      <w:r>
+        <w:t xml:space="preserve"> </w:t>
+      </w:r>
+      <w:r>
+        <w:rPr>
+          <w:i/>
+          <w:iCs/>
+        </w:rPr>
+        <w:t xml:space="preserve">data</w:t>
+      </w:r>
+      <w:r>
+        <w:rPr>
+          <w:i/>
+          <w:iCs/>
+        </w:rPr>
+        <w:softHyphen/>
+      </w:r>
+      <w:r>
+        <w:rPr>
+          <w:i/>
+          <w:iCs/>
+        </w:rPr>
+        <w:t xml:space="preserve">utfordringene</w:t>
+      </w:r>
+      <w:r>
+        <w:t xml:space="preserve"> </w:t>
+      </w:r>
+      <w:r>
+        <w:t xml:space="preserve">(klynge 9.7.1) og</w:t>
+      </w:r>
+      <w:r>
+        <w:t xml:space="preserve"> </w:t>
+      </w:r>
+      <w:r>
+        <w:rPr>
+          <w:i/>
+          <w:iCs/>
+        </w:rPr>
+        <w:t xml:space="preserve">strukturelle begrensninger</w:t>
+      </w:r>
+      <w:r>
+        <w:t xml:space="preserve"> </w:t>
+      </w:r>
+      <w:r>
+        <w:t xml:space="preserve">(klynge 9.7.6) ikke kan lukkes ved bedre modellering alene — de krever enten flere data eller fortsatt operasjonell drift.</w:t>
+      </w:r>
+      <w:r>
+        <w:t xml:space="preserve"> </w:t>
+      </w:r>
+      <w:r>
+        <w:rPr>
+          <w:i/>
+          <w:iCs/>
+        </w:rPr>
+        <w:t xml:space="preserve">Modell-</w:t>
+      </w:r>
+      <w:r>
+        <w:t xml:space="preserve"> </w:t>
+      </w:r>
+      <w:r>
+        <w:t xml:space="preserve">og</w:t>
+      </w:r>
+      <w:r>
+        <w:t xml:space="preserve"> </w:t>
+      </w:r>
+      <w:r>
+        <w:rPr>
+          <w:i/>
+          <w:iCs/>
+        </w:rPr>
+        <w:t xml:space="preserve">prosess</w:t>
+      </w:r>
+      <w:r>
+        <w:rPr>
+          <w:i/>
+          <w:iCs/>
+        </w:rPr>
+        <w:softHyphen/>
+      </w:r>
+      <w:r>
+        <w:rPr>
+          <w:i/>
+          <w:iCs/>
+        </w:rPr>
+        <w:t xml:space="preserve">utfordringene</w:t>
+      </w:r>
+      <w:r>
+        <w:t xml:space="preserve"> </w:t>
+      </w:r>
+      <w:r>
+        <w:t xml:space="preserve">(klynge 9.7.2 og 9.7.4) er i hovedsak løst eller pragmatisk håndtert.</w:t>
+      </w:r>
+      <w:r>
+        <w:t xml:space="preserve"> </w:t>
+      </w:r>
+      <w:r>
+        <w:rPr>
+          <w:i/>
+          <w:iCs/>
+        </w:rPr>
+        <w:t xml:space="preserve">Rapport</w:t>
+      </w:r>
+      <w:r>
+        <w:rPr>
+          <w:i/>
+          <w:iCs/>
+        </w:rPr>
+        <w:softHyphen/>
+      </w:r>
+      <w:r>
+        <w:rPr>
+          <w:i/>
+          <w:iCs/>
+        </w:rPr>
+        <w:t xml:space="preserve">skrivings</w:t>
+      </w:r>
+      <w:r>
+        <w:rPr>
+          <w:i/>
+          <w:iCs/>
+        </w:rPr>
+        <w:softHyphen/>
+      </w:r>
+      <w:r>
+        <w:rPr>
+          <w:i/>
+          <w:iCs/>
+        </w:rPr>
+        <w:t xml:space="preserve">utfordringene</w:t>
+      </w:r>
+      <w:r>
+        <w:t xml:space="preserve"> </w:t>
+      </w:r>
+      <w:r>
+        <w:t xml:space="preserve">(klynge 9.7.5) er fullstendig løst — alle peer-review-punkter er adressert, og v1.0 inneholder testsett-tall, statistisk signifikans, embedde figurer og pensum</w:t>
+      </w:r>
+      <w:r>
+        <w:softHyphen/>
+      </w:r>
+      <w:r>
+        <w:t xml:space="preserve">kobling som manglet i tidligere versjoner. Denne åpenheten om hva som er løst, hva som er delvis løst og hva som forblir åpent er i tråd med kompendiets sjekkliste A.3:</w:t>
+      </w:r>
+      <w:r>
+        <w:t xml:space="preserve"> </w:t>
+      </w:r>
+      <w:r>
+        <w:rPr>
+          <w:i/>
+          <w:iCs/>
+        </w:rPr>
+        <w:t xml:space="preserve">“Begrensninger, usikkerhet og feilkilder er tydeliggjort.”</w:t>
+      </w:r>
+    </w:p>
+    <w:bookmarkEnd w:id="98"/>
+    <w:bookmarkEnd w:id="99"/>
+    <w:bookmarkStart w:id="100" w:name="praktiske-implikasjoner"/>
+    <w:p>
+      <w:pPr>
+        <w:pStyle w:val="Heading3"/>
+      </w:pPr>
+      <w:r>
+        <w:rPr>
+          <w:rStyle w:val="SectionNumber"/>
+        </w:rPr>
+        <w:t xml:space="preserve">10.8</w:t>
+      </w:r>
+      <w:r>
+        <w:tab/>
+      </w:r>
+      <w:r>
+        <w:t xml:space="preserve">9.8 Praktiske implikasjoner</w:t>
+      </w:r>
+    </w:p>
+    <w:p>
+      <w:pPr>
+        <w:pStyle w:val="FirstParagraph"/>
+      </w:pPr>
+      <w:r>
+        <w:t xml:space="preserve">For Yachting Operations betyr verktøyet at en agent</w:t>
+      </w:r>
+      <w:r>
+        <w:softHyphen/>
+      </w:r>
+      <w:r>
+        <w:t xml:space="preserve">koordinator på sekunder kan gi yachteier et estimat med tydelig kommunisert spenn i stedet for et magefølelses</w:t>
+      </w:r>
+      <w:r>
+        <w:softHyphen/>
+      </w:r>
+      <w:r>
+        <w:t xml:space="preserve">anslag. På lengre sikt kan loggføring av faktiske anløps</w:t>
+      </w:r>
+      <w:r>
+        <w:softHyphen/>
+      </w:r>
+      <w:r>
+        <w:t xml:space="preserve">kostnader mot estimater drive en automatisk re-treningsløkke, slik at modellen forbedres mot faktiske prestasjoner. På kort sikt — og spesielt før labels for</w:t>
+      </w:r>
+      <w:r>
+        <w:t xml:space="preserve"> </w:t>
+      </w:r>
+      <w:r>
+        <w:rPr>
+          <w:rStyle w:val="VerbatimChar"/>
+        </w:rPr>
         <w:t xml:space="preserve">guest_experience</w:t>
       </w:r>
       <w:r>
         <w:t xml:space="preserve"> </w:t>
       </w:r>
       <w:r>
-        <w:t xml:space="preserve">(§ 9.5.4 og Vedlegg E) kan denne avgrensningen ikke lukkes ved nye modell</w:t>
-      </w:r>
-      <w:r>
-        <w:softHyphen/>
-      </w:r>
-      <w:r>
-        <w:t xml:space="preserve">varianter alene.</w:t>
+        <w:t xml:space="preserve">er innhentet (jf. § 9.5.4 og Vedlegg E) — fungerer override-mekanismene for los, bunkers og provisions som en operasjonell sikkerhets</w:t>
+      </w:r>
+      <w:r>
+        <w:softHyphen/>
+      </w:r>
+      <w:r>
+        <w:t xml:space="preserve">ventil: koordinatoren har et estimat som</w:t>
+      </w:r>
+      <w:r>
+        <w:t xml:space="preserve"> </w:t>
+      </w:r>
+      <w:r>
+        <w:rPr>
+          <w:i/>
+          <w:iCs/>
+        </w:rPr>
+        <w:t xml:space="preserve">kan</w:t>
+      </w:r>
+      <w:r>
+        <w:t xml:space="preserve"> </w:t>
+      </w:r>
+      <w:r>
+        <w:t xml:space="preserve">korrigeres for kjente begrensninger uten å vente på en re-trening.</w:t>
+      </w:r>
+    </w:p>
+    <w:bookmarkEnd w:id="100"/>
+    <w:bookmarkStart w:id="101" w:name="etiske-og-personvernmessige-hensyn"/>
+    <w:p>
+      <w:pPr>
+        <w:pStyle w:val="Heading3"/>
+      </w:pPr>
+      <w:r>
+        <w:rPr>
+          <w:rStyle w:val="SectionNumber"/>
+        </w:rPr>
+        <w:t xml:space="preserve">10.9</w:t>
+      </w:r>
+      <w:r>
+        <w:tab/>
+      </w:r>
+      <w:r>
+        <w:t xml:space="preserve">9.9 Etiske og personvernmessige hensyn</w:t>
       </w:r>
     </w:p>
     <w:p>
@@ -20922,11 +23592,261 @@
         <w:pStyle w:val="FirstParagraph"/>
       </w:pPr>
       <w:r>
-        <w:rPr>
-          <w:b/>
-          <w:bCs/>
-        </w:rPr>
-        <w:t xml:space="preserve">Videre arbeid:</w:t>
+        <w:t xml:space="preserve">Faktura</w:t>
+      </w:r>
+      <w:r>
+        <w:softHyphen/>
+      </w:r>
+      <w:r>
+        <w:t xml:space="preserve">data inneholder yacht</w:t>
+      </w:r>
+      <w:r>
+        <w:softHyphen/>
+      </w:r>
+      <w:r>
+        <w:t xml:space="preserve">identifikatorer, men ingen direkte person</w:t>
+      </w:r>
+      <w:r>
+        <w:softHyphen/>
+      </w:r>
+      <w:r>
+        <w:t xml:space="preserve">data. Yacht-ID-er er allerede anonymisert i datasettet (</w:t>
+      </w:r>
+      <w:r>
+        <w:rPr>
+          <w:rStyle w:val="VerbatimChar"/>
+        </w:rPr>
+        <w:t xml:space="preserve">yacht_1, yacht_2, …, yacht_19</w:t>
+      </w:r>
+      <w:r>
+        <w:t xml:space="preserve">). Kontornavn (Bergen Office, Stockholm Office, Copenhagen Office) er beholdt fordi de identifiserer offentlig kjente lokasjoner og ikke representerer sensitive personopplysninger i seg selv. Fakturabeløp i rapporten er aggregert per persentil eller havn slik at enkelt</w:t>
+      </w:r>
+      <w:r>
+        <w:softHyphen/>
+      </w:r>
+      <w:r>
+        <w:t xml:space="preserve">transaksjoner ikke kan rekonstrueres.</w:t>
+      </w:r>
+    </w:p>
+    <w:p>
+      <w:r>
+        <w:pict>
+          <v:rect style="width:0;height:1.5pt" o:hralign="center" o:hrstd="t" o:hr="t"/>
+        </w:pict>
+      </w:r>
+    </w:p>
+    <w:bookmarkEnd w:id="101"/>
+    <w:bookmarkEnd w:id="102"/>
+    <w:bookmarkStart w:id="103" w:name="konklusjon"/>
+    <w:p>
+      <w:pPr>
+        <w:pStyle w:val="Heading2"/>
+      </w:pPr>
+      <w:r>
+        <w:rPr>
+          <w:rStyle w:val="SectionNumber"/>
+        </w:rPr>
+        <w:t xml:space="preserve">11</w:t>
+      </w:r>
+      <w:r>
+        <w:tab/>
+      </w:r>
+      <w:r>
+        <w:t xml:space="preserve">10. Konklusjon</w:t>
+      </w:r>
+    </w:p>
+    <w:p>
+      <w:pPr>
+        <w:pStyle w:val="FirstParagraph"/>
+      </w:pPr>
+      <w:r>
+        <w:t xml:space="preserve">Vi har utviklet en datadreven kostnads</w:t>
+      </w:r>
+      <w:r>
+        <w:softHyphen/>
+      </w:r>
+      <w:r>
+        <w:t xml:space="preserve">estimator for skandinaviske yacht</w:t>
+      </w:r>
+      <w:r>
+        <w:softHyphen/>
+      </w:r>
+      <w:r>
+        <w:t xml:space="preserve">anløp som kombinerer en LightGBM + CatBoost-ensemble på transaksjons</w:t>
+      </w:r>
+      <w:r>
+        <w:softHyphen/>
+      </w:r>
+      <w:r>
+        <w:t xml:space="preserve">nivå med en hybrid kalibrering mot empiriske kostnadspersentiler på anløps</w:t>
+      </w:r>
+      <w:r>
+        <w:softHyphen/>
+      </w:r>
+      <w:r>
+        <w:t xml:space="preserve">nivå. På et valideringssett med 490 transaksjoner fra 2024 oppnår modellen MAE = 17 350 EUR (wMAPE 71,4 %), en reduksjon på 20 % i forhold til en median</w:t>
+      </w:r>
+      <w:r>
+        <w:softHyphen/>
+      </w:r>
+      <w:r>
+        <w:t xml:space="preserve">baseline. På det</w:t>
+      </w:r>
+      <w:r>
+        <w:t xml:space="preserve"> </w:t>
+      </w:r>
+      <w:r>
+        <w:rPr>
+          <w:b/>
+          <w:bCs/>
+        </w:rPr>
+        <w:t xml:space="preserve">uavhengige testsettet</w:t>
+      </w:r>
+      <w:r>
+        <w:t xml:space="preserve"> </w:t>
+      </w:r>
+      <w:r>
+        <w:t xml:space="preserve">(2025, 649 transaksjoner — aldri brukt i seleksjon) er endelig generaliserings</w:t>
+      </w:r>
+      <w:r>
+        <w:softHyphen/>
+      </w:r>
+      <w:r>
+        <w:t xml:space="preserve">anslag for samme ensemble</w:t>
+      </w:r>
+      <w:r>
+        <w:softHyphen/>
+      </w:r>
+      <w:r>
+        <w:t xml:space="preserve">modell</w:t>
+      </w:r>
+      <w:r>
+        <w:t xml:space="preserve"> </w:t>
+      </w:r>
+      <w:r>
+        <w:rPr>
+          <w:b/>
+          <w:bCs/>
+        </w:rPr>
+        <w:t xml:space="preserve">MAE = 19 051 EUR, wMAPE = 74,3 %</w:t>
+      </w:r>
+      <w:r>
+        <w:t xml:space="preserve"> </w:t>
+      </w:r>
+      <w:r>
+        <w:t xml:space="preserve">(tabell 8.2) — ≈ 10 % høyere MAE enn val, hvilket er forventet etter modell</w:t>
+      </w:r>
+      <w:r>
+        <w:softHyphen/>
+      </w:r>
+      <w:r>
+        <w:t xml:space="preserve">seleksjon og bekrefter at modellen generaliserer til ny tids</w:t>
+      </w:r>
+      <w:r>
+        <w:softHyphen/>
+      </w:r>
+      <w:r>
+        <w:t xml:space="preserve">periode uten katastrofalt fall. CQR-kalibrerte kvantil</w:t>
+      </w:r>
+      <w:r>
+        <w:softHyphen/>
+      </w:r>
+      <w:r>
+        <w:t xml:space="preserve">modeller gir empirisk dekning på 80,0 % for nominelt 80 %-prediksjonsintervall på valideringssettet. Aggregerte anløps</w:t>
+      </w:r>
+      <w:r>
+        <w:softHyphen/>
+      </w:r>
+      <w:r>
+        <w:t xml:space="preserve">estimater plasserer seg innenfor empirisk P25–P75-bånd i alle fem testede konfigurasjoner (tabell 8.3a–e).</w:t>
+      </w:r>
+    </w:p>
+    <w:p>
+      <w:pPr>
+        <w:pStyle w:val="BodyText"/>
+      </w:pPr>
+      <w:r>
+        <w:t xml:space="preserve">Hvert delproblem er adressert: DP1 ved 26 features fra fakturadata (§ 5.5), DP2 ved sammen</w:t>
+      </w:r>
+      <w:r>
+        <w:softHyphen/>
+      </w:r>
+      <w:r>
+        <w:t xml:space="preserve">ligning av seks modeller på både val og test (§ 8.1, § 8.1.1), DP3 ved hybrid persentil-kalibrering (§ 6.5), DP4 ved kvantil</w:t>
+      </w:r>
+      <w:r>
+        <w:softHyphen/>
+      </w:r>
+      <w:r>
+        <w:t xml:space="preserve">modeller med CQR (§ 6.4) og forankring av estimater i empirisk P25–P75-spenn (§ 8.3), og DP5 ved en FastAPI + Next.js-tjeneste med svar</w:t>
+      </w:r>
+      <w:r>
+        <w:softHyphen/>
+      </w:r>
+      <w:r>
+        <w:t xml:space="preserve">tider under to sekunder (§ 8.4).</w:t>
+      </w:r>
+    </w:p>
+    <w:p>
+      <w:pPr>
+        <w:pStyle w:val="BodyText"/>
+      </w:pPr>
+      <w:r>
+        <w:t xml:space="preserve">Studien bidrar (jf. § 1.5) til både litteraturen og praksis ved å demonstrere at en transaksjonsnivå-ensemble</w:t>
+      </w:r>
+      <w:r>
+        <w:softHyphen/>
+      </w:r>
+      <w:r>
+        <w:t xml:space="preserve">modell med trafikkvektet aggregering kan kalibreres mot empiriske havne</w:t>
+      </w:r>
+      <w:r>
+        <w:softHyphen/>
+      </w:r>
+      <w:r>
+        <w:t xml:space="preserve">persentiler i et lite, høyt</w:t>
+      </w:r>
+      <w:r>
+        <w:softHyphen/>
+      </w:r>
+      <w:r>
+        <w:t xml:space="preserve">skjevt regime (n ≈ 1 600, 17 enheter), at modell</w:t>
+      </w:r>
+      <w:r>
+        <w:softHyphen/>
+      </w:r>
+      <w:r>
+        <w:t xml:space="preserve">valget er pensum</w:t>
+      </w:r>
+      <w:r>
+        <w:softHyphen/>
+      </w:r>
+      <w:r>
+        <w:t xml:space="preserve">forankret (Pettersen &amp; Rekdal, 2026, tabell 1.1: gradient boosting + kryssvalidering + SHAP + hyperparameter</w:t>
+      </w:r>
+      <w:r>
+        <w:softHyphen/>
+      </w:r>
+      <w:r>
+        <w:t xml:space="preserve">tuning), og ved å dokumentere konkrete gap mellom modell</w:t>
+      </w:r>
+      <w:r>
+        <w:softHyphen/>
+      </w:r>
+      <w:r>
+        <w:t xml:space="preserve">strukturen og operasjonelle krav (§ 9.5) som peker mot avgrensede, oppnåelige retraining-mål.</w:t>
+      </w:r>
+    </w:p>
+    <w:p>
+      <w:pPr>
+        <w:pStyle w:val="BodyText"/>
+      </w:pPr>
+      <w:r>
+        <w:rPr>
+          <w:b/>
+          <w:bCs/>
+        </w:rPr>
+        <w:t xml:space="preserve">Begrensninger:</w:t>
       </w:r>
     </w:p>
     <w:p>
@@ -20938,23 +23858,35 @@
         </w:numPr>
       </w:pPr>
       <w:r>
-        <w:rPr>
-          <w:b/>
-          <w:bCs/>
-        </w:rPr>
-        <w:t xml:space="preserve">Utvide flåten</w:t>
-      </w:r>
-      <w:r>
-        <w:t xml:space="preserve"> </w:t>
-      </w:r>
-      <w:r>
-        <w:t xml:space="preserve">— innhent flere yacht</w:t>
-      </w:r>
-      <w:r>
-        <w:softHyphen/>
-      </w:r>
-      <w:r>
-        <w:t xml:space="preserve">spesifikasjoner og inkluder transaksjoner fra andre operatører for å bedre robusthet mot OOD-yachter.</w:t>
+        <w:t xml:space="preserve">De aggregerte anløps</w:t>
+      </w:r>
+      <w:r>
+        <w:softHyphen/>
+      </w:r>
+      <w:r>
+        <w:t xml:space="preserve">estimatene i § 8.3 er demonstrert gjennom fem utvalgte konfigurasjoner.</w:t>
+      </w:r>
+      <w:r>
+        <w:t xml:space="preserve"> </w:t>
+      </w:r>
+      <w:r>
+        <w:rPr>
+          <w:b/>
+          <w:bCs/>
+        </w:rPr>
+        <w:t xml:space="preserve">Operasjonell validering</w:t>
+      </w:r>
+      <w:r>
+        <w:t xml:space="preserve"> </w:t>
+      </w:r>
+      <w:r>
+        <w:t xml:space="preserve">— der koordinatorene bruker verktøyet i live drift over en lengre periode og fakturaer sammen</w:t>
+      </w:r>
+      <w:r>
+        <w:softHyphen/>
+      </w:r>
+      <w:r>
+        <w:t xml:space="preserve">holdes med estimater per havn × størrelse — er nødvendig før verktøyet kan konkluderes som klar for full produksjon. Dette er også flagget av peer reviewer (G10/Julie, 2026-05-07).</w:t>
       </w:r>
     </w:p>
     <w:p>
@@ -20966,17 +23898,62 @@
         </w:numPr>
       </w:pPr>
       <w:r>
-        <w:rPr>
-          <w:b/>
-          <w:bCs/>
-        </w:rPr>
-        <w:t xml:space="preserve">Online re-trening</w:t>
-      </w:r>
-      <w:r>
-        <w:t xml:space="preserve"> </w:t>
-      </w:r>
-      <w:r>
-        <w:t xml:space="preserve">— implementer rullerende vindu og automatisk re-trening når avvik mellom estimat og faktura overstiger en terskel.</w:t>
+        <w:t xml:space="preserve">Test</w:t>
+      </w:r>
+      <w:r>
+        <w:softHyphen/>
+      </w:r>
+      <w:r>
+        <w:t xml:space="preserve">set-metrikkene i § 8.1.1 gjelder</w:t>
+      </w:r>
+      <w:r>
+        <w:t xml:space="preserve"> </w:t>
+      </w:r>
+      <w:r>
+        <w:rPr>
+          <w:i/>
+          <w:iCs/>
+        </w:rPr>
+        <w:t xml:space="preserve">prefit-modellen</w:t>
+      </w:r>
+      <w:r>
+        <w:t xml:space="preserve"> </w:t>
+      </w:r>
+      <w:r>
+        <w:t xml:space="preserve">(trent på ≤ 2023) som et generaliserings</w:t>
+      </w:r>
+      <w:r>
+        <w:softHyphen/>
+      </w:r>
+      <w:r>
+        <w:t xml:space="preserve">anslag for model</w:t>
+      </w:r>
+      <w:r>
+        <w:softHyphen/>
+      </w:r>
+      <w:r>
+        <w:t xml:space="preserve">klassen. Produksjons</w:t>
+      </w:r>
+      <w:r>
+        <w:softHyphen/>
+      </w:r>
+      <w:r>
+        <w:t xml:space="preserve">modellen (</w:t>
+      </w:r>
+      <w:r>
+        <w:rPr>
+          <w:rStyle w:val="VerbatimChar"/>
+        </w:rPr>
+        <w:t xml:space="preserve">model_meta_final.joblib</w:t>
+      </w:r>
+      <w:r>
+        <w:t xml:space="preserve">, refittet på 2020–2025) har ikke et uavhengig holdout før 2026-data er tilstrekkelig — dette er en strukturell begrensning ved tids</w:t>
+      </w:r>
+      <w:r>
+        <w:softHyphen/>
+      </w:r>
+      <w:r>
+        <w:t xml:space="preserve">basert split når man også vil deploye på all tilgjengelig data.</w:t>
       </w:r>
     </w:p>
     <w:p>
@@ -20988,37 +23965,7 @@
         </w:numPr>
       </w:pPr>
       <w:r>
-        <w:rPr>
-          <w:b/>
-          <w:bCs/>
-        </w:rPr>
-        <w:t xml:space="preserve">Multimodal pris</w:t>
-      </w:r>
-      <w:r>
-        <w:rPr>
-          <w:b/>
-          <w:bCs/>
-        </w:rPr>
-        <w:softHyphen/>
-      </w:r>
-      <w:r>
-        <w:rPr>
-          <w:b/>
-          <w:bCs/>
-        </w:rPr>
-        <w:t xml:space="preserve">drivere</w:t>
-      </w:r>
-      <w:r>
-        <w:t xml:space="preserve"> </w:t>
-      </w:r>
-      <w:r>
-        <w:t xml:space="preserve">— utvid datagrunnlaget med eksterne tids</w:t>
-      </w:r>
-      <w:r>
-        <w:softHyphen/>
-      </w:r>
-      <w:r>
-        <w:t xml:space="preserve">serier (drivstoffpris, valuta, vær) for å fange makro-effekter modellen i dag ikke ser.</w:t>
+        <w:t xml:space="preserve">Ekstern validitet er begrenset til Yachting Operations sine egne fremtidige anløp (jf. § 9.6). Verktøyet er ikke validert på andre operatører.</w:t>
       </w:r>
     </w:p>
     <w:p>
@@ -21030,45 +23977,7 @@
         </w:numPr>
       </w:pPr>
       <w:r>
-        <w:rPr>
-          <w:b/>
-          <w:bCs/>
-        </w:rPr>
-        <w:t xml:space="preserve">Brukerstudie</w:t>
-      </w:r>
-      <w:r>
-        <w:t xml:space="preserve"> </w:t>
-      </w:r>
-      <w:r>
-        <w:t xml:space="preserve">— kjøre AB-test der koordinatorer estimerer parallelt med og uten verktøyet, og måle tids</w:t>
-      </w:r>
-      <w:r>
-        <w:softHyphen/>
-      </w:r>
-      <w:r>
-        <w:t xml:space="preserve">bruk og presisjon.</w:t>
-      </w:r>
-    </w:p>
-    <w:p>
-      <w:pPr>
-        <w:pStyle w:val="Compact"/>
-        <w:numPr>
-          <w:ilvl w:val="0"/>
-          <w:numId w:val="1023"/>
-        </w:numPr>
-      </w:pPr>
-      <w:r>
-        <w:rPr>
-          <w:b/>
-          <w:bCs/>
-        </w:rPr>
-        <w:t xml:space="preserve">Land-bevisste aggregater og re-trening</w:t>
-      </w:r>
-      <w:r>
-        <w:t xml:space="preserve"> </w:t>
-      </w:r>
-      <w:r>
-        <w:t xml:space="preserve">(§ 9.5.5) — bygge</w:t>
+        <w:t xml:space="preserve">Provisions er kategorien med størst systematisk avvik fra faktiske kostnader; uten labels for</w:t>
       </w:r>
       <w:r>
         <w:t xml:space="preserve"> </w:t>
@@ -21077,471 +23986,19 @@
         <w:rPr>
           <w:rStyle w:val="VerbatimChar"/>
         </w:rPr>
-        <w:t xml:space="preserve">country_size_stats.parquet</w:t>
-      </w:r>
-      <w:r>
-        <w:t xml:space="preserve"> </w:t>
-      </w:r>
-      <w:r>
-        <w:t xml:space="preserve">og</w:t>
-      </w:r>
-      <w:r>
-        <w:t xml:space="preserve"> </w:t>
-      </w:r>
-      <w:r>
-        <w:rPr>
-          <w:rStyle w:val="VerbatimChar"/>
-        </w:rPr>
-        <w:t xml:space="preserve">country_size_svc_stats.parquet</w:t>
-      </w:r>
-      <w:r>
-        <w:t xml:space="preserve"> </w:t>
-      </w:r>
-      <w:r>
-        <w:t xml:space="preserve">ved å gruppere på</w:t>
-      </w:r>
-      <w:r>
-        <w:t xml:space="preserve"> </w:t>
-      </w:r>
-      <w:r>
-        <w:rPr>
-          <w:rStyle w:val="VerbatimChar"/>
-        </w:rPr>
-        <w:t xml:space="preserve">(country, size_category)</w:t>
-      </w:r>
-      <w:r>
-        <w:t xml:space="preserve"> </w:t>
-      </w:r>
-      <w:r>
-        <w:t xml:space="preserve">(henholdsvis</w:t>
-      </w:r>
-      <w:r>
-        <w:t xml:space="preserve"> </w:t>
-      </w:r>
-      <w:r>
-        <w:rPr>
-          <w:rStyle w:val="VerbatimChar"/>
-        </w:rPr>
-        <w:t xml:space="preserve">(country, size_category, service_category)</w:t>
-      </w:r>
-      <w:r>
-        <w:t xml:space="preserve">) og join’e i</w:t>
-      </w:r>
-      <w:r>
-        <w:t xml:space="preserve"> </w:t>
-      </w:r>
-      <w:r>
-        <w:rPr>
-          <w:rStyle w:val="VerbatimChar"/>
-        </w:rPr>
-        <w:t xml:space="preserve">build_features</w:t>
-      </w:r>
-      <w:r>
-        <w:t xml:space="preserve">; deretter re-trene og sammenligne mot dagens baseline. Forventet gevinst er størst for København og Stor-yachts der kostnadsnivået skiller seg fra norske havner.</w:t>
-      </w:r>
-    </w:p>
-    <w:p>
-      <w:pPr>
-        <w:pStyle w:val="Compact"/>
-        <w:numPr>
-          <w:ilvl w:val="0"/>
-          <w:numId w:val="1023"/>
-        </w:numPr>
-      </w:pPr>
-      <w:r>
-        <w:rPr>
-          <w:b/>
-          <w:bCs/>
-        </w:rPr>
-        <w:t xml:space="preserve">Reise</w:t>
-      </w:r>
-      <w:r>
-        <w:rPr>
-          <w:b/>
-          <w:bCs/>
-        </w:rPr>
-        <w:softHyphen/>
-      </w:r>
-      <w:r>
-        <w:rPr>
-          <w:b/>
-          <w:bCs/>
-        </w:rPr>
-        <w:t xml:space="preserve">geometri som modell-feature</w:t>
-      </w:r>
-      <w:r>
-        <w:t xml:space="preserve"> </w:t>
-      </w:r>
-      <w:r>
-        <w:t xml:space="preserve">(§ 9.5.3) — inkludere</w:t>
-      </w:r>
-      <w:r>
-        <w:t xml:space="preserve"> </w:t>
-      </w:r>
-      <w:r>
-        <w:rPr>
-          <w:rStyle w:val="VerbatimChar"/>
-        </w:rPr>
-        <w:t xml:space="preserve">distance_nm</w:t>
-      </w:r>
-      <w:r>
-        <w:t xml:space="preserve"> </w:t>
-      </w:r>
-      <w:r>
-        <w:t xml:space="preserve">per leg og</w:t>
-      </w:r>
-      <w:r>
-        <w:t xml:space="preserve"> </w:t>
-      </w:r>
-      <w:r>
-        <w:rPr>
-          <w:rStyle w:val="VerbatimChar"/>
-        </w:rPr>
-        <w:t xml:space="preserve">cruising_speed_kn</w:t>
-      </w:r>
-      <w:r>
-        <w:t xml:space="preserve"> </w:t>
-      </w:r>
-      <w:r>
-        <w:t xml:space="preserve">som features. Krever at distansene logges historisk eller beregnes fra havne-koordinater (storsirkel-distanse) og at marsjfart estimeres fra yacht-spesifikasjoner. Mål: erstatte den nåværende deterministiske override</w:t>
-      </w:r>
-      <w:r>
-        <w:softHyphen/>
-      </w:r>
-      <w:r>
-        <w:t xml:space="preserve">en med en lært, men reise</w:t>
-      </w:r>
-      <w:r>
-        <w:softHyphen/>
-      </w:r>
-      <w:r>
-        <w:t xml:space="preserve">geometri-bevisst, drivstoff</w:t>
-      </w:r>
-      <w:r>
-        <w:softHyphen/>
-      </w:r>
-      <w:r>
-        <w:t xml:space="preserve">modell.</w:t>
-      </w:r>
-    </w:p>
-    <w:p>
-      <w:pPr>
-        <w:pStyle w:val="Compact"/>
-        <w:numPr>
-          <w:ilvl w:val="0"/>
-          <w:numId w:val="1023"/>
-        </w:numPr>
-      </w:pPr>
-      <w:r>
-        <w:rPr>
-          <w:b/>
-          <w:bCs/>
-        </w:rPr>
-        <w:t xml:space="preserve">Guest_experience labelling-runde</w:t>
-      </w:r>
-      <w:r>
-        <w:t xml:space="preserve"> </w:t>
-      </w:r>
-      <w:r>
-        <w:t xml:space="preserve">(§ 9.5.4 + Vedlegg E) — etter at agency-manageren har ferdigstilt rubrikken, gå tilbake til 1 626 historiske rader og label retro</w:t>
-      </w:r>
-      <w:r>
-        <w:softHyphen/>
-      </w:r>
-      <w:r>
-        <w:t xml:space="preserve">aktivt der det er mulig (delvis manuelt fra fakturanotater og kjente yachter); deretter re-trene med</w:t>
-      </w:r>
-      <w:r>
-        <w:t xml:space="preserve"> </w:t>
-      </w:r>
-      <w:r>
-        <w:rPr>
-          <w:rStyle w:val="VerbatimChar"/>
-        </w:rPr>
         <w:t xml:space="preserve">guest_experience</w:t>
       </w:r>
       <w:r>
         <w:t xml:space="preserve"> </w:t>
       </w:r>
       <w:r>
-        <w:t xml:space="preserve">som ekstra kategorisk feature og måle effekten på Provisions-MAE.</w:t>
-      </w:r>
-    </w:p>
-    <w:p>
-      <w:pPr>
-        <w:pStyle w:val="Compact"/>
-        <w:numPr>
-          <w:ilvl w:val="0"/>
-          <w:numId w:val="1023"/>
-        </w:numPr>
-      </w:pPr>
-      <w:r>
-        <w:rPr>
-          <w:b/>
-          <w:bCs/>
-        </w:rPr>
-        <w:t xml:space="preserve">Pilotage-sannsynlighet betinget på loskrav</w:t>
-      </w:r>
-      <w:r>
-        <w:t xml:space="preserve"> </w:t>
-      </w:r>
-      <w:r>
-        <w:t xml:space="preserve">(§ 9.5.2) — i dag er</w:t>
-      </w:r>
-      <w:r>
-        <w:t xml:space="preserve"> </w:t>
-      </w:r>
-      <w:r>
-        <w:rPr>
-          <w:rStyle w:val="VerbatimChar"/>
-        </w:rPr>
-        <w:t xml:space="preserve">Arrival Pilot Fees</w:t>
-      </w:r>
-      <w:r>
-        <w:t xml:space="preserve">-sannsynlighetene en flat historisk frekvens på tvers av størrelser. Konstruere en sannsynlighet betinget på</w:t>
-      </w:r>
-      <w:r>
-        <w:t xml:space="preserve"> </w:t>
-      </w:r>
-      <w:r>
-        <w:rPr>
-          <w:rStyle w:val="VerbatimChar"/>
-        </w:rPr>
-        <w:t xml:space="preserve">loskrav</w:t>
-      </w:r>
-      <w:r>
-        <w:t xml:space="preserve"> </w:t>
-      </w:r>
-      <w:r>
-        <w:t xml:space="preserve">(eller direkte på LOA-bin) slik at LOA &gt; 70 m får P(pilot) = 1 i</w:t>
-      </w:r>
-      <w:r>
-        <w:t xml:space="preserve"> </w:t>
-      </w:r>
-      <w:r>
-        <w:rPr>
-          <w:rStyle w:val="VerbatimChar"/>
-        </w:rPr>
-        <w:t xml:space="preserve">PORT_TEMPLATES</w:t>
-      </w:r>
-      <w:r>
-        <w:t xml:space="preserve">, og override</w:t>
-      </w:r>
-      <w:r>
-        <w:softHyphen/>
-      </w:r>
-      <w:r>
-        <w:t xml:space="preserve">n på frontend kan gjøres valgfri i stedet for obligatorisk.</w:t>
-      </w:r>
-    </w:p>
-    <w:p>
-      <w:pPr>
-        <w:pStyle w:val="Compact"/>
-        <w:numPr>
-          <w:ilvl w:val="0"/>
-          <w:numId w:val="1023"/>
-        </w:numPr>
-      </w:pPr>
-      <w:r>
-        <w:rPr>
-          <w:b/>
-          <w:bCs/>
-        </w:rPr>
-        <w:t xml:space="preserve">Operasjonell validering</w:t>
-      </w:r>
-      <w:r>
-        <w:t xml:space="preserve"> </w:t>
-      </w:r>
-      <w:r>
-        <w:t xml:space="preserve">— la koordinatorene bruke verktøyet over 3 måneder, logge faktura mot estimat per anløp, og rapportere drift per havn × størrelse for å avdekke skifter ikke fanget i 2020–2025-treningen. Dette er også et eksplisitt behov etter peer review.</w:t>
-      </w:r>
-    </w:p>
-    <w:p>
-      <w:pPr>
-        <w:pStyle w:val="Compact"/>
-        <w:numPr>
-          <w:ilvl w:val="0"/>
-          <w:numId w:val="1023"/>
-        </w:numPr>
-      </w:pPr>
-      <w:r>
-        <w:rPr>
-          <w:b/>
-          <w:bCs/>
-        </w:rPr>
-        <w:t xml:space="preserve">Test-set-evaluering på rullerende basis</w:t>
-      </w:r>
-      <w:r>
-        <w:t xml:space="preserve"> </w:t>
-      </w:r>
-      <w:r>
-        <w:t xml:space="preserve">— gjenta evaluerings</w:t>
-      </w:r>
-      <w:r>
-        <w:softHyphen/>
-      </w:r>
-      <w:r>
-        <w:t xml:space="preserve">kjøringen i</w:t>
-      </w:r>
-      <w:r>
-        <w:t xml:space="preserve"> </w:t>
-      </w:r>
-      <w:r>
-        <w:rPr>
-          <w:rStyle w:val="VerbatimChar"/>
-        </w:rPr>
-        <w:t xml:space="preserve">eval_test_2025.py</w:t>
-      </w:r>
-      <w:r>
-        <w:t xml:space="preserve"> </w:t>
-      </w:r>
-      <w:r>
-        <w:t xml:space="preserve">mot 2026-data når dette tids</w:t>
-      </w:r>
-      <w:r>
-        <w:softHyphen/>
-      </w:r>
-      <w:r>
-        <w:t xml:space="preserve">vinduet blir tilgjengelig, slik at produksjons</w:t>
-      </w:r>
-      <w:r>
-        <w:softHyphen/>
-      </w:r>
-      <w:r>
-        <w:t xml:space="preserve">modellen (</w:t>
-      </w:r>
-      <w:r>
-        <w:rPr>
-          <w:rStyle w:val="VerbatimChar"/>
-        </w:rPr>
-        <w:t xml:space="preserve">model_meta_final.joblib</w:t>
-      </w:r>
-      <w:r>
-        <w:t xml:space="preserve">) får et uavhengig holdout. Den nåværende prefit-baserte test-set-evalueringen (§ 8.1.1,</w:t>
-      </w:r>
-      <w:r>
-        <w:t xml:space="preserve"> </w:t>
-      </w:r>
-      <w:r>
-        <w:rPr>
-          <w:rStyle w:val="VerbatimChar"/>
-        </w:rPr>
-        <w:t xml:space="preserve">metrics_test_2025.csv</w:t>
-      </w:r>
-      <w:r>
-        <w:t xml:space="preserve">) gir et anslag for model</w:t>
-      </w:r>
-      <w:r>
-        <w:softHyphen/>
-      </w:r>
-      <w:r>
-        <w:t xml:space="preserve">klassens generaliserings</w:t>
-      </w:r>
-      <w:r>
-        <w:softHyphen/>
-      </w:r>
-      <w:r>
-        <w:t xml:space="preserve">evne, men selve den deployede modellen mangler et uavhengig holdout.</w:t>
-      </w:r>
-    </w:p>
-    <w:p>
-      <w:pPr>
-        <w:pStyle w:val="Compact"/>
-        <w:numPr>
-          <w:ilvl w:val="0"/>
-          <w:numId w:val="1023"/>
-        </w:numPr>
-      </w:pPr>
-      <w:r>
-        <w:rPr>
-          <w:b/>
-          <w:bCs/>
-        </w:rPr>
-        <w:t xml:space="preserve">Diebold-Mariano-test mellom modeller</w:t>
-      </w:r>
-      <w:r>
-        <w:t xml:space="preserve"> </w:t>
-      </w:r>
-      <w:r>
-        <w:t xml:space="preserve">— komplettere bootstrap</w:t>
-      </w:r>
-      <w:r>
-        <w:softHyphen/>
-      </w:r>
-      <w:r>
-        <w:t xml:space="preserve">konfidensintervallene i § 8.1 med en formell DM-test for tids</w:t>
-      </w:r>
-      <w:r>
-        <w:softHyphen/>
-      </w:r>
-      <w:r>
-        <w:t xml:space="preserve">korrelerte feil. Relevant fordi residualene i tids</w:t>
-      </w:r>
-      <w:r>
-        <w:softHyphen/>
-      </w:r>
-      <w:r>
-        <w:t xml:space="preserve">basert split kan ha auto</w:t>
-      </w:r>
-      <w:r>
-        <w:softHyphen/>
-      </w:r>
-      <w:r>
-        <w:t xml:space="preserve">korrelasjon som bootstrap ikke fanger.</w:t>
-      </w:r>
-    </w:p>
-    <w:p>
-      <w:pPr>
-        <w:pStyle w:val="Compact"/>
-        <w:numPr>
-          <w:ilvl w:val="0"/>
-          <w:numId w:val="1023"/>
-        </w:numPr>
-      </w:pPr>
-      <w:r>
-        <w:rPr>
-          <w:b/>
-          <w:bCs/>
-        </w:rPr>
-        <w:t xml:space="preserve">Sensitivitetsanalyse på vekslingskurs</w:t>
-      </w:r>
-      <w:r>
-        <w:t xml:space="preserve"> </w:t>
-      </w:r>
-      <w:r>
-        <w:t xml:space="preserve">— kvantifisere hvor mye NOK-rapporterte tall endres ved ±5 % EUR/NOK-bevegelse, og rapportere dette som en tilleggs</w:t>
-      </w:r>
-      <w:r>
-        <w:softHyphen/>
-      </w:r>
-      <w:r>
-        <w:t xml:space="preserve">usikkerhet utover modellfeilen.</w:t>
-      </w:r>
-    </w:p>
-    <w:p>
-      <w:r>
-        <w:pict>
-          <v:rect style="width:0;height:1.5pt" o:hralign="center" o:hrstd="t" o:hr="t"/>
-        </w:pict>
-      </w:r>
-    </w:p>
-    <w:bookmarkEnd w:id="95"/>
-    <w:bookmarkStart w:id="96" w:name="bibliografi"/>
-    <w:p>
-      <w:pPr>
-        <w:pStyle w:val="Heading2"/>
-      </w:pPr>
-      <w:r>
-        <w:rPr>
-          <w:rStyle w:val="SectionNumber"/>
-        </w:rPr>
-        <w:t xml:space="preserve">12</w:t>
-      </w:r>
-      <w:r>
-        <w:tab/>
-      </w:r>
-      <w:r>
-        <w:t xml:space="preserve">11. Bibliografi</w:t>
+        <w:t xml:space="preserve">(§ 9.5.4 og Vedlegg E) kan denne avgrensningen ikke lukkes ved nye modell</w:t>
+      </w:r>
+      <w:r>
+        <w:softHyphen/>
+      </w:r>
+      <w:r>
+        <w:t xml:space="preserve">varianter alene.</w:t>
       </w:r>
     </w:p>
     <w:p>
@@ -21549,403 +24006,11 @@
         <w:pStyle w:val="FirstParagraph"/>
       </w:pPr>
       <w:r>
-        <w:t xml:space="preserve">Çerçi, K. N., Saydam, M. B., &amp; Ozsandikcioglu, U. (2024). Fuel consumption cost prediction model for ro-ro carriers: A machine learning-based application.</w:t>
-      </w:r>
-      <w:r>
-        <w:t xml:space="preserve"> </w:t>
-      </w:r>
-      <w:r>
-        <w:rPr>
-          <w:i/>
-          <w:iCs/>
-        </w:rPr>
-        <w:t xml:space="preserve">Maritime Policy &amp; Management</w:t>
-      </w:r>
-      <w:r>
-        <w:t xml:space="preserve">,</w:t>
-      </w:r>
-      <w:r>
-        <w:t xml:space="preserve"> </w:t>
-      </w:r>
-      <w:r>
-        <w:rPr>
-          <w:i/>
-          <w:iCs/>
-        </w:rPr>
-        <w:t xml:space="preserve">51</w:t>
-      </w:r>
-      <w:r>
-        <w:t xml:space="preserve">(8), 1–18. https://doi.org/10.1080/03088839.2024.2303120</w:t>
-      </w:r>
-    </w:p>
-    <w:p>
-      <w:pPr>
-        <w:pStyle w:val="BodyText"/>
-      </w:pPr>
-      <w:r>
-        <w:t xml:space="preserve">Friedman, J. H. (2001). Greedy function approximation: A gradient boosting machine.</w:t>
-      </w:r>
-      <w:r>
-        <w:t xml:space="preserve"> </w:t>
-      </w:r>
-      <w:r>
-        <w:rPr>
-          <w:i/>
-          <w:iCs/>
-        </w:rPr>
-        <w:t xml:space="preserve">The Annals of Statistics</w:t>
-      </w:r>
-      <w:r>
-        <w:t xml:space="preserve">,</w:t>
-      </w:r>
-      <w:r>
-        <w:t xml:space="preserve"> </w:t>
-      </w:r>
-      <w:r>
-        <w:rPr>
-          <w:i/>
-          <w:iCs/>
-        </w:rPr>
-        <w:t xml:space="preserve">29</w:t>
-      </w:r>
-      <w:r>
-        <w:t xml:space="preserve">(5), 1189–1232. https://doi.org/10.1214/aos/1013203451</w:t>
-      </w:r>
-    </w:p>
-    <w:p>
-      <w:pPr>
-        <w:pStyle w:val="BodyText"/>
-      </w:pPr>
-      <w:r>
-        <w:t xml:space="preserve">Garrido Albarracín, G., Sánchez-Pérez, J. M., &amp; Vega-Rodríguez, M. A. (2024). Leveraging machine learning and optimization models for enhanced seaport efficiency.</w:t>
-      </w:r>
-      <w:r>
-        <w:t xml:space="preserve"> </w:t>
-      </w:r>
-      <w:r>
-        <w:rPr>
-          <w:i/>
-          <w:iCs/>
-        </w:rPr>
-        <w:t xml:space="preserve">Maritime Economics &amp; Logistics</w:t>
-      </w:r>
-      <w:r>
-        <w:t xml:space="preserve">,</w:t>
-      </w:r>
-      <w:r>
-        <w:t xml:space="preserve"> </w:t>
-      </w:r>
-      <w:r>
-        <w:rPr>
-          <w:i/>
-          <w:iCs/>
-        </w:rPr>
-        <w:t xml:space="preserve">26</w:t>
-      </w:r>
-      <w:r>
-        <w:t xml:space="preserve">, 757–785. https://doi.org/10.1057/s41278-024-00309-w</w:t>
-      </w:r>
-    </w:p>
-    <w:p>
-      <w:pPr>
-        <w:pStyle w:val="BodyText"/>
-      </w:pPr>
-      <w:r>
-        <w:t xml:space="preserve">Grinsztajn, L., Oyallon, E., &amp; Varoquaux, G. (2022). Why do tree-based models still outperform deep learning on typical tabular data?</w:t>
-      </w:r>
-      <w:r>
-        <w:t xml:space="preserve"> </w:t>
-      </w:r>
-      <w:r>
-        <w:rPr>
-          <w:i/>
-          <w:iCs/>
-        </w:rPr>
-        <w:t xml:space="preserve">Advances in Neural Information Processing Systems, 35</w:t>
-      </w:r>
-      <w:r>
-        <w:t xml:space="preserve">, 507–520.</w:t>
-      </w:r>
-    </w:p>
-    <w:p>
-      <w:pPr>
-        <w:pStyle w:val="BodyText"/>
-      </w:pPr>
-      <w:r>
-        <w:t xml:space="preserve">Hastie, T., Tibshirani, R., &amp; Friedman, J. (2009).</w:t>
-      </w:r>
-      <w:r>
-        <w:t xml:space="preserve"> </w:t>
-      </w:r>
-      <w:r>
-        <w:rPr>
-          <w:i/>
-          <w:iCs/>
-        </w:rPr>
-        <w:t xml:space="preserve">The Elements of Statistical Learning: Data Mining, Inference, and Prediction</w:t>
-      </w:r>
-      <w:r>
-        <w:t xml:space="preserve"> </w:t>
-      </w:r>
-      <w:r>
-        <w:t xml:space="preserve">(2nd ed.). Springer. https://doi.org/10.1007/978-0-387-84858-7</w:t>
-      </w:r>
-    </w:p>
-    <w:p>
-      <w:pPr>
-        <w:pStyle w:val="BodyText"/>
-      </w:pPr>
-      <w:r>
-        <w:t xml:space="preserve">Jang, H.-S., Chang, T.-W., &amp; Kim, S.-H. (2023). Prediction of shipping cost on freight brokerage platform using machine learning.</w:t>
-      </w:r>
-      <w:r>
-        <w:t xml:space="preserve"> </w:t>
-      </w:r>
-      <w:r>
-        <w:rPr>
-          <w:i/>
-          <w:iCs/>
-        </w:rPr>
-        <w:t xml:space="preserve">Sustainability</w:t>
-      </w:r>
-      <w:r>
-        <w:t xml:space="preserve">,</w:t>
-      </w:r>
-      <w:r>
-        <w:t xml:space="preserve"> </w:t>
-      </w:r>
-      <w:r>
-        <w:rPr>
-          <w:i/>
-          <w:iCs/>
-        </w:rPr>
-        <w:t xml:space="preserve">15</w:t>
-      </w:r>
-      <w:r>
-        <w:t xml:space="preserve">(2), 1122. https://doi.org/10.3390/su15021122</w:t>
-      </w:r>
-    </w:p>
-    <w:p>
-      <w:pPr>
-        <w:pStyle w:val="BodyText"/>
-      </w:pPr>
-      <w:r>
-        <w:t xml:space="preserve">Ke, G., Meng, Q., Finley, T., Wang, T., Chen, W., Ma, W., Ye, Q., &amp; Liu, T.-Y. (2017). LightGBM: A highly efficient gradient boosting decision tree.</w:t>
-      </w:r>
-      <w:r>
-        <w:t xml:space="preserve"> </w:t>
-      </w:r>
-      <w:r>
-        <w:rPr>
-          <w:i/>
-          <w:iCs/>
-        </w:rPr>
-        <w:t xml:space="preserve">Advances in Neural Information Processing Systems, 30</w:t>
-      </w:r>
-      <w:r>
-        <w:t xml:space="preserve">, 3146–3154.</w:t>
-      </w:r>
-    </w:p>
-    <w:p>
-      <w:pPr>
-        <w:pStyle w:val="BodyText"/>
-      </w:pPr>
-      <w:r>
-        <w:t xml:space="preserve">Lundberg, S. M., &amp; Lee, S.-I. (2017). A unified approach to interpreting model predictions.</w:t>
-      </w:r>
-      <w:r>
-        <w:t xml:space="preserve"> </w:t>
-      </w:r>
-      <w:r>
-        <w:rPr>
-          <w:i/>
-          <w:iCs/>
-        </w:rPr>
-        <w:t xml:space="preserve">Advances in Neural Information Processing Systems, 30</w:t>
-      </w:r>
-      <w:r>
-        <w:t xml:space="preserve">, 4765–4774.</w:t>
-      </w:r>
-    </w:p>
-    <w:p>
-      <w:pPr>
-        <w:pStyle w:val="BodyText"/>
-      </w:pPr>
-      <w:r>
-        <w:t xml:space="preserve">Lundberg, S. M., Erion, G., Chen, H., DeGrave, A., Prutkin, J. M., Nair, B., Katz, R., Himmelfarb, J., Bansal, N., &amp; Lee, S.-I. (2020). From local explanations to global understanding with explainable AI for trees.</w:t>
-      </w:r>
-      <w:r>
-        <w:t xml:space="preserve"> </w:t>
-      </w:r>
-      <w:r>
-        <w:rPr>
-          <w:i/>
-          <w:iCs/>
-        </w:rPr>
-        <w:t xml:space="preserve">Nature Machine Intelligence</w:t>
-      </w:r>
-      <w:r>
-        <w:t xml:space="preserve">,</w:t>
-      </w:r>
-      <w:r>
-        <w:t xml:space="preserve"> </w:t>
-      </w:r>
-      <w:r>
-        <w:rPr>
-          <w:i/>
-          <w:iCs/>
-        </w:rPr>
-        <w:t xml:space="preserve">2</w:t>
-      </w:r>
-      <w:r>
-        <w:t xml:space="preserve">(1), 56–67. https://doi.org/10.1038/s42256-019-0138-9</w:t>
-      </w:r>
-    </w:p>
-    <w:p>
-      <w:pPr>
-        <w:pStyle w:val="BodyText"/>
-      </w:pPr>
-      <w:r>
-        <w:t xml:space="preserve">Pettersen, B.-I., &amp; Rekdal, P. K. (2026).</w:t>
-      </w:r>
-      <w:r>
-        <w:t xml:space="preserve"> </w:t>
-      </w:r>
-      <w:r>
-        <w:rPr>
-          <w:i/>
-          <w:iCs/>
-        </w:rPr>
-        <w:t xml:space="preserve">Kvantitative metoder i logistikk — implementert via KI</w:t>
-      </w:r>
-      <w:r>
-        <w:t xml:space="preserve"> </w:t>
-      </w:r>
-      <w:r>
-        <w:t xml:space="preserve">[Kompendium]. LOG650 Forskningsprosjekt: Logistikk og kunstig intelligens, Høgskolen i Molde.</w:t>
-      </w:r>
-    </w:p>
-    <w:p>
-      <w:pPr>
-        <w:pStyle w:val="BodyText"/>
-      </w:pPr>
-      <w:r>
-        <w:t xml:space="preserve">Prokhorenkova, L., Gusev, G., Vorobev, A., Dorogush, A. V., &amp; Gulin, A. (2018). CatBoost: Unbiased boosting with categorical features.</w:t>
-      </w:r>
-      <w:r>
-        <w:t xml:space="preserve"> </w:t>
-      </w:r>
-      <w:r>
-        <w:rPr>
-          <w:i/>
-          <w:iCs/>
-        </w:rPr>
-        <w:t xml:space="preserve">Advances in Neural Information Processing Systems, 31</w:t>
-      </w:r>
-      <w:r>
-        <w:t xml:space="preserve">, 6638–6648.</w:t>
-      </w:r>
-    </w:p>
-    <w:p>
-      <w:pPr>
-        <w:pStyle w:val="BodyText"/>
-      </w:pPr>
-      <w:r>
-        <w:t xml:space="preserve">Romano, Y., Patterson, E., &amp; Candès, E. (2019). Conformalized quantile regression.</w:t>
-      </w:r>
-      <w:r>
-        <w:t xml:space="preserve"> </w:t>
-      </w:r>
-      <w:r>
-        <w:rPr>
-          <w:i/>
-          <w:iCs/>
-        </w:rPr>
-        <w:t xml:space="preserve">Advances in Neural Information Processing Systems, 32</w:t>
-      </w:r>
-      <w:r>
-        <w:t xml:space="preserve">, 3543–3553.</w:t>
-      </w:r>
-    </w:p>
-    <w:p>
-      <w:pPr>
-        <w:pStyle w:val="BodyText"/>
-      </w:pPr>
-      <w:r>
-        <w:t xml:space="preserve">Shwartz-Ziv, R., &amp; Armon, A. (2022). Tabular data: Deep learning is not all you need.</w:t>
-      </w:r>
-      <w:r>
-        <w:t xml:space="preserve"> </w:t>
-      </w:r>
-      <w:r>
-        <w:rPr>
-          <w:i/>
-          <w:iCs/>
-        </w:rPr>
-        <w:t xml:space="preserve">Information Fusion</w:t>
-      </w:r>
-      <w:r>
-        <w:t xml:space="preserve">,</w:t>
-      </w:r>
-      <w:r>
-        <w:t xml:space="preserve"> </w:t>
-      </w:r>
-      <w:r>
-        <w:rPr>
-          <w:i/>
-          <w:iCs/>
-        </w:rPr>
-        <w:t xml:space="preserve">81</w:t>
-      </w:r>
-      <w:r>
-        <w:t xml:space="preserve">, 84–90. https://doi.org/10.1016/j.inffus.2021.11.011</w:t>
-      </w:r>
-    </w:p>
-    <w:p>
-      <w:pPr>
-        <w:pStyle w:val="BodyText"/>
-      </w:pPr>
-      <w:r>
-        <w:t xml:space="preserve">Vovk, V., Gammerman, A., &amp; Shafer, G. (2005).</w:t>
-      </w:r>
-      <w:r>
-        <w:t xml:space="preserve"> </w:t>
-      </w:r>
-      <w:r>
-        <w:rPr>
-          <w:i/>
-          <w:iCs/>
-        </w:rPr>
-        <w:t xml:space="preserve">Algorithmic learning in a random world</w:t>
-      </w:r>
-      <w:r>
-        <w:t xml:space="preserve">. Springer. https://doi.org/10.1007/b106715</w:t>
-      </w:r>
-    </w:p>
-    <w:p>
-      <w:r>
-        <w:pict>
-          <v:rect style="width:0;height:1.5pt" o:hralign="center" o:hrstd="t" o:hr="t"/>
-        </w:pict>
-      </w:r>
-    </w:p>
-    <w:bookmarkEnd w:id="96"/>
-    <w:bookmarkStart w:id="98" w:name="vedlegg"/>
-    <w:p>
-      <w:pPr>
-        <w:pStyle w:val="Heading2"/>
-      </w:pPr>
-      <w:r>
-        <w:rPr>
-          <w:rStyle w:val="SectionNumber"/>
-        </w:rPr>
-        <w:t xml:space="preserve">13</w:t>
-      </w:r>
-      <w:r>
-        <w:tab/>
-      </w:r>
-      <w:r>
-        <w:t xml:space="preserve">Vedlegg</w:t>
+        <w:rPr>
+          <w:b/>
+          <w:bCs/>
+        </w:rPr>
+        <w:t xml:space="preserve">Videre arbeid:</w:t>
       </w:r>
     </w:p>
     <w:p>
@@ -21961,25 +24026,19 @@
           <w:b/>
           <w:bCs/>
         </w:rPr>
-        <w:t xml:space="preserve">A.</w:t>
-      </w:r>
-      <w:r>
-        <w:t xml:space="preserve"> </w:t>
-      </w:r>
-      <w:r>
-        <w:t xml:space="preserve">Featureliste og dtype-tabell — se</w:t>
-      </w:r>
-      <w:r>
-        <w:t xml:space="preserve"> </w:t>
-      </w:r>
-      <w:r>
-        <w:rPr>
-          <w:rStyle w:val="VerbatimChar"/>
-        </w:rPr>
-        <w:t xml:space="preserve">modeling_nauticost.ipynb</w:t>
-      </w:r>
-      <w:r>
-        <w:t xml:space="preserve">, seksjon 2 (26 features: 6 kategoriske + 20 numeriske).</w:t>
+        <w:t xml:space="preserve">Utvide flåten</w:t>
+      </w:r>
+      <w:r>
+        <w:t xml:space="preserve"> </w:t>
+      </w:r>
+      <w:r>
+        <w:t xml:space="preserve">— innhent flere yacht</w:t>
+      </w:r>
+      <w:r>
+        <w:softHyphen/>
+      </w:r>
+      <w:r>
+        <w:t xml:space="preserve">spesifikasjoner og inkluder transaksjoner fra andre operatører for å bedre robusthet mot OOD-yachter.</w:t>
       </w:r>
     </w:p>
     <w:p>
@@ -21995,40 +24054,13 @@
           <w:b/>
           <w:bCs/>
         </w:rPr>
-        <w:t xml:space="preserve">B.</w:t>
-      </w:r>
-      <w:r>
-        <w:t xml:space="preserve"> </w:t>
-      </w:r>
-      <w:r>
-        <w:t xml:space="preserve">Hyperparametre fra Optuna-studie — se</w:t>
-      </w:r>
-      <w:r>
-        <w:t xml:space="preserve"> </w:t>
-      </w:r>
-      <w:r>
-        <w:rPr>
-          <w:rStyle w:val="VerbatimChar"/>
-        </w:rPr>
-        <w:t xml:space="preserve">013 fase 3 - review/artifacts/model_meta_final.joblib</w:t>
-      </w:r>
-      <w:r>
-        <w:t xml:space="preserve"> </w:t>
-      </w:r>
-      <w:r>
-        <w:t xml:space="preserve">og</w:t>
-      </w:r>
-      <w:r>
-        <w:t xml:space="preserve"> </w:t>
-      </w:r>
-      <w:r>
-        <w:rPr>
-          <w:rStyle w:val="VerbatimChar"/>
-        </w:rPr>
-        <w:t xml:space="preserve">modeling_nauticost.ipynb</w:t>
-      </w:r>
-      <w:r>
-        <w:t xml:space="preserve">, seksjon 9.</w:t>
+        <w:t xml:space="preserve">Online re-trening</w:t>
+      </w:r>
+      <w:r>
+        <w:t xml:space="preserve"> </w:t>
+      </w:r>
+      <w:r>
+        <w:t xml:space="preserve">— implementer rullerende vindu og automatisk re-trening når avvik mellom estimat og faktura overstiger en terskel.</w:t>
       </w:r>
     </w:p>
     <w:p>
@@ -22044,37 +24076,33 @@
           <w:b/>
           <w:bCs/>
         </w:rPr>
-        <w:t xml:space="preserve">C.</w:t>
-      </w:r>
-      <w:r>
-        <w:t xml:space="preserve"> </w:t>
-      </w:r>
-      <w:r>
-        <w:t xml:space="preserve">API-spesifikasjon (OpenAPI fra FastAPI) — se</w:t>
-      </w:r>
-      <w:r>
-        <w:t xml:space="preserve"> </w:t>
-      </w:r>
-      <w:r>
-        <w:rPr>
-          <w:rStyle w:val="VerbatimChar"/>
-        </w:rPr>
-        <w:t xml:space="preserve">013 fase 3 - review/backend/</w:t>
-      </w:r>
-      <w:r>
-        <w:t xml:space="preserve"> </w:t>
-      </w:r>
-      <w:r>
-        <w:t xml:space="preserve">for endepunkt-definisjon (</w:t>
-      </w:r>
-      <w:r>
-        <w:rPr>
-          <w:rStyle w:val="VerbatimChar"/>
-        </w:rPr>
-        <w:t xml:space="preserve">POST /api/predict</w:t>
-      </w:r>
-      <w:r>
-        <w:t xml:space="preserve">).</w:t>
+        <w:t xml:space="preserve">Multimodal pris</w:t>
+      </w:r>
+      <w:r>
+        <w:rPr>
+          <w:b/>
+          <w:bCs/>
+        </w:rPr>
+        <w:softHyphen/>
+      </w:r>
+      <w:r>
+        <w:rPr>
+          <w:b/>
+          <w:bCs/>
+        </w:rPr>
+        <w:t xml:space="preserve">drivere</w:t>
+      </w:r>
+      <w:r>
+        <w:t xml:space="preserve"> </w:t>
+      </w:r>
+      <w:r>
+        <w:t xml:space="preserve">— utvid datagrunnlaget med eksterne tids</w:t>
+      </w:r>
+      <w:r>
+        <w:softHyphen/>
+      </w:r>
+      <w:r>
+        <w:t xml:space="preserve">serier (drivstoffpris, valuta, vær) for å fange makro-effekter modellen i dag ikke ser.</w:t>
       </w:r>
     </w:p>
     <w:p>
@@ -22090,28 +24118,19 @@
           <w:b/>
           <w:bCs/>
         </w:rPr>
-        <w:t xml:space="preserve">D.</w:t>
-      </w:r>
-      <w:r>
-        <w:t xml:space="preserve"> </w:t>
-      </w:r>
-      <w:r>
-        <w:t xml:space="preserve">Skjermbilder fra Next.js-frontend — se</w:t>
-      </w:r>
-      <w:r>
-        <w:t xml:space="preserve"> </w:t>
-      </w:r>
-      <w:r>
-        <w:rPr>
-          <w:rStyle w:val="VerbatimChar"/>
-        </w:rPr>
-        <w:t xml:space="preserve">013 fase 3 - review/frontend/</w:t>
-      </w:r>
-      <w:r>
-        <w:t xml:space="preserve"> </w:t>
-      </w:r>
-      <w:r>
-        <w:t xml:space="preserve">for kildekoden til dashbordet.</w:t>
+        <w:t xml:space="preserve">Brukerstudie</w:t>
+      </w:r>
+      <w:r>
+        <w:t xml:space="preserve"> </w:t>
+      </w:r>
+      <w:r>
+        <w:t xml:space="preserve">— kjøre AB-test der koordinatorer estimerer parallelt med og uten verktøyet, og måle tids</w:t>
+      </w:r>
+      <w:r>
+        <w:softHyphen/>
+      </w:r>
+      <w:r>
+        <w:t xml:space="preserve">bruk og presisjon.</w:t>
       </w:r>
     </w:p>
     <w:p>
@@ -22127,13 +24146,13 @@
           <w:b/>
           <w:bCs/>
         </w:rPr>
-        <w:t xml:space="preserve">E.</w:t>
-      </w:r>
-      <w:r>
-        <w:t xml:space="preserve"> </w:t>
-      </w:r>
-      <w:r>
-        <w:t xml:space="preserve">Foreslått rubrikk for</w:t>
+        <w:t xml:space="preserve">Land-bevisste aggregater og re-trening</w:t>
+      </w:r>
+      <w:r>
+        <w:t xml:space="preserve"> </w:t>
+      </w:r>
+      <w:r>
+        <w:t xml:space="preserve">(§ 9.5.5) — bygge</w:t>
       </w:r>
       <w:r>
         <w:t xml:space="preserve"> </w:t>
@@ -22142,13 +24161,67 @@
         <w:rPr>
           <w:rStyle w:val="VerbatimChar"/>
         </w:rPr>
-        <w:t xml:space="preserve">guest_experience</w:t>
-      </w:r>
-      <w:r>
-        <w:t xml:space="preserve"> </w:t>
-      </w:r>
-      <w:r>
-        <w:t xml:space="preserve">— se egen seksjon nedenfor.</w:t>
+        <w:t xml:space="preserve">country_size_stats.parquet</w:t>
+      </w:r>
+      <w:r>
+        <w:t xml:space="preserve"> </w:t>
+      </w:r>
+      <w:r>
+        <w:t xml:space="preserve">og</w:t>
+      </w:r>
+      <w:r>
+        <w:t xml:space="preserve"> </w:t>
+      </w:r>
+      <w:r>
+        <w:rPr>
+          <w:rStyle w:val="VerbatimChar"/>
+        </w:rPr>
+        <w:t xml:space="preserve">country_size_svc_stats.parquet</w:t>
+      </w:r>
+      <w:r>
+        <w:t xml:space="preserve"> </w:t>
+      </w:r>
+      <w:r>
+        <w:t xml:space="preserve">ved å gruppere på</w:t>
+      </w:r>
+      <w:r>
+        <w:t xml:space="preserve"> </w:t>
+      </w:r>
+      <w:r>
+        <w:rPr>
+          <w:rStyle w:val="VerbatimChar"/>
+        </w:rPr>
+        <w:t xml:space="preserve">(country, size_category)</w:t>
+      </w:r>
+      <w:r>
+        <w:t xml:space="preserve"> </w:t>
+      </w:r>
+      <w:r>
+        <w:t xml:space="preserve">(henholdsvis</w:t>
+      </w:r>
+      <w:r>
+        <w:t xml:space="preserve"> </w:t>
+      </w:r>
+      <w:r>
+        <w:rPr>
+          <w:rStyle w:val="VerbatimChar"/>
+        </w:rPr>
+        <w:t xml:space="preserve">(country, size_category, service_category)</w:t>
+      </w:r>
+      <w:r>
+        <w:t xml:space="preserve">) og join’e i</w:t>
+      </w:r>
+      <w:r>
+        <w:t xml:space="preserve"> </w:t>
+      </w:r>
+      <w:r>
+        <w:rPr>
+          <w:rStyle w:val="VerbatimChar"/>
+        </w:rPr>
+        <w:t xml:space="preserve">build_features</w:t>
+      </w:r>
+      <w:r>
+        <w:t xml:space="preserve">; deretter re-trene og sammenligne mot dagens baseline. Forventet gevinst er størst for København og Stor-yachts der kostnadsnivået skiller seg fra norske havner.</w:t>
       </w:r>
     </w:p>
     <w:p>
@@ -22164,6 +24237,1017 @@
           <w:b/>
           <w:bCs/>
         </w:rPr>
+        <w:t xml:space="preserve">Reise</w:t>
+      </w:r>
+      <w:r>
+        <w:rPr>
+          <w:b/>
+          <w:bCs/>
+        </w:rPr>
+        <w:softHyphen/>
+      </w:r>
+      <w:r>
+        <w:rPr>
+          <w:b/>
+          <w:bCs/>
+        </w:rPr>
+        <w:t xml:space="preserve">geometri som modell-feature</w:t>
+      </w:r>
+      <w:r>
+        <w:t xml:space="preserve"> </w:t>
+      </w:r>
+      <w:r>
+        <w:t xml:space="preserve">(§ 9.5.3) — inkludere</w:t>
+      </w:r>
+      <w:r>
+        <w:t xml:space="preserve"> </w:t>
+      </w:r>
+      <w:r>
+        <w:rPr>
+          <w:rStyle w:val="VerbatimChar"/>
+        </w:rPr>
+        <w:t xml:space="preserve">distance_nm</w:t>
+      </w:r>
+      <w:r>
+        <w:t xml:space="preserve"> </w:t>
+      </w:r>
+      <w:r>
+        <w:t xml:space="preserve">per leg og</w:t>
+      </w:r>
+      <w:r>
+        <w:t xml:space="preserve"> </w:t>
+      </w:r>
+      <w:r>
+        <w:rPr>
+          <w:rStyle w:val="VerbatimChar"/>
+        </w:rPr>
+        <w:t xml:space="preserve">cruising_speed_kn</w:t>
+      </w:r>
+      <w:r>
+        <w:t xml:space="preserve"> </w:t>
+      </w:r>
+      <w:r>
+        <w:t xml:space="preserve">som features. Krever at distansene logges historisk eller beregnes fra havne-koordinater (storsirkel-distanse) og at marsjfart estimeres fra yacht-spesifikasjoner. Mål: erstatte den nåværende deterministiske override</w:t>
+      </w:r>
+      <w:r>
+        <w:softHyphen/>
+      </w:r>
+      <w:r>
+        <w:t xml:space="preserve">en med en lært, men reise</w:t>
+      </w:r>
+      <w:r>
+        <w:softHyphen/>
+      </w:r>
+      <w:r>
+        <w:t xml:space="preserve">geometri-bevisst, drivstoff</w:t>
+      </w:r>
+      <w:r>
+        <w:softHyphen/>
+      </w:r>
+      <w:r>
+        <w:t xml:space="preserve">modell.</w:t>
+      </w:r>
+    </w:p>
+    <w:p>
+      <w:pPr>
+        <w:pStyle w:val="Compact"/>
+        <w:numPr>
+          <w:ilvl w:val="0"/>
+          <w:numId w:val="1024"/>
+        </w:numPr>
+      </w:pPr>
+      <w:r>
+        <w:rPr>
+          <w:b/>
+          <w:bCs/>
+        </w:rPr>
+        <w:t xml:space="preserve">Guest_experience labelling-runde</w:t>
+      </w:r>
+      <w:r>
+        <w:t xml:space="preserve"> </w:t>
+      </w:r>
+      <w:r>
+        <w:t xml:space="preserve">(§ 9.5.4 + Vedlegg E) — etter at agency-manageren har ferdigstilt rubrikken, gå tilbake til 1 626 historiske rader og label retro</w:t>
+      </w:r>
+      <w:r>
+        <w:softHyphen/>
+      </w:r>
+      <w:r>
+        <w:t xml:space="preserve">aktivt der det er mulig (delvis manuelt fra fakturanotater og kjente yachter); deretter re-trene med</w:t>
+      </w:r>
+      <w:r>
+        <w:t xml:space="preserve"> </w:t>
+      </w:r>
+      <w:r>
+        <w:rPr>
+          <w:rStyle w:val="VerbatimChar"/>
+        </w:rPr>
+        <w:t xml:space="preserve">guest_experience</w:t>
+      </w:r>
+      <w:r>
+        <w:t xml:space="preserve"> </w:t>
+      </w:r>
+      <w:r>
+        <w:t xml:space="preserve">som ekstra kategorisk feature og måle effekten på Provisions-MAE.</w:t>
+      </w:r>
+    </w:p>
+    <w:p>
+      <w:pPr>
+        <w:pStyle w:val="Compact"/>
+        <w:numPr>
+          <w:ilvl w:val="0"/>
+          <w:numId w:val="1024"/>
+        </w:numPr>
+      </w:pPr>
+      <w:r>
+        <w:rPr>
+          <w:b/>
+          <w:bCs/>
+        </w:rPr>
+        <w:t xml:space="preserve">Pilotage-sannsynlighet betinget på loskrav</w:t>
+      </w:r>
+      <w:r>
+        <w:t xml:space="preserve"> </w:t>
+      </w:r>
+      <w:r>
+        <w:t xml:space="preserve">(§ 9.5.2) — i dag er</w:t>
+      </w:r>
+      <w:r>
+        <w:t xml:space="preserve"> </w:t>
+      </w:r>
+      <w:r>
+        <w:rPr>
+          <w:rStyle w:val="VerbatimChar"/>
+        </w:rPr>
+        <w:t xml:space="preserve">Arrival Pilot Fees</w:t>
+      </w:r>
+      <w:r>
+        <w:t xml:space="preserve">-sannsynlighetene en flat historisk frekvens på tvers av størrelser. Konstruere en sannsynlighet betinget på</w:t>
+      </w:r>
+      <w:r>
+        <w:t xml:space="preserve"> </w:t>
+      </w:r>
+      <w:r>
+        <w:rPr>
+          <w:rStyle w:val="VerbatimChar"/>
+        </w:rPr>
+        <w:t xml:space="preserve">loskrav</w:t>
+      </w:r>
+      <w:r>
+        <w:t xml:space="preserve"> </w:t>
+      </w:r>
+      <w:r>
+        <w:t xml:space="preserve">(eller direkte på LOA-bin) slik at LOA &gt; 70 m får P(pilot) = 1 i</w:t>
+      </w:r>
+      <w:r>
+        <w:t xml:space="preserve"> </w:t>
+      </w:r>
+      <w:r>
+        <w:rPr>
+          <w:rStyle w:val="VerbatimChar"/>
+        </w:rPr>
+        <w:t xml:space="preserve">PORT_TEMPLATES</w:t>
+      </w:r>
+      <w:r>
+        <w:t xml:space="preserve">, og override</w:t>
+      </w:r>
+      <w:r>
+        <w:softHyphen/>
+      </w:r>
+      <w:r>
+        <w:t xml:space="preserve">n på frontend kan gjøres valgfri i stedet for obligatorisk.</w:t>
+      </w:r>
+    </w:p>
+    <w:p>
+      <w:pPr>
+        <w:pStyle w:val="Compact"/>
+        <w:numPr>
+          <w:ilvl w:val="0"/>
+          <w:numId w:val="1024"/>
+        </w:numPr>
+      </w:pPr>
+      <w:r>
+        <w:rPr>
+          <w:b/>
+          <w:bCs/>
+        </w:rPr>
+        <w:t xml:space="preserve">Operasjonell validering</w:t>
+      </w:r>
+      <w:r>
+        <w:t xml:space="preserve"> </w:t>
+      </w:r>
+      <w:r>
+        <w:t xml:space="preserve">— la koordinatorene bruke verktøyet over 3 måneder, logge faktura mot estimat per anløp, og rapportere drift per havn × størrelse for å avdekke skifter ikke fanget i 2020–2025-treningen. Dette er også et eksplisitt behov etter peer review.</w:t>
+      </w:r>
+    </w:p>
+    <w:p>
+      <w:pPr>
+        <w:pStyle w:val="Compact"/>
+        <w:numPr>
+          <w:ilvl w:val="0"/>
+          <w:numId w:val="1024"/>
+        </w:numPr>
+      </w:pPr>
+      <w:r>
+        <w:rPr>
+          <w:b/>
+          <w:bCs/>
+        </w:rPr>
+        <w:t xml:space="preserve">Test-set-evaluering på rullerende basis</w:t>
+      </w:r>
+      <w:r>
+        <w:t xml:space="preserve"> </w:t>
+      </w:r>
+      <w:r>
+        <w:t xml:space="preserve">— gjenta evaluerings</w:t>
+      </w:r>
+      <w:r>
+        <w:softHyphen/>
+      </w:r>
+      <w:r>
+        <w:t xml:space="preserve">kjøringen i</w:t>
+      </w:r>
+      <w:r>
+        <w:t xml:space="preserve"> </w:t>
+      </w:r>
+      <w:r>
+        <w:rPr>
+          <w:rStyle w:val="VerbatimChar"/>
+        </w:rPr>
+        <w:t xml:space="preserve">eval_test_2025.py</w:t>
+      </w:r>
+      <w:r>
+        <w:t xml:space="preserve"> </w:t>
+      </w:r>
+      <w:r>
+        <w:t xml:space="preserve">mot 2026-data når dette tids</w:t>
+      </w:r>
+      <w:r>
+        <w:softHyphen/>
+      </w:r>
+      <w:r>
+        <w:t xml:space="preserve">vinduet blir tilgjengelig, slik at produksjons</w:t>
+      </w:r>
+      <w:r>
+        <w:softHyphen/>
+      </w:r>
+      <w:r>
+        <w:t xml:space="preserve">modellen (</w:t>
+      </w:r>
+      <w:r>
+        <w:rPr>
+          <w:rStyle w:val="VerbatimChar"/>
+        </w:rPr>
+        <w:t xml:space="preserve">model_meta_final.joblib</w:t>
+      </w:r>
+      <w:r>
+        <w:t xml:space="preserve">) får et uavhengig holdout. Den nåværende prefit-baserte test-set-evalueringen (§ 8.1.1,</w:t>
+      </w:r>
+      <w:r>
+        <w:t xml:space="preserve"> </w:t>
+      </w:r>
+      <w:r>
+        <w:rPr>
+          <w:rStyle w:val="VerbatimChar"/>
+        </w:rPr>
+        <w:t xml:space="preserve">metrics_test_2025.csv</w:t>
+      </w:r>
+      <w:r>
+        <w:t xml:space="preserve">) gir et anslag for model</w:t>
+      </w:r>
+      <w:r>
+        <w:softHyphen/>
+      </w:r>
+      <w:r>
+        <w:t xml:space="preserve">klassens generaliserings</w:t>
+      </w:r>
+      <w:r>
+        <w:softHyphen/>
+      </w:r>
+      <w:r>
+        <w:t xml:space="preserve">evne, men selve den deployede modellen mangler et uavhengig holdout.</w:t>
+      </w:r>
+    </w:p>
+    <w:p>
+      <w:pPr>
+        <w:pStyle w:val="Compact"/>
+        <w:numPr>
+          <w:ilvl w:val="0"/>
+          <w:numId w:val="1024"/>
+        </w:numPr>
+      </w:pPr>
+      <w:r>
+        <w:rPr>
+          <w:b/>
+          <w:bCs/>
+        </w:rPr>
+        <w:t xml:space="preserve">Diebold-Mariano-test mellom modeller</w:t>
+      </w:r>
+      <w:r>
+        <w:t xml:space="preserve"> </w:t>
+      </w:r>
+      <w:r>
+        <w:t xml:space="preserve">— komplettere bootstrap</w:t>
+      </w:r>
+      <w:r>
+        <w:softHyphen/>
+      </w:r>
+      <w:r>
+        <w:t xml:space="preserve">konfidensintervallene i § 8.1 med en formell DM-test for tids</w:t>
+      </w:r>
+      <w:r>
+        <w:softHyphen/>
+      </w:r>
+      <w:r>
+        <w:t xml:space="preserve">korrelerte feil. Relevant fordi residualene i tids</w:t>
+      </w:r>
+      <w:r>
+        <w:softHyphen/>
+      </w:r>
+      <w:r>
+        <w:t xml:space="preserve">basert split kan ha auto</w:t>
+      </w:r>
+      <w:r>
+        <w:softHyphen/>
+      </w:r>
+      <w:r>
+        <w:t xml:space="preserve">korrelasjon som bootstrap ikke fanger.</w:t>
+      </w:r>
+    </w:p>
+    <w:p>
+      <w:pPr>
+        <w:pStyle w:val="Compact"/>
+        <w:numPr>
+          <w:ilvl w:val="0"/>
+          <w:numId w:val="1024"/>
+        </w:numPr>
+      </w:pPr>
+      <w:r>
+        <w:rPr>
+          <w:b/>
+          <w:bCs/>
+        </w:rPr>
+        <w:t xml:space="preserve">Sensitivitetsanalyse på vekslingskurs</w:t>
+      </w:r>
+      <w:r>
+        <w:t xml:space="preserve"> </w:t>
+      </w:r>
+      <w:r>
+        <w:t xml:space="preserve">— kvantifisere hvor mye NOK-rapporterte tall endres ved ±5 % EUR/NOK-bevegelse, og rapportere dette som en tilleggs</w:t>
+      </w:r>
+      <w:r>
+        <w:softHyphen/>
+      </w:r>
+      <w:r>
+        <w:t xml:space="preserve">usikkerhet utover modellfeilen.</w:t>
+      </w:r>
+    </w:p>
+    <w:p>
+      <w:r>
+        <w:pict>
+          <v:rect style="width:0;height:1.5pt" o:hralign="center" o:hrstd="t" o:hr="t"/>
+        </w:pict>
+      </w:r>
+    </w:p>
+    <w:bookmarkEnd w:id="103"/>
+    <w:bookmarkStart w:id="104" w:name="bibliografi"/>
+    <w:p>
+      <w:pPr>
+        <w:pStyle w:val="Heading2"/>
+      </w:pPr>
+      <w:r>
+        <w:rPr>
+          <w:rStyle w:val="SectionNumber"/>
+        </w:rPr>
+        <w:t xml:space="preserve">12</w:t>
+      </w:r>
+      <w:r>
+        <w:tab/>
+      </w:r>
+      <w:r>
+        <w:t xml:space="preserve">11. Bibliografi</w:t>
+      </w:r>
+    </w:p>
+    <w:p>
+      <w:pPr>
+        <w:pStyle w:val="FirstParagraph"/>
+      </w:pPr>
+      <w:r>
+        <w:t xml:space="preserve">Çerçi, K. N., Saydam, M. B., &amp; Ozsandikcioglu, U. (2024). Fuel consumption cost prediction model for ro-ro carriers: A machine learning-based application.</w:t>
+      </w:r>
+      <w:r>
+        <w:t xml:space="preserve"> </w:t>
+      </w:r>
+      <w:r>
+        <w:rPr>
+          <w:i/>
+          <w:iCs/>
+        </w:rPr>
+        <w:t xml:space="preserve">Maritime Policy &amp; Management</w:t>
+      </w:r>
+      <w:r>
+        <w:t xml:space="preserve">,</w:t>
+      </w:r>
+      <w:r>
+        <w:t xml:space="preserve"> </w:t>
+      </w:r>
+      <w:r>
+        <w:rPr>
+          <w:i/>
+          <w:iCs/>
+        </w:rPr>
+        <w:t xml:space="preserve">51</w:t>
+      </w:r>
+      <w:r>
+        <w:t xml:space="preserve">(8), 1–18. https://doi.org/10.1080/03088839.2024.2303120</w:t>
+      </w:r>
+    </w:p>
+    <w:p>
+      <w:pPr>
+        <w:pStyle w:val="BodyText"/>
+      </w:pPr>
+      <w:r>
+        <w:t xml:space="preserve">Friedman, J. H. (2001). Greedy function approximation: A gradient boosting machine.</w:t>
+      </w:r>
+      <w:r>
+        <w:t xml:space="preserve"> </w:t>
+      </w:r>
+      <w:r>
+        <w:rPr>
+          <w:i/>
+          <w:iCs/>
+        </w:rPr>
+        <w:t xml:space="preserve">The Annals of Statistics</w:t>
+      </w:r>
+      <w:r>
+        <w:t xml:space="preserve">,</w:t>
+      </w:r>
+      <w:r>
+        <w:t xml:space="preserve"> </w:t>
+      </w:r>
+      <w:r>
+        <w:rPr>
+          <w:i/>
+          <w:iCs/>
+        </w:rPr>
+        <w:t xml:space="preserve">29</w:t>
+      </w:r>
+      <w:r>
+        <w:t xml:space="preserve">(5), 1189–1232. https://doi.org/10.1214/aos/1013203451</w:t>
+      </w:r>
+    </w:p>
+    <w:p>
+      <w:pPr>
+        <w:pStyle w:val="BodyText"/>
+      </w:pPr>
+      <w:r>
+        <w:t xml:space="preserve">Garrido Albarracín, G., Sánchez-Pérez, J. M., &amp; Vega-Rodríguez, M. A. (2024). Leveraging machine learning and optimization models for enhanced seaport efficiency.</w:t>
+      </w:r>
+      <w:r>
+        <w:t xml:space="preserve"> </w:t>
+      </w:r>
+      <w:r>
+        <w:rPr>
+          <w:i/>
+          <w:iCs/>
+        </w:rPr>
+        <w:t xml:space="preserve">Maritime Economics &amp; Logistics</w:t>
+      </w:r>
+      <w:r>
+        <w:t xml:space="preserve">,</w:t>
+      </w:r>
+      <w:r>
+        <w:t xml:space="preserve"> </w:t>
+      </w:r>
+      <w:r>
+        <w:rPr>
+          <w:i/>
+          <w:iCs/>
+        </w:rPr>
+        <w:t xml:space="preserve">26</w:t>
+      </w:r>
+      <w:r>
+        <w:t xml:space="preserve">, 757–785. https://doi.org/10.1057/s41278-024-00309-w</w:t>
+      </w:r>
+    </w:p>
+    <w:p>
+      <w:pPr>
+        <w:pStyle w:val="BodyText"/>
+      </w:pPr>
+      <w:r>
+        <w:t xml:space="preserve">Grinsztajn, L., Oyallon, E., &amp; Varoquaux, G. (2022). Why do tree-based models still outperform deep learning on typical tabular data?</w:t>
+      </w:r>
+      <w:r>
+        <w:t xml:space="preserve"> </w:t>
+      </w:r>
+      <w:r>
+        <w:rPr>
+          <w:i/>
+          <w:iCs/>
+        </w:rPr>
+        <w:t xml:space="preserve">Advances in Neural Information Processing Systems, 35</w:t>
+      </w:r>
+      <w:r>
+        <w:t xml:space="preserve">, 507–520.</w:t>
+      </w:r>
+    </w:p>
+    <w:p>
+      <w:pPr>
+        <w:pStyle w:val="BodyText"/>
+      </w:pPr>
+      <w:r>
+        <w:t xml:space="preserve">Hastie, T., Tibshirani, R., &amp; Friedman, J. (2009).</w:t>
+      </w:r>
+      <w:r>
+        <w:t xml:space="preserve"> </w:t>
+      </w:r>
+      <w:r>
+        <w:rPr>
+          <w:i/>
+          <w:iCs/>
+        </w:rPr>
+        <w:t xml:space="preserve">The Elements of Statistical Learning: Data Mining, Inference, and Prediction</w:t>
+      </w:r>
+      <w:r>
+        <w:t xml:space="preserve"> </w:t>
+      </w:r>
+      <w:r>
+        <w:t xml:space="preserve">(2nd ed.). Springer. https://doi.org/10.1007/978-0-387-84858-7</w:t>
+      </w:r>
+    </w:p>
+    <w:p>
+      <w:pPr>
+        <w:pStyle w:val="BodyText"/>
+      </w:pPr>
+      <w:r>
+        <w:t xml:space="preserve">Jang, H.-S., Chang, T.-W., &amp; Kim, S.-H. (2023). Prediction of shipping cost on freight brokerage platform using machine learning.</w:t>
+      </w:r>
+      <w:r>
+        <w:t xml:space="preserve"> </w:t>
+      </w:r>
+      <w:r>
+        <w:rPr>
+          <w:i/>
+          <w:iCs/>
+        </w:rPr>
+        <w:t xml:space="preserve">Sustainability</w:t>
+      </w:r>
+      <w:r>
+        <w:t xml:space="preserve">,</w:t>
+      </w:r>
+      <w:r>
+        <w:t xml:space="preserve"> </w:t>
+      </w:r>
+      <w:r>
+        <w:rPr>
+          <w:i/>
+          <w:iCs/>
+        </w:rPr>
+        <w:t xml:space="preserve">15</w:t>
+      </w:r>
+      <w:r>
+        <w:t xml:space="preserve">(2), 1122. https://doi.org/10.3390/su15021122</w:t>
+      </w:r>
+    </w:p>
+    <w:p>
+      <w:pPr>
+        <w:pStyle w:val="BodyText"/>
+      </w:pPr>
+      <w:r>
+        <w:t xml:space="preserve">Ke, G., Meng, Q., Finley, T., Wang, T., Chen, W., Ma, W., Ye, Q., &amp; Liu, T.-Y. (2017). LightGBM: A highly efficient gradient boosting decision tree.</w:t>
+      </w:r>
+      <w:r>
+        <w:t xml:space="preserve"> </w:t>
+      </w:r>
+      <w:r>
+        <w:rPr>
+          <w:i/>
+          <w:iCs/>
+        </w:rPr>
+        <w:t xml:space="preserve">Advances in Neural Information Processing Systems, 30</w:t>
+      </w:r>
+      <w:r>
+        <w:t xml:space="preserve">, 3146–3154.</w:t>
+      </w:r>
+    </w:p>
+    <w:p>
+      <w:pPr>
+        <w:pStyle w:val="BodyText"/>
+      </w:pPr>
+      <w:r>
+        <w:t xml:space="preserve">Lundberg, S. M., &amp; Lee, S.-I. (2017). A unified approach to interpreting model predictions.</w:t>
+      </w:r>
+      <w:r>
+        <w:t xml:space="preserve"> </w:t>
+      </w:r>
+      <w:r>
+        <w:rPr>
+          <w:i/>
+          <w:iCs/>
+        </w:rPr>
+        <w:t xml:space="preserve">Advances in Neural Information Processing Systems, 30</w:t>
+      </w:r>
+      <w:r>
+        <w:t xml:space="preserve">, 4765–4774.</w:t>
+      </w:r>
+    </w:p>
+    <w:p>
+      <w:pPr>
+        <w:pStyle w:val="BodyText"/>
+      </w:pPr>
+      <w:r>
+        <w:t xml:space="preserve">Lundberg, S. M., Erion, G., Chen, H., DeGrave, A., Prutkin, J. M., Nair, B., Katz, R., Himmelfarb, J., Bansal, N., &amp; Lee, S.-I. (2020). From local explanations to global understanding with explainable AI for trees.</w:t>
+      </w:r>
+      <w:r>
+        <w:t xml:space="preserve"> </w:t>
+      </w:r>
+      <w:r>
+        <w:rPr>
+          <w:i/>
+          <w:iCs/>
+        </w:rPr>
+        <w:t xml:space="preserve">Nature Machine Intelligence</w:t>
+      </w:r>
+      <w:r>
+        <w:t xml:space="preserve">,</w:t>
+      </w:r>
+      <w:r>
+        <w:t xml:space="preserve"> </w:t>
+      </w:r>
+      <w:r>
+        <w:rPr>
+          <w:i/>
+          <w:iCs/>
+        </w:rPr>
+        <w:t xml:space="preserve">2</w:t>
+      </w:r>
+      <w:r>
+        <w:t xml:space="preserve">(1), 56–67. https://doi.org/10.1038/s42256-019-0138-9</w:t>
+      </w:r>
+    </w:p>
+    <w:p>
+      <w:pPr>
+        <w:pStyle w:val="BodyText"/>
+      </w:pPr>
+      <w:r>
+        <w:t xml:space="preserve">Pettersen, B.-I., &amp; Rekdal, P. K. (2026).</w:t>
+      </w:r>
+      <w:r>
+        <w:t xml:space="preserve"> </w:t>
+      </w:r>
+      <w:r>
+        <w:rPr>
+          <w:i/>
+          <w:iCs/>
+        </w:rPr>
+        <w:t xml:space="preserve">Kvantitative metoder i logistikk — implementert via KI</w:t>
+      </w:r>
+      <w:r>
+        <w:t xml:space="preserve"> </w:t>
+      </w:r>
+      <w:r>
+        <w:t xml:space="preserve">[Kompendium]. LOG650 Forskningsprosjekt: Logistikk og kunstig intelligens, Høgskolen i Molde.</w:t>
+      </w:r>
+    </w:p>
+    <w:p>
+      <w:pPr>
+        <w:pStyle w:val="BodyText"/>
+      </w:pPr>
+      <w:r>
+        <w:t xml:space="preserve">Prokhorenkova, L., Gusev, G., Vorobev, A., Dorogush, A. V., &amp; Gulin, A. (2018). CatBoost: Unbiased boosting with categorical features.</w:t>
+      </w:r>
+      <w:r>
+        <w:t xml:space="preserve"> </w:t>
+      </w:r>
+      <w:r>
+        <w:rPr>
+          <w:i/>
+          <w:iCs/>
+        </w:rPr>
+        <w:t xml:space="preserve">Advances in Neural Information Processing Systems, 31</w:t>
+      </w:r>
+      <w:r>
+        <w:t xml:space="preserve">, 6638–6648.</w:t>
+      </w:r>
+    </w:p>
+    <w:p>
+      <w:pPr>
+        <w:pStyle w:val="BodyText"/>
+      </w:pPr>
+      <w:r>
+        <w:t xml:space="preserve">Romano, Y., Patterson, E., &amp; Candès, E. (2019). Conformalized quantile regression.</w:t>
+      </w:r>
+      <w:r>
+        <w:t xml:space="preserve"> </w:t>
+      </w:r>
+      <w:r>
+        <w:rPr>
+          <w:i/>
+          <w:iCs/>
+        </w:rPr>
+        <w:t xml:space="preserve">Advances in Neural Information Processing Systems, 32</w:t>
+      </w:r>
+      <w:r>
+        <w:t xml:space="preserve">, 3543–3553.</w:t>
+      </w:r>
+    </w:p>
+    <w:p>
+      <w:pPr>
+        <w:pStyle w:val="BodyText"/>
+      </w:pPr>
+      <w:r>
+        <w:t xml:space="preserve">Shwartz-Ziv, R., &amp; Armon, A. (2022). Tabular data: Deep learning is not all you need.</w:t>
+      </w:r>
+      <w:r>
+        <w:t xml:space="preserve"> </w:t>
+      </w:r>
+      <w:r>
+        <w:rPr>
+          <w:i/>
+          <w:iCs/>
+        </w:rPr>
+        <w:t xml:space="preserve">Information Fusion</w:t>
+      </w:r>
+      <w:r>
+        <w:t xml:space="preserve">,</w:t>
+      </w:r>
+      <w:r>
+        <w:t xml:space="preserve"> </w:t>
+      </w:r>
+      <w:r>
+        <w:rPr>
+          <w:i/>
+          <w:iCs/>
+        </w:rPr>
+        <w:t xml:space="preserve">81</w:t>
+      </w:r>
+      <w:r>
+        <w:t xml:space="preserve">, 84–90. https://doi.org/10.1016/j.inffus.2021.11.011</w:t>
+      </w:r>
+    </w:p>
+    <w:p>
+      <w:pPr>
+        <w:pStyle w:val="BodyText"/>
+      </w:pPr>
+      <w:r>
+        <w:t xml:space="preserve">Vovk, V., Gammerman, A., &amp; Shafer, G. (2005).</w:t>
+      </w:r>
+      <w:r>
+        <w:t xml:space="preserve"> </w:t>
+      </w:r>
+      <w:r>
+        <w:rPr>
+          <w:i/>
+          <w:iCs/>
+        </w:rPr>
+        <w:t xml:space="preserve">Algorithmic learning in a random world</w:t>
+      </w:r>
+      <w:r>
+        <w:t xml:space="preserve">. Springer. https://doi.org/10.1007/b106715</w:t>
+      </w:r>
+    </w:p>
+    <w:p>
+      <w:r>
+        <w:pict>
+          <v:rect style="width:0;height:1.5pt" o:hralign="center" o:hrstd="t" o:hr="t"/>
+        </w:pict>
+      </w:r>
+    </w:p>
+    <w:bookmarkEnd w:id="104"/>
+    <w:bookmarkStart w:id="106" w:name="vedlegg"/>
+    <w:p>
+      <w:pPr>
+        <w:pStyle w:val="Heading2"/>
+      </w:pPr>
+      <w:r>
+        <w:rPr>
+          <w:rStyle w:val="SectionNumber"/>
+        </w:rPr>
+        <w:t xml:space="preserve">13</w:t>
+      </w:r>
+      <w:r>
+        <w:tab/>
+      </w:r>
+      <w:r>
+        <w:t xml:space="preserve">Vedlegg</w:t>
+      </w:r>
+    </w:p>
+    <w:p>
+      <w:pPr>
+        <w:pStyle w:val="Compact"/>
+        <w:numPr>
+          <w:ilvl w:val="0"/>
+          <w:numId w:val="1025"/>
+        </w:numPr>
+      </w:pPr>
+      <w:r>
+        <w:rPr>
+          <w:b/>
+          <w:bCs/>
+        </w:rPr>
+        <w:t xml:space="preserve">A.</w:t>
+      </w:r>
+      <w:r>
+        <w:t xml:space="preserve"> </w:t>
+      </w:r>
+      <w:r>
+        <w:t xml:space="preserve">Featureliste og dtype-tabell — se</w:t>
+      </w:r>
+      <w:r>
+        <w:t xml:space="preserve"> </w:t>
+      </w:r>
+      <w:r>
+        <w:rPr>
+          <w:rStyle w:val="VerbatimChar"/>
+        </w:rPr>
+        <w:t xml:space="preserve">modeling_nauticost.ipynb</w:t>
+      </w:r>
+      <w:r>
+        <w:t xml:space="preserve">, seksjon 2 (26 features: 6 kategoriske + 20 numeriske).</w:t>
+      </w:r>
+    </w:p>
+    <w:p>
+      <w:pPr>
+        <w:pStyle w:val="Compact"/>
+        <w:numPr>
+          <w:ilvl w:val="0"/>
+          <w:numId w:val="1025"/>
+        </w:numPr>
+      </w:pPr>
+      <w:r>
+        <w:rPr>
+          <w:b/>
+          <w:bCs/>
+        </w:rPr>
+        <w:t xml:space="preserve">B.</w:t>
+      </w:r>
+      <w:r>
+        <w:t xml:space="preserve"> </w:t>
+      </w:r>
+      <w:r>
+        <w:t xml:space="preserve">Hyperparametre fra Optuna-studie — se</w:t>
+      </w:r>
+      <w:r>
+        <w:t xml:space="preserve"> </w:t>
+      </w:r>
+      <w:r>
+        <w:rPr>
+          <w:rStyle w:val="VerbatimChar"/>
+        </w:rPr>
+        <w:t xml:space="preserve">013 fase 3 - review/artifacts/model_meta_final.joblib</w:t>
+      </w:r>
+      <w:r>
+        <w:t xml:space="preserve"> </w:t>
+      </w:r>
+      <w:r>
+        <w:t xml:space="preserve">og</w:t>
+      </w:r>
+      <w:r>
+        <w:t xml:space="preserve"> </w:t>
+      </w:r>
+      <w:r>
+        <w:rPr>
+          <w:rStyle w:val="VerbatimChar"/>
+        </w:rPr>
+        <w:t xml:space="preserve">modeling_nauticost.ipynb</w:t>
+      </w:r>
+      <w:r>
+        <w:t xml:space="preserve">, seksjon 9.</w:t>
+      </w:r>
+    </w:p>
+    <w:p>
+      <w:pPr>
+        <w:pStyle w:val="Compact"/>
+        <w:numPr>
+          <w:ilvl w:val="0"/>
+          <w:numId w:val="1025"/>
+        </w:numPr>
+      </w:pPr>
+      <w:r>
+        <w:rPr>
+          <w:b/>
+          <w:bCs/>
+        </w:rPr>
+        <w:t xml:space="preserve">C.</w:t>
+      </w:r>
+      <w:r>
+        <w:t xml:space="preserve"> </w:t>
+      </w:r>
+      <w:r>
+        <w:t xml:space="preserve">API-spesifikasjon (OpenAPI fra FastAPI) — se</w:t>
+      </w:r>
+      <w:r>
+        <w:t xml:space="preserve"> </w:t>
+      </w:r>
+      <w:r>
+        <w:rPr>
+          <w:rStyle w:val="VerbatimChar"/>
+        </w:rPr>
+        <w:t xml:space="preserve">013 fase 3 - review/backend/</w:t>
+      </w:r>
+      <w:r>
+        <w:t xml:space="preserve"> </w:t>
+      </w:r>
+      <w:r>
+        <w:t xml:space="preserve">for endepunkt-definisjon (</w:t>
+      </w:r>
+      <w:r>
+        <w:rPr>
+          <w:rStyle w:val="VerbatimChar"/>
+        </w:rPr>
+        <w:t xml:space="preserve">POST /api/predict</w:t>
+      </w:r>
+      <w:r>
+        <w:t xml:space="preserve">).</w:t>
+      </w:r>
+    </w:p>
+    <w:p>
+      <w:pPr>
+        <w:pStyle w:val="Compact"/>
+        <w:numPr>
+          <w:ilvl w:val="0"/>
+          <w:numId w:val="1025"/>
+        </w:numPr>
+      </w:pPr>
+      <w:r>
+        <w:rPr>
+          <w:b/>
+          <w:bCs/>
+        </w:rPr>
+        <w:t xml:space="preserve">D.</w:t>
+      </w:r>
+      <w:r>
+        <w:t xml:space="preserve"> </w:t>
+      </w:r>
+      <w:r>
+        <w:t xml:space="preserve">Skjermbilder fra Next.js-frontend — se</w:t>
+      </w:r>
+      <w:r>
+        <w:t xml:space="preserve"> </w:t>
+      </w:r>
+      <w:r>
+        <w:rPr>
+          <w:rStyle w:val="VerbatimChar"/>
+        </w:rPr>
+        <w:t xml:space="preserve">013 fase 3 - review/frontend/</w:t>
+      </w:r>
+      <w:r>
+        <w:t xml:space="preserve"> </w:t>
+      </w:r>
+      <w:r>
+        <w:t xml:space="preserve">for kildekoden til dashbordet.</w:t>
+      </w:r>
+    </w:p>
+    <w:p>
+      <w:pPr>
+        <w:pStyle w:val="Compact"/>
+        <w:numPr>
+          <w:ilvl w:val="0"/>
+          <w:numId w:val="1025"/>
+        </w:numPr>
+      </w:pPr>
+      <w:r>
+        <w:rPr>
+          <w:b/>
+          <w:bCs/>
+        </w:rPr>
+        <w:t xml:space="preserve">E.</w:t>
+      </w:r>
+      <w:r>
+        <w:t xml:space="preserve"> </w:t>
+      </w:r>
+      <w:r>
+        <w:t xml:space="preserve">Foreslått rubrikk for</w:t>
+      </w:r>
+      <w:r>
+        <w:t xml:space="preserve"> </w:t>
+      </w:r>
+      <w:r>
+        <w:rPr>
+          <w:rStyle w:val="VerbatimChar"/>
+        </w:rPr>
+        <w:t xml:space="preserve">guest_experience</w:t>
+      </w:r>
+      <w:r>
+        <w:t xml:space="preserve"> </w:t>
+      </w:r>
+      <w:r>
+        <w:t xml:space="preserve">— se egen seksjon nedenfor.</w:t>
+      </w:r>
+    </w:p>
+    <w:p>
+      <w:pPr>
+        <w:pStyle w:val="Compact"/>
+        <w:numPr>
+          <w:ilvl w:val="0"/>
+          <w:numId w:val="1025"/>
+        </w:numPr>
+      </w:pPr>
+      <w:r>
+        <w:rPr>
+          <w:b/>
+          <w:bCs/>
+        </w:rPr>
         <w:t xml:space="preserve">F.</w:t>
       </w:r>
       <w:r>
@@ -22200,7 +25284,7 @@
         <w:t xml:space="preserve">.</w:t>
       </w:r>
     </w:p>
-    <w:bookmarkStart w:id="97" w:name="Xe1f01a8cc6b3208ae7fb51104f9d9c075e3eeb5"/>
+    <w:bookmarkStart w:id="105" w:name="Xe1f01a8cc6b3208ae7fb51104f9d9c075e3eeb5"/>
     <w:p>
       <w:pPr>
         <w:pStyle w:val="Heading3"/>
@@ -22568,7 +25652,7 @@
         <w:pStyle w:val="Compact"/>
         <w:numPr>
           <w:ilvl w:val="0"/>
-          <w:numId w:val="1025"/>
+          <w:numId w:val="1026"/>
         </w:numPr>
       </w:pPr>
       <w:r>
@@ -22599,7 +25683,7 @@
         <w:pStyle w:val="Compact"/>
         <w:numPr>
           <w:ilvl w:val="0"/>
-          <w:numId w:val="1025"/>
+          <w:numId w:val="1026"/>
         </w:numPr>
       </w:pPr>
       <w:r>
@@ -22630,7 +25714,7 @@
         <w:pStyle w:val="Compact"/>
         <w:numPr>
           <w:ilvl w:val="0"/>
-          <w:numId w:val="1025"/>
+          <w:numId w:val="1026"/>
         </w:numPr>
       </w:pPr>
       <w:r>
@@ -22744,8 +25828,8 @@
         <w:t xml:space="preserve">dokument for re-trening, ikke en ettertanke.</w:t>
       </w:r>
     </w:p>
-    <w:bookmarkEnd w:id="97"/>
-    <w:bookmarkEnd w:id="98"/>
+    <w:bookmarkEnd w:id="105"/>
+    <w:bookmarkEnd w:id="106"/>
     <w:sectPr>
       <w:footnotePr>
         <w:numRestart w:val="eachSect"/>
@@ -23693,6 +26777,9 @@
     <w:abstractNumId w:val="991"/>
   </w:num>
   <w:num w:numId="1023">
+    <w:abstractNumId w:val="991"/>
+  </w:num>
+  <w:num w:numId="1024">
     <w:abstractNumId w:val="99411"/>
     <w:lvlOverride w:ilvl="0">
       <w:startOverride w:val="1"/>
@@ -23722,10 +26809,10 @@
       <w:startOverride w:val="1"/>
     </w:lvlOverride>
   </w:num>
-  <w:num w:numId="1024">
+  <w:num w:numId="1025">
     <w:abstractNumId w:val="991"/>
   </w:num>
-  <w:num w:numId="1025">
+  <w:num w:numId="1026">
     <w:abstractNumId w:val="991"/>
   </w:num>
 </w:numbering>

--- a/014 fase 4 - report/Final report.docx
+++ b/014 fase 4 - report/Final report.docx
@@ -31,7 +31,7 @@
         <w:pStyle w:val="Date"/>
       </w:pPr>
       <w:r>
-        <w:t xml:space="preserve">2026-05-13</w:t>
+        <w:t xml:space="preserve">2026-05-18</w:t>
       </w:r>
     </w:p>
     <w:sdt>
@@ -69,7 +69,7 @@
           <w:b/>
           <w:bCs/>
         </w:rPr>
-        <w:t xml:space="preserve">Versjon 1.0 — 2026-05-13.</w:t>
+        <w:t xml:space="preserve">Versjon 1.1 — 2026-05-18.</w:t>
       </w:r>
       <w:r>
         <w:t xml:space="preserve"> </w:t>
@@ -1074,7 +1074,7 @@
         <w:t xml:space="preserve"> </w:t>
       </w:r>
       <w:r>
-        <w:t xml:space="preserve">Eksisterende studier (Jang et al., 2023; Çerçi et al., 2024) modellerer én totalkostnad per reise; havne</w:t>
+        <w:t xml:space="preserve">Eksisterende studier (Jang et al., 2023; Su et al., 2024) modellerer én totalkostnad per reise; havne</w:t>
       </w:r>
       <w:r>
         <w:softHyphen/>
@@ -1086,7 +1086,7 @@
         <w:softHyphen/>
       </w:r>
       <w:r>
-        <w:t xml:space="preserve">studier (Garrido Albarracín et al., 2024) modellerer aggregat på havne</w:t>
+        <w:t xml:space="preserve">studier (Jahangard et al., 2025) modellerer aggregat på havne</w:t>
       </w:r>
       <w:r>
         <w:softHyphen/>
@@ -1284,7 +1284,7 @@
         <w:pStyle w:val="BodyText"/>
       </w:pPr>
       <w:r>
-        <w:t xml:space="preserve">Innen maritim sektor har Çerçi et al. (2024) brukt maskinlæring for å predikere drivstoffkostnader for ro-ro-skip, der gradient boosting utkonkurrerte lineære modeller. Garrido Albarracín et al. (2024) demonstrerte at ML-modeller som Random Forest og Gradient Boosting forbedrer havneeffektivitet og turnaround-prediksjoner. Et fellestrekk på tvers av disse studiene er at tabulære driftsdata med en blanding av numeriske og kategoriske variabler håndteres effektivt av treensembler, og at modellprestasjon målt i absolutte feilmetrikker (MAE) er den mest operasjonelt relevante evalueringen. Hvordan våre egne resultater forholder seg til disse funnene drøftes i § 9.</w:t>
+        <w:t xml:space="preserve">Innen maritim sektor har Su et al. (2024) brukt maskinlæring for å predikere drivstoffkostnader for ro-ro-skip, der gradient boosting utkonkurrerte lineære modeller. Jahangard et al. (2025) demonstrerte at ML-modeller som Random Forest og Gradient Boosting forbedrer havneeffektivitet og turnaround-prediksjoner. Et fellestrekk på tvers av disse studiene er at tabulære driftsdata med en blanding av numeriske og kategoriske variabler håndteres effektivt av treensembler, og at modellprestasjon målt i absolutte feilmetrikker (MAE) er den mest operasjonelt relevante evalueringen. Hvordan våre egne resultater forholder seg til disse funnene drøftes i § 9.</w:t>
       </w:r>
     </w:p>
     <w:p>
@@ -1460,7 +1460,7 @@
         <w:t xml:space="preserve"> </w:t>
       </w:r>
       <w:r>
-        <w:t xml:space="preserve">(CQR), som kombinerer kvantilregresjon med konform prediksjon for å oppnå prediksjonsintervaller med garantert endelig-utvalgsdekning, uavhengig av modellens underliggende kalibrering. Metoden er teoretisk forankret i distribusjonsfriheten til konforme prediktorer (Vovk et al., 2005), men beholder den statistiske effektiviteten til kvantilregresjon — intervallene er smalere enn de fra standard konform prediksjon fordi de tilpasser seg heteroskedastisitet.</w:t>
+        <w:t xml:space="preserve">(CQR), som kombinerer kvantilregresjon med konform prediksjon for å oppnå prediksjonsintervaller med garantert endelig-utvalgsdekning, uavhengig av modellens underliggende kalibrering. Metoden er teoretisk forankret i distribusjonsfriheten til konforme prediktorer (Shafer &amp; Vovk, 2008), men beholder den statistiske effektiviteten til kvantilregresjon — intervallene er smalere enn de fra standard konform prediksjon fordi de tilpasser seg heteroskedastisitet.</w:t>
       </w:r>
     </w:p>
     <w:p>
@@ -1509,13 +1509,13 @@
         <w:pStyle w:val="FirstParagraph"/>
       </w:pPr>
       <w:r>
-        <w:t xml:space="preserve">Litteraturen som er gjennomgått behandler enten (a) prediksjon av en samlet kostnad eller rate per reise (Jang et al., 2023; Çerçi et al., 2024) eller (b) operasjonell effektivitet på havne</w:t>
-      </w:r>
-      <w:r>
-        <w:softHyphen/>
-      </w:r>
-      <w:r>
-        <w:t xml:space="preserve">nivå (Garrido Albarracín et al., 2024). Ingen av disse studiene modellerer den</w:t>
+        <w:t xml:space="preserve">Litteraturen som er gjennomgått behandler enten (a) prediksjon av en samlet kostnad eller rate per reise (Jang et al., 2023; Su et al., 2024) eller (b) operasjonell effektivitet på havne</w:t>
+      </w:r>
+      <w:r>
+        <w:softHyphen/>
+      </w:r>
+      <w:r>
+        <w:t xml:space="preserve">nivå (Jahangard et al., 2025). Ingen av disse studiene modellerer den</w:t>
       </w:r>
       <w:r>
         <w:t xml:space="preserve"> </w:t>
@@ -16445,7 +16445,7 @@
         <w:softHyphen/>
       </w:r>
       <w:r>
-        <w:t xml:space="preserve">prediksjon i en lignende heterogen, tabulær setting med n ~ 7 000 transaksjoner; Çerçi et al. (2024) rapporterer relative feil i samme størrelses</w:t>
+        <w:t xml:space="preserve">prediksjon i en lignende heterogen, tabulær setting med n ~ 7 000 transaksjoner; Su et al. (2024) rapporterer relative feil i samme størrelses</w:t>
       </w:r>
       <w:r>
         <w:softHyphen/>
@@ -16656,7 +16656,7 @@
         <w:softHyphen/>
       </w:r>
       <w:r>
-        <w:t xml:space="preserve">teorien (Vovk et al., 2005; Romano et al., 2019) er imidlertid at CQR-garantien gjelder</w:t>
+        <w:t xml:space="preserve">teorien (Shafer &amp; Vovk, 2008; Romano et al., 2019) er imidlertid at CQR-garantien gjelder</w:t>
       </w:r>
       <w:r>
         <w:t xml:space="preserve"> </w:t>
@@ -17684,7 +17684,7 @@
         <w:t xml:space="preserve"> </w:t>
       </w:r>
       <w:r>
-        <w:t xml:space="preserve">egenskap ved konformprediksjon (Vovk et al., 2005), og avgrensningen er løftet til akademisk bidrag (§ 1.5 punkt ii); kommunikasjon i frontend bør tydeliggjøre at båndet er marginalt.</w:t>
+        <w:t xml:space="preserve">egenskap ved konformprediksjon (Shafer &amp; Vovk, 2008), og avgrensningen er løftet til akademisk bidrag (§ 1.5 punkt ii); kommunikasjon i frontend bør tydeliggjøre at båndet er marginalt.</w:t>
       </w:r>
     </w:p>
     <w:p>
@@ -18075,7 +18075,7 @@
         <w:softHyphen/>
       </w:r>
       <w:r>
-        <w:t xml:space="preserve">litteraturen (Garrido Albarracín et al., 2024), der regulatoriske inngrep legges på som eksplisitte features. Tiltak: API krever nå</w:t>
+        <w:t xml:space="preserve">litteraturen (Jahangard et al., 2025), der regulatoriske inngrep legges på som eksplisitte features. Tiltak: API krever nå</w:t>
       </w:r>
       <w:r>
         <w:t xml:space="preserve"> </w:t>
@@ -18165,7 +18165,7 @@
         <w:softHyphen/>
       </w:r>
       <w:r>
-        <w:t xml:space="preserve">estimeres systematisk — samme funn som Çerçi et al. (2024) for ro-ro-skip. Tiltak: API tar valgfri</w:t>
+        <w:t xml:space="preserve">estimeres systematisk — samme funn som Su et al. (2024) for ro-ro-skip. Tiltak: API tar valgfri</w:t>
       </w:r>
       <w:r>
         <w:t xml:space="preserve"> </w:t>
@@ -19406,19 +19406,13 @@
         <w:t xml:space="preserve"> </w:t>
       </w:r>
       <w:r>
-        <w:t xml:space="preserve">Stort token-forbruk i komplekse rapport-oppgaver ble håndtert ved å dele arbeidet mellom Claude-sesjoner og bruke Claude Code-worktrees for parallelt arbeid på teori og diskusjon. AI-hallusinerte referanser ble forhindret ved manuell verifikasjon mot Google Scholar og nedlasting av PDF-er til</w:t>
-      </w:r>
-      <w:r>
-        <w:t xml:space="preserve"> </w:t>
-      </w:r>
-      <w:r>
-        <w:rPr>
-          <w:rStyle w:val="VerbatimChar"/>
-        </w:rPr>
-        <w:t xml:space="preserve">003 references/</w:t>
-      </w:r>
-      <w:r>
-        <w:t xml:space="preserve">. Markdown → Word-konvertering krevde</w:t>
+        <w:t xml:space="preserve">Stort token-forbruk i komplekse rapport-oppgaver ble håndtert ved å dele arbeidet mellom Claude-sesjoner og bruke Claude Code-worktrees for parallelt arbeid på teori og diskusjon. AI-hallusinerte referanser viste seg som reell risiko: Crossref-DOI-kontroll (v1.1) avdekket to oppføringer med korrekte DOI-er men fabrikerte forfatter</w:t>
+      </w:r>
+      <w:r>
+        <w:softHyphen/>
+      </w:r>
+      <w:r>
+        <w:t xml:space="preserve">navn (Çerçi → Su, 2024; Garrido → Jahangard, 2025); begge korrigert og alle 14 referanser krysssjekket. DOI-resolusjon bør være standard sluttkontroll i AI-assistert skriving. Markdown → Word-konvertering krevde</w:t>
       </w:r>
       <w:r>
         <w:t xml:space="preserve"> </w:t>
@@ -19994,7 +19988,7 @@
         <w:pStyle w:val="FirstParagraph"/>
       </w:pPr>
       <w:r>
-        <w:t xml:space="preserve">Çerçi, K. N., Saydam, M. B., &amp; Ozsandikcioglu, U. (2024). Fuel consumption cost prediction model for ro-ro carriers: A machine learning-based application.</w:t>
+        <w:t xml:space="preserve">Su, M., Lee, H. J., Wang, X., &amp; Bae, S.-H. (2024). Fuel consumption cost prediction model for ro-ro carriers: A machine learning-based application.</w:t>
       </w:r>
       <w:r>
         <w:t xml:space="preserve"> </w:t>
@@ -20017,10 +20011,10 @@
           <w:i/>
           <w:iCs/>
         </w:rPr>
-        <w:t xml:space="preserve">51</w:t>
-      </w:r>
-      <w:r>
-        <w:t xml:space="preserve">(8), 1–18. https://doi.org/10.1080/03088839.2024.2303120</w:t>
+        <w:t xml:space="preserve">52</w:t>
+      </w:r>
+      <w:r>
+        <w:t xml:space="preserve">(2), 229–249. https://doi.org/10.1080/03088839.2024.2303120</w:t>
       </w:r>
     </w:p>
     <w:p>
@@ -20062,7 +20056,7 @@
         <w:pStyle w:val="BodyText"/>
       </w:pPr>
       <w:r>
-        <w:t xml:space="preserve">Garrido Albarracín, G., Sánchez-Pérez, J. M., &amp; Vega-Rodríguez, M. A. (2024). Leveraging machine learning and optimization models for enhanced seaport efficiency.</w:t>
+        <w:t xml:space="preserve">Jahangard, M., Xie, Y., &amp; Feng, Y. (2025). Leveraging machine learning and optimization models for enhanced seaport efficiency.</w:t>
       </w:r>
       <w:r>
         <w:t xml:space="preserve"> </w:t>
@@ -20085,10 +20079,10 @@
           <w:i/>
           <w:iCs/>
         </w:rPr>
-        <w:t xml:space="preserve">26</w:t>
-      </w:r>
-      <w:r>
-        <w:t xml:space="preserve">, 757–785. https://doi.org/10.1057/s41278-024-00309-w</w:t>
+        <w:t xml:space="preserve">27</w:t>
+      </w:r>
+      <w:r>
+        <w:t xml:space="preserve">(4), 710–751. https://doi.org/10.1057/s41278-024-00309-w</w:t>
       </w:r>
     </w:p>
     <w:p>
@@ -20317,7 +20311,7 @@
         <w:pStyle w:val="BodyText"/>
       </w:pPr>
       <w:r>
-        <w:t xml:space="preserve">Shwartz-Ziv, R., &amp; Armon, A. (2022). Tabular data: Deep learning is not all you need.</w:t>
+        <w:t xml:space="preserve">Shafer, G., &amp; Vovk, V. (2008). A tutorial on conformal prediction.</w:t>
       </w:r>
       <w:r>
         <w:t xml:space="preserve"> </w:t>
@@ -20327,7 +20321,7 @@
           <w:i/>
           <w:iCs/>
         </w:rPr>
-        <w:t xml:space="preserve">Information Fusion</w:t>
+        <w:t xml:space="preserve">Journal of Machine Learning Research</w:t>
       </w:r>
       <w:r>
         <w:t xml:space="preserve">,</w:t>
@@ -20340,10 +20334,10 @@
           <w:i/>
           <w:iCs/>
         </w:rPr>
-        <w:t xml:space="preserve">81</w:t>
-      </w:r>
-      <w:r>
-        <w:t xml:space="preserve">, 84–90. https://doi.org/10.1016/j.inffus.2021.11.011</w:t>
+        <w:t xml:space="preserve">9</w:t>
+      </w:r>
+      <w:r>
+        <w:t xml:space="preserve">, 371–421. https://jmlr.csail.mit.edu/papers/volume9/shafer08a/shafer08a.pdf</w:t>
       </w:r>
     </w:p>
     <w:p>
@@ -20351,7 +20345,7 @@
         <w:pStyle w:val="BodyText"/>
       </w:pPr>
       <w:r>
-        <w:t xml:space="preserve">Vovk, V., Gammerman, A., &amp; Shafer, G. (2005).</w:t>
+        <w:t xml:space="preserve">Shwartz-Ziv, R., &amp; Armon, A. (2022). Tabular data: Deep learning is not all you need.</w:t>
       </w:r>
       <w:r>
         <w:t xml:space="preserve"> </w:t>
@@ -20361,10 +20355,23 @@
           <w:i/>
           <w:iCs/>
         </w:rPr>
-        <w:t xml:space="preserve">Algorithmic learning in a random world</w:t>
-      </w:r>
-      <w:r>
-        <w:t xml:space="preserve">. Springer. https://doi.org/10.1007/b106715</w:t>
+        <w:t xml:space="preserve">Information Fusion</w:t>
+      </w:r>
+      <w:r>
+        <w:t xml:space="preserve">,</w:t>
+      </w:r>
+      <w:r>
+        <w:t xml:space="preserve"> </w:t>
+      </w:r>
+      <w:r>
+        <w:rPr>
+          <w:i/>
+          <w:iCs/>
+        </w:rPr>
+        <w:t xml:space="preserve">81</w:t>
+      </w:r>
+      <w:r>
+        <w:t xml:space="preserve">, 84–90. https://doi.org/10.1016/j.inffus.2021.11.011</w:t>
       </w:r>
     </w:p>
     <w:p>
